--- a/presentation/phase_insertion.docx
+++ b/presentation/phase_insertion.docx
@@ -3967,7 +3967,6 @@
         </w:rPr>
         <w:t xml:space="preserve">Les étudiants du niveau trois (03) du cycle ingénieur des travaux informatiques de l'Institut Africain d'Informatique, Représentation du Cameroun, effectuent dans leur cursus académique un stage en entreprise d'une durée de trois (03) mois. Ce stage a pour objectif de mettre en pratique les connaissances théoriques acquises durant la formation et de permettre aux étudiants de s'imprégner des réalités du monde professionnel. Dans le cadre de notre formation, en vue de l'obtention du diplôme d'ingénieur des travaux en informatique, nous avons effectué un stage académique au sein de </w:t>
       </w:r>
-      <w:proofErr w:type="spellStart"/>
       <w:r>
         <w:rPr>
           <w:rFonts w:ascii="Times New Roman" w:hAnsi="Times New Roman" w:cs="Times New Roman"/>
@@ -3976,9 +3975,16 @@
           <w:sz w:val="24"/>
           <w:szCs w:val="24"/>
         </w:rPr>
-        <w:t>Flysoft</w:t>
-      </w:r>
-      <w:proofErr w:type="spellEnd"/>
+        <w:t>Flysoft Engineering</w:t>
+      </w:r>
+      <w:r>
+        <w:rPr>
+          <w:rFonts w:ascii="Times New Roman" w:hAnsi="Times New Roman" w:cs="Times New Roman"/>
+          <w:sz w:val="24"/>
+          <w:szCs w:val="24"/>
+        </w:rPr>
+        <w:t xml:space="preserve"> du 1er juillet au 30 septembre 2026. Ce stage a permis de mettre en pratique les connaissances et les compétences acquises au cours de nos trois années de formation, tout en les consolidant dans un environnement professionnel. À cette occasion, nous avons réalisé un projet intitulé </w:t>
+      </w:r>
       <w:r>
         <w:rPr>
           <w:rFonts w:ascii="Times New Roman" w:hAnsi="Times New Roman" w:cs="Times New Roman"/>
@@ -3987,47 +3993,7 @@
           <w:sz w:val="24"/>
           <w:szCs w:val="24"/>
         </w:rPr>
-        <w:t xml:space="preserve"> Engineering</w:t>
-      </w:r>
-      <w:r>
-        <w:rPr>
-          <w:rFonts w:ascii="Times New Roman" w:hAnsi="Times New Roman" w:cs="Times New Roman"/>
-          <w:sz w:val="24"/>
-          <w:szCs w:val="24"/>
-        </w:rPr>
-        <w:t xml:space="preserve"> du 1er juillet au 30 septembre 2026. Ce stage a permis de mettre en pratique les connaissances et les compétences acquises au cours de nos trois années de formation, tout en les consolidant dans un environnement professionnel. À cette occasion, nous avons réalisé un projet intitulé </w:t>
-      </w:r>
-      <w:r>
-        <w:rPr>
-          <w:rFonts w:ascii="Times New Roman" w:hAnsi="Times New Roman" w:cs="Times New Roman"/>
-          <w:b/>
-          <w:bCs/>
-          <w:sz w:val="24"/>
-          <w:szCs w:val="24"/>
-        </w:rPr>
-        <w:t xml:space="preserve">« Conception et mise en œuvre d'un système de supervision des réseaux informatiques avec alertes : Cas de </w:t>
-      </w:r>
-      <w:proofErr w:type="spellStart"/>
-      <w:r>
-        <w:rPr>
-          <w:rFonts w:ascii="Times New Roman" w:hAnsi="Times New Roman" w:cs="Times New Roman"/>
-          <w:b/>
-          <w:bCs/>
-          <w:sz w:val="24"/>
-          <w:szCs w:val="24"/>
-        </w:rPr>
-        <w:t>Flysoft</w:t>
-      </w:r>
-      <w:proofErr w:type="spellEnd"/>
-      <w:r>
-        <w:rPr>
-          <w:rFonts w:ascii="Times New Roman" w:hAnsi="Times New Roman" w:cs="Times New Roman"/>
-          <w:b/>
-          <w:bCs/>
-          <w:sz w:val="24"/>
-          <w:szCs w:val="24"/>
-        </w:rPr>
-        <w:t xml:space="preserve"> Engineering »</w:t>
+        <w:t>« Conception et mise en œuvre d'un système de supervision des réseaux informatiques avec alertes : Cas de Flysoft Engineering »</w:t>
       </w:r>
       <w:r>
         <w:rPr>
@@ -4397,9 +4363,8 @@
           <w:szCs w:val="24"/>
           <w:lang w:eastAsia="fr-FR"/>
         </w:rPr>
-        <w:t>Third-</w:t>
-      </w:r>
-      <w:proofErr w:type="spellStart"/>
+        <w:t>Third-year students in the Computer Engineering Technology program at the African Institute of Computer Science (IAI), Cameroon Branch, are required to complete a three (03)-month industrial internship as part of their academic curriculum. The purpose of this internship is to enable students to apply the theoretical knowledge acquired during their studies and to gain practical experience in a professional environment.</w:t>
+      </w:r>
       <w:r>
         <w:rPr>
           <w:rFonts w:ascii="Times New Roman" w:eastAsia="Times New Roman" w:hAnsi="Times New Roman" w:cs="Times New Roman"/>
@@ -4407,9 +4372,8 @@
           <w:szCs w:val="24"/>
           <w:lang w:eastAsia="fr-FR"/>
         </w:rPr>
-        <w:t>year</w:t>
-      </w:r>
-      <w:proofErr w:type="spellEnd"/>
+        <w:t xml:space="preserve"> </w:t>
+      </w:r>
       <w:r>
         <w:rPr>
           <w:rFonts w:ascii="Times New Roman" w:eastAsia="Times New Roman" w:hAnsi="Times New Roman" w:cs="Times New Roman"/>
@@ -4417,9 +4381,17 @@
           <w:szCs w:val="24"/>
           <w:lang w:eastAsia="fr-FR"/>
         </w:rPr>
+        <w:t>As part of our training and in fulfillment of the requirements for obtaining the Bachelor's Degree in Computer Engineering Technology, we completed an academic internship at Flysoft Engineering from July 1 to September 30, 2026. This internship enabled us to apply and strengthen the knowledge and skills acquired throughout our three years of study in a real-world professional setting.</w:t>
+      </w:r>
+      <w:r>
+        <w:rPr>
+          <w:rFonts w:ascii="Times New Roman" w:eastAsia="Times New Roman" w:hAnsi="Times New Roman" w:cs="Times New Roman"/>
+          <w:sz w:val="24"/>
+          <w:szCs w:val="24"/>
+          <w:lang w:eastAsia="fr-FR"/>
+        </w:rPr>
         <w:t xml:space="preserve"> </w:t>
       </w:r>
-      <w:proofErr w:type="spellStart"/>
       <w:r>
         <w:rPr>
           <w:rFonts w:ascii="Times New Roman" w:eastAsia="Times New Roman" w:hAnsi="Times New Roman" w:cs="Times New Roman"/>
@@ -4427,1224 +4399,7 @@
           <w:szCs w:val="24"/>
           <w:lang w:eastAsia="fr-FR"/>
         </w:rPr>
-        <w:t>students</w:t>
-      </w:r>
-      <w:proofErr w:type="spellEnd"/>
-      <w:r>
-        <w:rPr>
-          <w:rFonts w:ascii="Times New Roman" w:eastAsia="Times New Roman" w:hAnsi="Times New Roman" w:cs="Times New Roman"/>
-          <w:sz w:val="24"/>
-          <w:szCs w:val="24"/>
-          <w:lang w:eastAsia="fr-FR"/>
-        </w:rPr>
-        <w:t xml:space="preserve"> in the Computer Engineering </w:t>
-      </w:r>
-      <w:proofErr w:type="spellStart"/>
-      <w:r>
-        <w:rPr>
-          <w:rFonts w:ascii="Times New Roman" w:eastAsia="Times New Roman" w:hAnsi="Times New Roman" w:cs="Times New Roman"/>
-          <w:sz w:val="24"/>
-          <w:szCs w:val="24"/>
-          <w:lang w:eastAsia="fr-FR"/>
-        </w:rPr>
-        <w:t>Technology</w:t>
-      </w:r>
-      <w:proofErr w:type="spellEnd"/>
-      <w:r>
-        <w:rPr>
-          <w:rFonts w:ascii="Times New Roman" w:eastAsia="Times New Roman" w:hAnsi="Times New Roman" w:cs="Times New Roman"/>
-          <w:sz w:val="24"/>
-          <w:szCs w:val="24"/>
-          <w:lang w:eastAsia="fr-FR"/>
-        </w:rPr>
-        <w:t xml:space="preserve"> program at the </w:t>
-      </w:r>
-      <w:proofErr w:type="spellStart"/>
-      <w:r>
-        <w:rPr>
-          <w:rFonts w:ascii="Times New Roman" w:eastAsia="Times New Roman" w:hAnsi="Times New Roman" w:cs="Times New Roman"/>
-          <w:sz w:val="24"/>
-          <w:szCs w:val="24"/>
-          <w:lang w:eastAsia="fr-FR"/>
-        </w:rPr>
-        <w:t>African</w:t>
-      </w:r>
-      <w:proofErr w:type="spellEnd"/>
-      <w:r>
-        <w:rPr>
-          <w:rFonts w:ascii="Times New Roman" w:eastAsia="Times New Roman" w:hAnsi="Times New Roman" w:cs="Times New Roman"/>
-          <w:sz w:val="24"/>
-          <w:szCs w:val="24"/>
-          <w:lang w:eastAsia="fr-FR"/>
-        </w:rPr>
-        <w:t xml:space="preserve"> Institute of Computer Science (IAI), </w:t>
-      </w:r>
-      <w:proofErr w:type="spellStart"/>
-      <w:r>
-        <w:rPr>
-          <w:rFonts w:ascii="Times New Roman" w:eastAsia="Times New Roman" w:hAnsi="Times New Roman" w:cs="Times New Roman"/>
-          <w:sz w:val="24"/>
-          <w:szCs w:val="24"/>
-          <w:lang w:eastAsia="fr-FR"/>
-        </w:rPr>
-        <w:t>Cameroon</w:t>
-      </w:r>
-      <w:proofErr w:type="spellEnd"/>
-      <w:r>
-        <w:rPr>
-          <w:rFonts w:ascii="Times New Roman" w:eastAsia="Times New Roman" w:hAnsi="Times New Roman" w:cs="Times New Roman"/>
-          <w:sz w:val="24"/>
-          <w:szCs w:val="24"/>
-          <w:lang w:eastAsia="fr-FR"/>
-        </w:rPr>
-        <w:t xml:space="preserve"> Branch, are </w:t>
-      </w:r>
-      <w:proofErr w:type="spellStart"/>
-      <w:r>
-        <w:rPr>
-          <w:rFonts w:ascii="Times New Roman" w:eastAsia="Times New Roman" w:hAnsi="Times New Roman" w:cs="Times New Roman"/>
-          <w:sz w:val="24"/>
-          <w:szCs w:val="24"/>
-          <w:lang w:eastAsia="fr-FR"/>
-        </w:rPr>
-        <w:t>required</w:t>
-      </w:r>
-      <w:proofErr w:type="spellEnd"/>
-      <w:r>
-        <w:rPr>
-          <w:rFonts w:ascii="Times New Roman" w:eastAsia="Times New Roman" w:hAnsi="Times New Roman" w:cs="Times New Roman"/>
-          <w:sz w:val="24"/>
-          <w:szCs w:val="24"/>
-          <w:lang w:eastAsia="fr-FR"/>
-        </w:rPr>
-        <w:t xml:space="preserve"> to </w:t>
-      </w:r>
-      <w:proofErr w:type="spellStart"/>
-      <w:r>
-        <w:rPr>
-          <w:rFonts w:ascii="Times New Roman" w:eastAsia="Times New Roman" w:hAnsi="Times New Roman" w:cs="Times New Roman"/>
-          <w:sz w:val="24"/>
-          <w:szCs w:val="24"/>
-          <w:lang w:eastAsia="fr-FR"/>
-        </w:rPr>
-        <w:t>complete</w:t>
-      </w:r>
-      <w:proofErr w:type="spellEnd"/>
-      <w:r>
-        <w:rPr>
-          <w:rFonts w:ascii="Times New Roman" w:eastAsia="Times New Roman" w:hAnsi="Times New Roman" w:cs="Times New Roman"/>
-          <w:sz w:val="24"/>
-          <w:szCs w:val="24"/>
-          <w:lang w:eastAsia="fr-FR"/>
-        </w:rPr>
-        <w:t xml:space="preserve"> a </w:t>
-      </w:r>
-      <w:proofErr w:type="spellStart"/>
-      <w:r>
-        <w:rPr>
-          <w:rFonts w:ascii="Times New Roman" w:eastAsia="Times New Roman" w:hAnsi="Times New Roman" w:cs="Times New Roman"/>
-          <w:sz w:val="24"/>
-          <w:szCs w:val="24"/>
-          <w:lang w:eastAsia="fr-FR"/>
-        </w:rPr>
-        <w:t>three</w:t>
-      </w:r>
-      <w:proofErr w:type="spellEnd"/>
-      <w:r>
-        <w:rPr>
-          <w:rFonts w:ascii="Times New Roman" w:eastAsia="Times New Roman" w:hAnsi="Times New Roman" w:cs="Times New Roman"/>
-          <w:sz w:val="24"/>
-          <w:szCs w:val="24"/>
-          <w:lang w:eastAsia="fr-FR"/>
-        </w:rPr>
-        <w:t xml:space="preserve"> (</w:t>
-      </w:r>
-      <w:proofErr w:type="gramStart"/>
-      <w:r>
-        <w:rPr>
-          <w:rFonts w:ascii="Times New Roman" w:eastAsia="Times New Roman" w:hAnsi="Times New Roman" w:cs="Times New Roman"/>
-          <w:sz w:val="24"/>
-          <w:szCs w:val="24"/>
-          <w:lang w:eastAsia="fr-FR"/>
-        </w:rPr>
-        <w:t>03)-</w:t>
-      </w:r>
-      <w:proofErr w:type="spellStart"/>
-      <w:proofErr w:type="gramEnd"/>
-      <w:r>
-        <w:rPr>
-          <w:rFonts w:ascii="Times New Roman" w:eastAsia="Times New Roman" w:hAnsi="Times New Roman" w:cs="Times New Roman"/>
-          <w:sz w:val="24"/>
-          <w:szCs w:val="24"/>
-          <w:lang w:eastAsia="fr-FR"/>
-        </w:rPr>
-        <w:t>month</w:t>
-      </w:r>
-      <w:proofErr w:type="spellEnd"/>
-      <w:r>
-        <w:rPr>
-          <w:rFonts w:ascii="Times New Roman" w:eastAsia="Times New Roman" w:hAnsi="Times New Roman" w:cs="Times New Roman"/>
-          <w:sz w:val="24"/>
-          <w:szCs w:val="24"/>
-          <w:lang w:eastAsia="fr-FR"/>
-        </w:rPr>
-        <w:t xml:space="preserve"> </w:t>
-      </w:r>
-      <w:proofErr w:type="spellStart"/>
-      <w:r>
-        <w:rPr>
-          <w:rFonts w:ascii="Times New Roman" w:eastAsia="Times New Roman" w:hAnsi="Times New Roman" w:cs="Times New Roman"/>
-          <w:sz w:val="24"/>
-          <w:szCs w:val="24"/>
-          <w:lang w:eastAsia="fr-FR"/>
-        </w:rPr>
-        <w:t>industrial</w:t>
-      </w:r>
-      <w:proofErr w:type="spellEnd"/>
-      <w:r>
-        <w:rPr>
-          <w:rFonts w:ascii="Times New Roman" w:eastAsia="Times New Roman" w:hAnsi="Times New Roman" w:cs="Times New Roman"/>
-          <w:sz w:val="24"/>
-          <w:szCs w:val="24"/>
-          <w:lang w:eastAsia="fr-FR"/>
-        </w:rPr>
-        <w:t xml:space="preserve"> </w:t>
-      </w:r>
-      <w:proofErr w:type="spellStart"/>
-      <w:r>
-        <w:rPr>
-          <w:rFonts w:ascii="Times New Roman" w:eastAsia="Times New Roman" w:hAnsi="Times New Roman" w:cs="Times New Roman"/>
-          <w:sz w:val="24"/>
-          <w:szCs w:val="24"/>
-          <w:lang w:eastAsia="fr-FR"/>
-        </w:rPr>
-        <w:t>internship</w:t>
-      </w:r>
-      <w:proofErr w:type="spellEnd"/>
-      <w:r>
-        <w:rPr>
-          <w:rFonts w:ascii="Times New Roman" w:eastAsia="Times New Roman" w:hAnsi="Times New Roman" w:cs="Times New Roman"/>
-          <w:sz w:val="24"/>
-          <w:szCs w:val="24"/>
-          <w:lang w:eastAsia="fr-FR"/>
-        </w:rPr>
-        <w:t xml:space="preserve"> as part of </w:t>
-      </w:r>
-      <w:proofErr w:type="spellStart"/>
-      <w:r>
-        <w:rPr>
-          <w:rFonts w:ascii="Times New Roman" w:eastAsia="Times New Roman" w:hAnsi="Times New Roman" w:cs="Times New Roman"/>
-          <w:sz w:val="24"/>
-          <w:szCs w:val="24"/>
-          <w:lang w:eastAsia="fr-FR"/>
-        </w:rPr>
-        <w:t>their</w:t>
-      </w:r>
-      <w:proofErr w:type="spellEnd"/>
-      <w:r>
-        <w:rPr>
-          <w:rFonts w:ascii="Times New Roman" w:eastAsia="Times New Roman" w:hAnsi="Times New Roman" w:cs="Times New Roman"/>
-          <w:sz w:val="24"/>
-          <w:szCs w:val="24"/>
-          <w:lang w:eastAsia="fr-FR"/>
-        </w:rPr>
-        <w:t xml:space="preserve"> </w:t>
-      </w:r>
-      <w:proofErr w:type="spellStart"/>
-      <w:r>
-        <w:rPr>
-          <w:rFonts w:ascii="Times New Roman" w:eastAsia="Times New Roman" w:hAnsi="Times New Roman" w:cs="Times New Roman"/>
-          <w:sz w:val="24"/>
-          <w:szCs w:val="24"/>
-          <w:lang w:eastAsia="fr-FR"/>
-        </w:rPr>
-        <w:t>academic</w:t>
-      </w:r>
-      <w:proofErr w:type="spellEnd"/>
-      <w:r>
-        <w:rPr>
-          <w:rFonts w:ascii="Times New Roman" w:eastAsia="Times New Roman" w:hAnsi="Times New Roman" w:cs="Times New Roman"/>
-          <w:sz w:val="24"/>
-          <w:szCs w:val="24"/>
-          <w:lang w:eastAsia="fr-FR"/>
-        </w:rPr>
-        <w:t xml:space="preserve"> curriculum. The </w:t>
-      </w:r>
-      <w:proofErr w:type="spellStart"/>
-      <w:r>
-        <w:rPr>
-          <w:rFonts w:ascii="Times New Roman" w:eastAsia="Times New Roman" w:hAnsi="Times New Roman" w:cs="Times New Roman"/>
-          <w:sz w:val="24"/>
-          <w:szCs w:val="24"/>
-          <w:lang w:eastAsia="fr-FR"/>
-        </w:rPr>
-        <w:t>purpose</w:t>
-      </w:r>
-      <w:proofErr w:type="spellEnd"/>
-      <w:r>
-        <w:rPr>
-          <w:rFonts w:ascii="Times New Roman" w:eastAsia="Times New Roman" w:hAnsi="Times New Roman" w:cs="Times New Roman"/>
-          <w:sz w:val="24"/>
-          <w:szCs w:val="24"/>
-          <w:lang w:eastAsia="fr-FR"/>
-        </w:rPr>
-        <w:t xml:space="preserve"> of </w:t>
-      </w:r>
-      <w:proofErr w:type="spellStart"/>
-      <w:r>
-        <w:rPr>
-          <w:rFonts w:ascii="Times New Roman" w:eastAsia="Times New Roman" w:hAnsi="Times New Roman" w:cs="Times New Roman"/>
-          <w:sz w:val="24"/>
-          <w:szCs w:val="24"/>
-          <w:lang w:eastAsia="fr-FR"/>
-        </w:rPr>
-        <w:t>this</w:t>
-      </w:r>
-      <w:proofErr w:type="spellEnd"/>
-      <w:r>
-        <w:rPr>
-          <w:rFonts w:ascii="Times New Roman" w:eastAsia="Times New Roman" w:hAnsi="Times New Roman" w:cs="Times New Roman"/>
-          <w:sz w:val="24"/>
-          <w:szCs w:val="24"/>
-          <w:lang w:eastAsia="fr-FR"/>
-        </w:rPr>
-        <w:t xml:space="preserve"> </w:t>
-      </w:r>
-      <w:proofErr w:type="spellStart"/>
-      <w:r>
-        <w:rPr>
-          <w:rFonts w:ascii="Times New Roman" w:eastAsia="Times New Roman" w:hAnsi="Times New Roman" w:cs="Times New Roman"/>
-          <w:sz w:val="24"/>
-          <w:szCs w:val="24"/>
-          <w:lang w:eastAsia="fr-FR"/>
-        </w:rPr>
-        <w:t>internship</w:t>
-      </w:r>
-      <w:proofErr w:type="spellEnd"/>
-      <w:r>
-        <w:rPr>
-          <w:rFonts w:ascii="Times New Roman" w:eastAsia="Times New Roman" w:hAnsi="Times New Roman" w:cs="Times New Roman"/>
-          <w:sz w:val="24"/>
-          <w:szCs w:val="24"/>
-          <w:lang w:eastAsia="fr-FR"/>
-        </w:rPr>
-        <w:t xml:space="preserve"> </w:t>
-      </w:r>
-      <w:proofErr w:type="spellStart"/>
-      <w:r>
-        <w:rPr>
-          <w:rFonts w:ascii="Times New Roman" w:eastAsia="Times New Roman" w:hAnsi="Times New Roman" w:cs="Times New Roman"/>
-          <w:sz w:val="24"/>
-          <w:szCs w:val="24"/>
-          <w:lang w:eastAsia="fr-FR"/>
-        </w:rPr>
-        <w:t>is</w:t>
-      </w:r>
-      <w:proofErr w:type="spellEnd"/>
-      <w:r>
-        <w:rPr>
-          <w:rFonts w:ascii="Times New Roman" w:eastAsia="Times New Roman" w:hAnsi="Times New Roman" w:cs="Times New Roman"/>
-          <w:sz w:val="24"/>
-          <w:szCs w:val="24"/>
-          <w:lang w:eastAsia="fr-FR"/>
-        </w:rPr>
-        <w:t xml:space="preserve"> to enable </w:t>
-      </w:r>
-      <w:proofErr w:type="spellStart"/>
-      <w:r>
-        <w:rPr>
-          <w:rFonts w:ascii="Times New Roman" w:eastAsia="Times New Roman" w:hAnsi="Times New Roman" w:cs="Times New Roman"/>
-          <w:sz w:val="24"/>
-          <w:szCs w:val="24"/>
-          <w:lang w:eastAsia="fr-FR"/>
-        </w:rPr>
-        <w:t>students</w:t>
-      </w:r>
-      <w:proofErr w:type="spellEnd"/>
-      <w:r>
-        <w:rPr>
-          <w:rFonts w:ascii="Times New Roman" w:eastAsia="Times New Roman" w:hAnsi="Times New Roman" w:cs="Times New Roman"/>
-          <w:sz w:val="24"/>
-          <w:szCs w:val="24"/>
-          <w:lang w:eastAsia="fr-FR"/>
-        </w:rPr>
-        <w:t xml:space="preserve"> to </w:t>
-      </w:r>
-      <w:proofErr w:type="spellStart"/>
-      <w:r>
-        <w:rPr>
-          <w:rFonts w:ascii="Times New Roman" w:eastAsia="Times New Roman" w:hAnsi="Times New Roman" w:cs="Times New Roman"/>
-          <w:sz w:val="24"/>
-          <w:szCs w:val="24"/>
-          <w:lang w:eastAsia="fr-FR"/>
-        </w:rPr>
-        <w:t>apply</w:t>
-      </w:r>
-      <w:proofErr w:type="spellEnd"/>
-      <w:r>
-        <w:rPr>
-          <w:rFonts w:ascii="Times New Roman" w:eastAsia="Times New Roman" w:hAnsi="Times New Roman" w:cs="Times New Roman"/>
-          <w:sz w:val="24"/>
-          <w:szCs w:val="24"/>
-          <w:lang w:eastAsia="fr-FR"/>
-        </w:rPr>
-        <w:t xml:space="preserve"> the </w:t>
-      </w:r>
-      <w:proofErr w:type="spellStart"/>
-      <w:r>
-        <w:rPr>
-          <w:rFonts w:ascii="Times New Roman" w:eastAsia="Times New Roman" w:hAnsi="Times New Roman" w:cs="Times New Roman"/>
-          <w:sz w:val="24"/>
-          <w:szCs w:val="24"/>
-          <w:lang w:eastAsia="fr-FR"/>
-        </w:rPr>
-        <w:t>theoretical</w:t>
-      </w:r>
-      <w:proofErr w:type="spellEnd"/>
-      <w:r>
-        <w:rPr>
-          <w:rFonts w:ascii="Times New Roman" w:eastAsia="Times New Roman" w:hAnsi="Times New Roman" w:cs="Times New Roman"/>
-          <w:sz w:val="24"/>
-          <w:szCs w:val="24"/>
-          <w:lang w:eastAsia="fr-FR"/>
-        </w:rPr>
-        <w:t xml:space="preserve"> </w:t>
-      </w:r>
-      <w:proofErr w:type="spellStart"/>
-      <w:r>
-        <w:rPr>
-          <w:rFonts w:ascii="Times New Roman" w:eastAsia="Times New Roman" w:hAnsi="Times New Roman" w:cs="Times New Roman"/>
-          <w:sz w:val="24"/>
-          <w:szCs w:val="24"/>
-          <w:lang w:eastAsia="fr-FR"/>
-        </w:rPr>
-        <w:t>knowledge</w:t>
-      </w:r>
-      <w:proofErr w:type="spellEnd"/>
-      <w:r>
-        <w:rPr>
-          <w:rFonts w:ascii="Times New Roman" w:eastAsia="Times New Roman" w:hAnsi="Times New Roman" w:cs="Times New Roman"/>
-          <w:sz w:val="24"/>
-          <w:szCs w:val="24"/>
-          <w:lang w:eastAsia="fr-FR"/>
-        </w:rPr>
-        <w:t xml:space="preserve"> </w:t>
-      </w:r>
-      <w:proofErr w:type="spellStart"/>
-      <w:r>
-        <w:rPr>
-          <w:rFonts w:ascii="Times New Roman" w:eastAsia="Times New Roman" w:hAnsi="Times New Roman" w:cs="Times New Roman"/>
-          <w:sz w:val="24"/>
-          <w:szCs w:val="24"/>
-          <w:lang w:eastAsia="fr-FR"/>
-        </w:rPr>
-        <w:t>acquired</w:t>
-      </w:r>
-      <w:proofErr w:type="spellEnd"/>
-      <w:r>
-        <w:rPr>
-          <w:rFonts w:ascii="Times New Roman" w:eastAsia="Times New Roman" w:hAnsi="Times New Roman" w:cs="Times New Roman"/>
-          <w:sz w:val="24"/>
-          <w:szCs w:val="24"/>
-          <w:lang w:eastAsia="fr-FR"/>
-        </w:rPr>
-        <w:t xml:space="preserve"> </w:t>
-      </w:r>
-      <w:proofErr w:type="spellStart"/>
-      <w:r>
-        <w:rPr>
-          <w:rFonts w:ascii="Times New Roman" w:eastAsia="Times New Roman" w:hAnsi="Times New Roman" w:cs="Times New Roman"/>
-          <w:sz w:val="24"/>
-          <w:szCs w:val="24"/>
-          <w:lang w:eastAsia="fr-FR"/>
-        </w:rPr>
-        <w:t>during</w:t>
-      </w:r>
-      <w:proofErr w:type="spellEnd"/>
-      <w:r>
-        <w:rPr>
-          <w:rFonts w:ascii="Times New Roman" w:eastAsia="Times New Roman" w:hAnsi="Times New Roman" w:cs="Times New Roman"/>
-          <w:sz w:val="24"/>
-          <w:szCs w:val="24"/>
-          <w:lang w:eastAsia="fr-FR"/>
-        </w:rPr>
-        <w:t xml:space="preserve"> </w:t>
-      </w:r>
-      <w:proofErr w:type="spellStart"/>
-      <w:r>
-        <w:rPr>
-          <w:rFonts w:ascii="Times New Roman" w:eastAsia="Times New Roman" w:hAnsi="Times New Roman" w:cs="Times New Roman"/>
-          <w:sz w:val="24"/>
-          <w:szCs w:val="24"/>
-          <w:lang w:eastAsia="fr-FR"/>
-        </w:rPr>
-        <w:t>their</w:t>
-      </w:r>
-      <w:proofErr w:type="spellEnd"/>
-      <w:r>
-        <w:rPr>
-          <w:rFonts w:ascii="Times New Roman" w:eastAsia="Times New Roman" w:hAnsi="Times New Roman" w:cs="Times New Roman"/>
-          <w:sz w:val="24"/>
-          <w:szCs w:val="24"/>
-          <w:lang w:eastAsia="fr-FR"/>
-        </w:rPr>
-        <w:t xml:space="preserve"> </w:t>
-      </w:r>
-      <w:proofErr w:type="spellStart"/>
-      <w:r>
-        <w:rPr>
-          <w:rFonts w:ascii="Times New Roman" w:eastAsia="Times New Roman" w:hAnsi="Times New Roman" w:cs="Times New Roman"/>
-          <w:sz w:val="24"/>
-          <w:szCs w:val="24"/>
-          <w:lang w:eastAsia="fr-FR"/>
-        </w:rPr>
-        <w:t>studies</w:t>
-      </w:r>
-      <w:proofErr w:type="spellEnd"/>
-      <w:r>
-        <w:rPr>
-          <w:rFonts w:ascii="Times New Roman" w:eastAsia="Times New Roman" w:hAnsi="Times New Roman" w:cs="Times New Roman"/>
-          <w:sz w:val="24"/>
-          <w:szCs w:val="24"/>
-          <w:lang w:eastAsia="fr-FR"/>
-        </w:rPr>
-        <w:t xml:space="preserve"> and to gain </w:t>
-      </w:r>
-      <w:proofErr w:type="spellStart"/>
-      <w:r>
-        <w:rPr>
-          <w:rFonts w:ascii="Times New Roman" w:eastAsia="Times New Roman" w:hAnsi="Times New Roman" w:cs="Times New Roman"/>
-          <w:sz w:val="24"/>
-          <w:szCs w:val="24"/>
-          <w:lang w:eastAsia="fr-FR"/>
-        </w:rPr>
-        <w:t>practical</w:t>
-      </w:r>
-      <w:proofErr w:type="spellEnd"/>
-      <w:r>
-        <w:rPr>
-          <w:rFonts w:ascii="Times New Roman" w:eastAsia="Times New Roman" w:hAnsi="Times New Roman" w:cs="Times New Roman"/>
-          <w:sz w:val="24"/>
-          <w:szCs w:val="24"/>
-          <w:lang w:eastAsia="fr-FR"/>
-        </w:rPr>
-        <w:t xml:space="preserve"> </w:t>
-      </w:r>
-      <w:proofErr w:type="spellStart"/>
-      <w:r>
-        <w:rPr>
-          <w:rFonts w:ascii="Times New Roman" w:eastAsia="Times New Roman" w:hAnsi="Times New Roman" w:cs="Times New Roman"/>
-          <w:sz w:val="24"/>
-          <w:szCs w:val="24"/>
-          <w:lang w:eastAsia="fr-FR"/>
-        </w:rPr>
-        <w:t>experience</w:t>
-      </w:r>
-      <w:proofErr w:type="spellEnd"/>
-      <w:r>
-        <w:rPr>
-          <w:rFonts w:ascii="Times New Roman" w:eastAsia="Times New Roman" w:hAnsi="Times New Roman" w:cs="Times New Roman"/>
-          <w:sz w:val="24"/>
-          <w:szCs w:val="24"/>
-          <w:lang w:eastAsia="fr-FR"/>
-        </w:rPr>
-        <w:t xml:space="preserve"> in a </w:t>
-      </w:r>
-      <w:proofErr w:type="spellStart"/>
-      <w:r>
-        <w:rPr>
-          <w:rFonts w:ascii="Times New Roman" w:eastAsia="Times New Roman" w:hAnsi="Times New Roman" w:cs="Times New Roman"/>
-          <w:sz w:val="24"/>
-          <w:szCs w:val="24"/>
-          <w:lang w:eastAsia="fr-FR"/>
-        </w:rPr>
-        <w:t>professional</w:t>
-      </w:r>
-      <w:proofErr w:type="spellEnd"/>
-      <w:r>
-        <w:rPr>
-          <w:rFonts w:ascii="Times New Roman" w:eastAsia="Times New Roman" w:hAnsi="Times New Roman" w:cs="Times New Roman"/>
-          <w:sz w:val="24"/>
-          <w:szCs w:val="24"/>
-          <w:lang w:eastAsia="fr-FR"/>
-        </w:rPr>
-        <w:t xml:space="preserve"> </w:t>
-      </w:r>
-      <w:proofErr w:type="spellStart"/>
-      <w:r>
-        <w:rPr>
-          <w:rFonts w:ascii="Times New Roman" w:eastAsia="Times New Roman" w:hAnsi="Times New Roman" w:cs="Times New Roman"/>
-          <w:sz w:val="24"/>
-          <w:szCs w:val="24"/>
-          <w:lang w:eastAsia="fr-FR"/>
-        </w:rPr>
-        <w:t>environment</w:t>
-      </w:r>
-      <w:proofErr w:type="spellEnd"/>
-      <w:r>
-        <w:rPr>
-          <w:rFonts w:ascii="Times New Roman" w:eastAsia="Times New Roman" w:hAnsi="Times New Roman" w:cs="Times New Roman"/>
-          <w:sz w:val="24"/>
-          <w:szCs w:val="24"/>
-          <w:lang w:eastAsia="fr-FR"/>
-        </w:rPr>
-        <w:t>.</w:t>
-      </w:r>
-      <w:r>
-        <w:rPr>
-          <w:rFonts w:ascii="Times New Roman" w:eastAsia="Times New Roman" w:hAnsi="Times New Roman" w:cs="Times New Roman"/>
-          <w:sz w:val="24"/>
-          <w:szCs w:val="24"/>
-          <w:lang w:eastAsia="fr-FR"/>
-        </w:rPr>
-        <w:t xml:space="preserve"> </w:t>
-      </w:r>
-      <w:r>
-        <w:rPr>
-          <w:rFonts w:ascii="Times New Roman" w:eastAsia="Times New Roman" w:hAnsi="Times New Roman" w:cs="Times New Roman"/>
-          <w:sz w:val="24"/>
-          <w:szCs w:val="24"/>
-          <w:lang w:eastAsia="fr-FR"/>
-        </w:rPr>
-        <w:t xml:space="preserve">As part of </w:t>
-      </w:r>
-      <w:proofErr w:type="spellStart"/>
-      <w:r>
-        <w:rPr>
-          <w:rFonts w:ascii="Times New Roman" w:eastAsia="Times New Roman" w:hAnsi="Times New Roman" w:cs="Times New Roman"/>
-          <w:sz w:val="24"/>
-          <w:szCs w:val="24"/>
-          <w:lang w:eastAsia="fr-FR"/>
-        </w:rPr>
-        <w:t>our</w:t>
-      </w:r>
-      <w:proofErr w:type="spellEnd"/>
-      <w:r>
-        <w:rPr>
-          <w:rFonts w:ascii="Times New Roman" w:eastAsia="Times New Roman" w:hAnsi="Times New Roman" w:cs="Times New Roman"/>
-          <w:sz w:val="24"/>
-          <w:szCs w:val="24"/>
-          <w:lang w:eastAsia="fr-FR"/>
-        </w:rPr>
-        <w:t xml:space="preserve"> training and in </w:t>
-      </w:r>
-      <w:proofErr w:type="spellStart"/>
-      <w:r>
-        <w:rPr>
-          <w:rFonts w:ascii="Times New Roman" w:eastAsia="Times New Roman" w:hAnsi="Times New Roman" w:cs="Times New Roman"/>
-          <w:sz w:val="24"/>
-          <w:szCs w:val="24"/>
-          <w:lang w:eastAsia="fr-FR"/>
-        </w:rPr>
-        <w:t>fulfillment</w:t>
-      </w:r>
-      <w:proofErr w:type="spellEnd"/>
-      <w:r>
-        <w:rPr>
-          <w:rFonts w:ascii="Times New Roman" w:eastAsia="Times New Roman" w:hAnsi="Times New Roman" w:cs="Times New Roman"/>
-          <w:sz w:val="24"/>
-          <w:szCs w:val="24"/>
-          <w:lang w:eastAsia="fr-FR"/>
-        </w:rPr>
-        <w:t xml:space="preserve"> of the </w:t>
-      </w:r>
-      <w:proofErr w:type="spellStart"/>
-      <w:r>
-        <w:rPr>
-          <w:rFonts w:ascii="Times New Roman" w:eastAsia="Times New Roman" w:hAnsi="Times New Roman" w:cs="Times New Roman"/>
-          <w:sz w:val="24"/>
-          <w:szCs w:val="24"/>
-          <w:lang w:eastAsia="fr-FR"/>
-        </w:rPr>
-        <w:t>requirements</w:t>
-      </w:r>
-      <w:proofErr w:type="spellEnd"/>
-      <w:r>
-        <w:rPr>
-          <w:rFonts w:ascii="Times New Roman" w:eastAsia="Times New Roman" w:hAnsi="Times New Roman" w:cs="Times New Roman"/>
-          <w:sz w:val="24"/>
-          <w:szCs w:val="24"/>
-          <w:lang w:eastAsia="fr-FR"/>
-        </w:rPr>
-        <w:t xml:space="preserve"> for </w:t>
-      </w:r>
-      <w:proofErr w:type="spellStart"/>
-      <w:r>
-        <w:rPr>
-          <w:rFonts w:ascii="Times New Roman" w:eastAsia="Times New Roman" w:hAnsi="Times New Roman" w:cs="Times New Roman"/>
-          <w:sz w:val="24"/>
-          <w:szCs w:val="24"/>
-          <w:lang w:eastAsia="fr-FR"/>
-        </w:rPr>
-        <w:t>obtaining</w:t>
-      </w:r>
-      <w:proofErr w:type="spellEnd"/>
-      <w:r>
-        <w:rPr>
-          <w:rFonts w:ascii="Times New Roman" w:eastAsia="Times New Roman" w:hAnsi="Times New Roman" w:cs="Times New Roman"/>
-          <w:sz w:val="24"/>
-          <w:szCs w:val="24"/>
-          <w:lang w:eastAsia="fr-FR"/>
-        </w:rPr>
-        <w:t xml:space="preserve"> the </w:t>
-      </w:r>
-      <w:proofErr w:type="spellStart"/>
-      <w:r>
-        <w:rPr>
-          <w:rFonts w:ascii="Times New Roman" w:eastAsia="Times New Roman" w:hAnsi="Times New Roman" w:cs="Times New Roman"/>
-          <w:sz w:val="24"/>
-          <w:szCs w:val="24"/>
-          <w:lang w:eastAsia="fr-FR"/>
-        </w:rPr>
-        <w:t>Bachelor's</w:t>
-      </w:r>
-      <w:proofErr w:type="spellEnd"/>
-      <w:r>
-        <w:rPr>
-          <w:rFonts w:ascii="Times New Roman" w:eastAsia="Times New Roman" w:hAnsi="Times New Roman" w:cs="Times New Roman"/>
-          <w:sz w:val="24"/>
-          <w:szCs w:val="24"/>
-          <w:lang w:eastAsia="fr-FR"/>
-        </w:rPr>
-        <w:t xml:space="preserve"> Degree in Computer Engineering </w:t>
-      </w:r>
-      <w:proofErr w:type="spellStart"/>
-      <w:r>
-        <w:rPr>
-          <w:rFonts w:ascii="Times New Roman" w:eastAsia="Times New Roman" w:hAnsi="Times New Roman" w:cs="Times New Roman"/>
-          <w:sz w:val="24"/>
-          <w:szCs w:val="24"/>
-          <w:lang w:eastAsia="fr-FR"/>
-        </w:rPr>
-        <w:t>Technology</w:t>
-      </w:r>
-      <w:proofErr w:type="spellEnd"/>
-      <w:r>
-        <w:rPr>
-          <w:rFonts w:ascii="Times New Roman" w:eastAsia="Times New Roman" w:hAnsi="Times New Roman" w:cs="Times New Roman"/>
-          <w:sz w:val="24"/>
-          <w:szCs w:val="24"/>
-          <w:lang w:eastAsia="fr-FR"/>
-        </w:rPr>
-        <w:t xml:space="preserve">, </w:t>
-      </w:r>
-      <w:proofErr w:type="spellStart"/>
-      <w:r>
-        <w:rPr>
-          <w:rFonts w:ascii="Times New Roman" w:eastAsia="Times New Roman" w:hAnsi="Times New Roman" w:cs="Times New Roman"/>
-          <w:sz w:val="24"/>
-          <w:szCs w:val="24"/>
-          <w:lang w:eastAsia="fr-FR"/>
-        </w:rPr>
-        <w:t>we</w:t>
-      </w:r>
-      <w:proofErr w:type="spellEnd"/>
-      <w:r>
-        <w:rPr>
-          <w:rFonts w:ascii="Times New Roman" w:eastAsia="Times New Roman" w:hAnsi="Times New Roman" w:cs="Times New Roman"/>
-          <w:sz w:val="24"/>
-          <w:szCs w:val="24"/>
-          <w:lang w:eastAsia="fr-FR"/>
-        </w:rPr>
-        <w:t xml:space="preserve"> </w:t>
-      </w:r>
-      <w:proofErr w:type="spellStart"/>
-      <w:r>
-        <w:rPr>
-          <w:rFonts w:ascii="Times New Roman" w:eastAsia="Times New Roman" w:hAnsi="Times New Roman" w:cs="Times New Roman"/>
-          <w:sz w:val="24"/>
-          <w:szCs w:val="24"/>
-          <w:lang w:eastAsia="fr-FR"/>
-        </w:rPr>
-        <w:t>completed</w:t>
-      </w:r>
-      <w:proofErr w:type="spellEnd"/>
-      <w:r>
-        <w:rPr>
-          <w:rFonts w:ascii="Times New Roman" w:eastAsia="Times New Roman" w:hAnsi="Times New Roman" w:cs="Times New Roman"/>
-          <w:sz w:val="24"/>
-          <w:szCs w:val="24"/>
-          <w:lang w:eastAsia="fr-FR"/>
-        </w:rPr>
-        <w:t xml:space="preserve"> an </w:t>
-      </w:r>
-      <w:proofErr w:type="spellStart"/>
-      <w:r>
-        <w:rPr>
-          <w:rFonts w:ascii="Times New Roman" w:eastAsia="Times New Roman" w:hAnsi="Times New Roman" w:cs="Times New Roman"/>
-          <w:sz w:val="24"/>
-          <w:szCs w:val="24"/>
-          <w:lang w:eastAsia="fr-FR"/>
-        </w:rPr>
-        <w:t>academic</w:t>
-      </w:r>
-      <w:proofErr w:type="spellEnd"/>
-      <w:r>
-        <w:rPr>
-          <w:rFonts w:ascii="Times New Roman" w:eastAsia="Times New Roman" w:hAnsi="Times New Roman" w:cs="Times New Roman"/>
-          <w:sz w:val="24"/>
-          <w:szCs w:val="24"/>
-          <w:lang w:eastAsia="fr-FR"/>
-        </w:rPr>
-        <w:t xml:space="preserve"> </w:t>
-      </w:r>
-      <w:proofErr w:type="spellStart"/>
-      <w:r>
-        <w:rPr>
-          <w:rFonts w:ascii="Times New Roman" w:eastAsia="Times New Roman" w:hAnsi="Times New Roman" w:cs="Times New Roman"/>
-          <w:sz w:val="24"/>
-          <w:szCs w:val="24"/>
-          <w:lang w:eastAsia="fr-FR"/>
-        </w:rPr>
-        <w:t>internship</w:t>
-      </w:r>
-      <w:proofErr w:type="spellEnd"/>
-      <w:r>
-        <w:rPr>
-          <w:rFonts w:ascii="Times New Roman" w:eastAsia="Times New Roman" w:hAnsi="Times New Roman" w:cs="Times New Roman"/>
-          <w:sz w:val="24"/>
-          <w:szCs w:val="24"/>
-          <w:lang w:eastAsia="fr-FR"/>
-        </w:rPr>
-        <w:t xml:space="preserve"> at </w:t>
-      </w:r>
-      <w:proofErr w:type="spellStart"/>
-      <w:r>
-        <w:rPr>
-          <w:rFonts w:ascii="Times New Roman" w:eastAsia="Times New Roman" w:hAnsi="Times New Roman" w:cs="Times New Roman"/>
-          <w:sz w:val="24"/>
-          <w:szCs w:val="24"/>
-          <w:lang w:eastAsia="fr-FR"/>
-        </w:rPr>
-        <w:t>Flysoft</w:t>
-      </w:r>
-      <w:proofErr w:type="spellEnd"/>
-      <w:r>
-        <w:rPr>
-          <w:rFonts w:ascii="Times New Roman" w:eastAsia="Times New Roman" w:hAnsi="Times New Roman" w:cs="Times New Roman"/>
-          <w:sz w:val="24"/>
-          <w:szCs w:val="24"/>
-          <w:lang w:eastAsia="fr-FR"/>
-        </w:rPr>
-        <w:t xml:space="preserve"> Engineering </w:t>
-      </w:r>
-      <w:proofErr w:type="spellStart"/>
-      <w:r>
-        <w:rPr>
-          <w:rFonts w:ascii="Times New Roman" w:eastAsia="Times New Roman" w:hAnsi="Times New Roman" w:cs="Times New Roman"/>
-          <w:sz w:val="24"/>
-          <w:szCs w:val="24"/>
-          <w:lang w:eastAsia="fr-FR"/>
-        </w:rPr>
-        <w:t>from</w:t>
-      </w:r>
-      <w:proofErr w:type="spellEnd"/>
-      <w:r>
-        <w:rPr>
-          <w:rFonts w:ascii="Times New Roman" w:eastAsia="Times New Roman" w:hAnsi="Times New Roman" w:cs="Times New Roman"/>
-          <w:sz w:val="24"/>
-          <w:szCs w:val="24"/>
-          <w:lang w:eastAsia="fr-FR"/>
-        </w:rPr>
-        <w:t xml:space="preserve"> July 1 to September 30, 2026. This </w:t>
-      </w:r>
-      <w:proofErr w:type="spellStart"/>
-      <w:r>
-        <w:rPr>
-          <w:rFonts w:ascii="Times New Roman" w:eastAsia="Times New Roman" w:hAnsi="Times New Roman" w:cs="Times New Roman"/>
-          <w:sz w:val="24"/>
-          <w:szCs w:val="24"/>
-          <w:lang w:eastAsia="fr-FR"/>
-        </w:rPr>
-        <w:t>internship</w:t>
-      </w:r>
-      <w:proofErr w:type="spellEnd"/>
-      <w:r>
-        <w:rPr>
-          <w:rFonts w:ascii="Times New Roman" w:eastAsia="Times New Roman" w:hAnsi="Times New Roman" w:cs="Times New Roman"/>
-          <w:sz w:val="24"/>
-          <w:szCs w:val="24"/>
-          <w:lang w:eastAsia="fr-FR"/>
-        </w:rPr>
-        <w:t xml:space="preserve"> </w:t>
-      </w:r>
-      <w:proofErr w:type="spellStart"/>
-      <w:r>
-        <w:rPr>
-          <w:rFonts w:ascii="Times New Roman" w:eastAsia="Times New Roman" w:hAnsi="Times New Roman" w:cs="Times New Roman"/>
-          <w:sz w:val="24"/>
-          <w:szCs w:val="24"/>
-          <w:lang w:eastAsia="fr-FR"/>
-        </w:rPr>
-        <w:t>enabled</w:t>
-      </w:r>
-      <w:proofErr w:type="spellEnd"/>
-      <w:r>
-        <w:rPr>
-          <w:rFonts w:ascii="Times New Roman" w:eastAsia="Times New Roman" w:hAnsi="Times New Roman" w:cs="Times New Roman"/>
-          <w:sz w:val="24"/>
-          <w:szCs w:val="24"/>
-          <w:lang w:eastAsia="fr-FR"/>
-        </w:rPr>
-        <w:t xml:space="preserve"> us to </w:t>
-      </w:r>
-      <w:proofErr w:type="spellStart"/>
-      <w:r>
-        <w:rPr>
-          <w:rFonts w:ascii="Times New Roman" w:eastAsia="Times New Roman" w:hAnsi="Times New Roman" w:cs="Times New Roman"/>
-          <w:sz w:val="24"/>
-          <w:szCs w:val="24"/>
-          <w:lang w:eastAsia="fr-FR"/>
-        </w:rPr>
-        <w:t>apply</w:t>
-      </w:r>
-      <w:proofErr w:type="spellEnd"/>
-      <w:r>
-        <w:rPr>
-          <w:rFonts w:ascii="Times New Roman" w:eastAsia="Times New Roman" w:hAnsi="Times New Roman" w:cs="Times New Roman"/>
-          <w:sz w:val="24"/>
-          <w:szCs w:val="24"/>
-          <w:lang w:eastAsia="fr-FR"/>
-        </w:rPr>
-        <w:t xml:space="preserve"> and </w:t>
-      </w:r>
-      <w:proofErr w:type="spellStart"/>
-      <w:r>
-        <w:rPr>
-          <w:rFonts w:ascii="Times New Roman" w:eastAsia="Times New Roman" w:hAnsi="Times New Roman" w:cs="Times New Roman"/>
-          <w:sz w:val="24"/>
-          <w:szCs w:val="24"/>
-          <w:lang w:eastAsia="fr-FR"/>
-        </w:rPr>
-        <w:t>strengthen</w:t>
-      </w:r>
-      <w:proofErr w:type="spellEnd"/>
-      <w:r>
-        <w:rPr>
-          <w:rFonts w:ascii="Times New Roman" w:eastAsia="Times New Roman" w:hAnsi="Times New Roman" w:cs="Times New Roman"/>
-          <w:sz w:val="24"/>
-          <w:szCs w:val="24"/>
-          <w:lang w:eastAsia="fr-FR"/>
-        </w:rPr>
-        <w:t xml:space="preserve"> the </w:t>
-      </w:r>
-      <w:proofErr w:type="spellStart"/>
-      <w:r>
-        <w:rPr>
-          <w:rFonts w:ascii="Times New Roman" w:eastAsia="Times New Roman" w:hAnsi="Times New Roman" w:cs="Times New Roman"/>
-          <w:sz w:val="24"/>
-          <w:szCs w:val="24"/>
-          <w:lang w:eastAsia="fr-FR"/>
-        </w:rPr>
-        <w:t>knowledge</w:t>
-      </w:r>
-      <w:proofErr w:type="spellEnd"/>
-      <w:r>
-        <w:rPr>
-          <w:rFonts w:ascii="Times New Roman" w:eastAsia="Times New Roman" w:hAnsi="Times New Roman" w:cs="Times New Roman"/>
-          <w:sz w:val="24"/>
-          <w:szCs w:val="24"/>
-          <w:lang w:eastAsia="fr-FR"/>
-        </w:rPr>
-        <w:t xml:space="preserve"> and </w:t>
-      </w:r>
-      <w:proofErr w:type="spellStart"/>
-      <w:r>
-        <w:rPr>
-          <w:rFonts w:ascii="Times New Roman" w:eastAsia="Times New Roman" w:hAnsi="Times New Roman" w:cs="Times New Roman"/>
-          <w:sz w:val="24"/>
-          <w:szCs w:val="24"/>
-          <w:lang w:eastAsia="fr-FR"/>
-        </w:rPr>
-        <w:t>skills</w:t>
-      </w:r>
-      <w:proofErr w:type="spellEnd"/>
-      <w:r>
-        <w:rPr>
-          <w:rFonts w:ascii="Times New Roman" w:eastAsia="Times New Roman" w:hAnsi="Times New Roman" w:cs="Times New Roman"/>
-          <w:sz w:val="24"/>
-          <w:szCs w:val="24"/>
-          <w:lang w:eastAsia="fr-FR"/>
-        </w:rPr>
-        <w:t xml:space="preserve"> </w:t>
-      </w:r>
-      <w:proofErr w:type="spellStart"/>
-      <w:r>
-        <w:rPr>
-          <w:rFonts w:ascii="Times New Roman" w:eastAsia="Times New Roman" w:hAnsi="Times New Roman" w:cs="Times New Roman"/>
-          <w:sz w:val="24"/>
-          <w:szCs w:val="24"/>
-          <w:lang w:eastAsia="fr-FR"/>
-        </w:rPr>
-        <w:t>acquired</w:t>
-      </w:r>
-      <w:proofErr w:type="spellEnd"/>
-      <w:r>
-        <w:rPr>
-          <w:rFonts w:ascii="Times New Roman" w:eastAsia="Times New Roman" w:hAnsi="Times New Roman" w:cs="Times New Roman"/>
-          <w:sz w:val="24"/>
-          <w:szCs w:val="24"/>
-          <w:lang w:eastAsia="fr-FR"/>
-        </w:rPr>
-        <w:t xml:space="preserve"> </w:t>
-      </w:r>
-      <w:proofErr w:type="spellStart"/>
-      <w:r>
-        <w:rPr>
-          <w:rFonts w:ascii="Times New Roman" w:eastAsia="Times New Roman" w:hAnsi="Times New Roman" w:cs="Times New Roman"/>
-          <w:sz w:val="24"/>
-          <w:szCs w:val="24"/>
-          <w:lang w:eastAsia="fr-FR"/>
-        </w:rPr>
-        <w:t>throughout</w:t>
-      </w:r>
-      <w:proofErr w:type="spellEnd"/>
-      <w:r>
-        <w:rPr>
-          <w:rFonts w:ascii="Times New Roman" w:eastAsia="Times New Roman" w:hAnsi="Times New Roman" w:cs="Times New Roman"/>
-          <w:sz w:val="24"/>
-          <w:szCs w:val="24"/>
-          <w:lang w:eastAsia="fr-FR"/>
-        </w:rPr>
-        <w:t xml:space="preserve"> </w:t>
-      </w:r>
-      <w:proofErr w:type="spellStart"/>
-      <w:r>
-        <w:rPr>
-          <w:rFonts w:ascii="Times New Roman" w:eastAsia="Times New Roman" w:hAnsi="Times New Roman" w:cs="Times New Roman"/>
-          <w:sz w:val="24"/>
-          <w:szCs w:val="24"/>
-          <w:lang w:eastAsia="fr-FR"/>
-        </w:rPr>
-        <w:t>our</w:t>
-      </w:r>
-      <w:proofErr w:type="spellEnd"/>
-      <w:r>
-        <w:rPr>
-          <w:rFonts w:ascii="Times New Roman" w:eastAsia="Times New Roman" w:hAnsi="Times New Roman" w:cs="Times New Roman"/>
-          <w:sz w:val="24"/>
-          <w:szCs w:val="24"/>
-          <w:lang w:eastAsia="fr-FR"/>
-        </w:rPr>
-        <w:t xml:space="preserve"> </w:t>
-      </w:r>
-      <w:proofErr w:type="spellStart"/>
-      <w:r>
-        <w:rPr>
-          <w:rFonts w:ascii="Times New Roman" w:eastAsia="Times New Roman" w:hAnsi="Times New Roman" w:cs="Times New Roman"/>
-          <w:sz w:val="24"/>
-          <w:szCs w:val="24"/>
-          <w:lang w:eastAsia="fr-FR"/>
-        </w:rPr>
-        <w:t>three</w:t>
-      </w:r>
-      <w:proofErr w:type="spellEnd"/>
-      <w:r>
-        <w:rPr>
-          <w:rFonts w:ascii="Times New Roman" w:eastAsia="Times New Roman" w:hAnsi="Times New Roman" w:cs="Times New Roman"/>
-          <w:sz w:val="24"/>
-          <w:szCs w:val="24"/>
-          <w:lang w:eastAsia="fr-FR"/>
-        </w:rPr>
-        <w:t xml:space="preserve"> </w:t>
-      </w:r>
-      <w:proofErr w:type="spellStart"/>
-      <w:r>
-        <w:rPr>
-          <w:rFonts w:ascii="Times New Roman" w:eastAsia="Times New Roman" w:hAnsi="Times New Roman" w:cs="Times New Roman"/>
-          <w:sz w:val="24"/>
-          <w:szCs w:val="24"/>
-          <w:lang w:eastAsia="fr-FR"/>
-        </w:rPr>
-        <w:t>years</w:t>
-      </w:r>
-      <w:proofErr w:type="spellEnd"/>
-      <w:r>
-        <w:rPr>
-          <w:rFonts w:ascii="Times New Roman" w:eastAsia="Times New Roman" w:hAnsi="Times New Roman" w:cs="Times New Roman"/>
-          <w:sz w:val="24"/>
-          <w:szCs w:val="24"/>
-          <w:lang w:eastAsia="fr-FR"/>
-        </w:rPr>
-        <w:t xml:space="preserve"> of </w:t>
-      </w:r>
-      <w:proofErr w:type="spellStart"/>
-      <w:r>
-        <w:rPr>
-          <w:rFonts w:ascii="Times New Roman" w:eastAsia="Times New Roman" w:hAnsi="Times New Roman" w:cs="Times New Roman"/>
-          <w:sz w:val="24"/>
-          <w:szCs w:val="24"/>
-          <w:lang w:eastAsia="fr-FR"/>
-        </w:rPr>
-        <w:t>study</w:t>
-      </w:r>
-      <w:proofErr w:type="spellEnd"/>
-      <w:r>
-        <w:rPr>
-          <w:rFonts w:ascii="Times New Roman" w:eastAsia="Times New Roman" w:hAnsi="Times New Roman" w:cs="Times New Roman"/>
-          <w:sz w:val="24"/>
-          <w:szCs w:val="24"/>
-          <w:lang w:eastAsia="fr-FR"/>
-        </w:rPr>
-        <w:t xml:space="preserve"> in a real-world </w:t>
-      </w:r>
-      <w:proofErr w:type="spellStart"/>
-      <w:r>
-        <w:rPr>
-          <w:rFonts w:ascii="Times New Roman" w:eastAsia="Times New Roman" w:hAnsi="Times New Roman" w:cs="Times New Roman"/>
-          <w:sz w:val="24"/>
-          <w:szCs w:val="24"/>
-          <w:lang w:eastAsia="fr-FR"/>
-        </w:rPr>
-        <w:t>professional</w:t>
-      </w:r>
-      <w:proofErr w:type="spellEnd"/>
-      <w:r>
-        <w:rPr>
-          <w:rFonts w:ascii="Times New Roman" w:eastAsia="Times New Roman" w:hAnsi="Times New Roman" w:cs="Times New Roman"/>
-          <w:sz w:val="24"/>
-          <w:szCs w:val="24"/>
-          <w:lang w:eastAsia="fr-FR"/>
-        </w:rPr>
-        <w:t xml:space="preserve"> setting.</w:t>
-      </w:r>
-      <w:r>
-        <w:rPr>
-          <w:rFonts w:ascii="Times New Roman" w:eastAsia="Times New Roman" w:hAnsi="Times New Roman" w:cs="Times New Roman"/>
-          <w:sz w:val="24"/>
-          <w:szCs w:val="24"/>
-          <w:lang w:eastAsia="fr-FR"/>
-        </w:rPr>
-        <w:t xml:space="preserve"> </w:t>
-      </w:r>
-      <w:r>
-        <w:rPr>
-          <w:rFonts w:ascii="Times New Roman" w:eastAsia="Times New Roman" w:hAnsi="Times New Roman" w:cs="Times New Roman"/>
-          <w:sz w:val="24"/>
-          <w:szCs w:val="24"/>
-          <w:lang w:eastAsia="fr-FR"/>
-        </w:rPr>
-        <w:t xml:space="preserve">During </w:t>
-      </w:r>
-      <w:proofErr w:type="spellStart"/>
-      <w:r>
-        <w:rPr>
-          <w:rFonts w:ascii="Times New Roman" w:eastAsia="Times New Roman" w:hAnsi="Times New Roman" w:cs="Times New Roman"/>
-          <w:sz w:val="24"/>
-          <w:szCs w:val="24"/>
-          <w:lang w:eastAsia="fr-FR"/>
-        </w:rPr>
-        <w:t>this</w:t>
-      </w:r>
-      <w:proofErr w:type="spellEnd"/>
-      <w:r>
-        <w:rPr>
-          <w:rFonts w:ascii="Times New Roman" w:eastAsia="Times New Roman" w:hAnsi="Times New Roman" w:cs="Times New Roman"/>
-          <w:sz w:val="24"/>
-          <w:szCs w:val="24"/>
-          <w:lang w:eastAsia="fr-FR"/>
-        </w:rPr>
-        <w:t xml:space="preserve"> </w:t>
-      </w:r>
-      <w:proofErr w:type="spellStart"/>
-      <w:r>
-        <w:rPr>
-          <w:rFonts w:ascii="Times New Roman" w:eastAsia="Times New Roman" w:hAnsi="Times New Roman" w:cs="Times New Roman"/>
-          <w:sz w:val="24"/>
-          <w:szCs w:val="24"/>
-          <w:lang w:eastAsia="fr-FR"/>
-        </w:rPr>
-        <w:t>internship</w:t>
-      </w:r>
-      <w:proofErr w:type="spellEnd"/>
-      <w:r>
-        <w:rPr>
-          <w:rFonts w:ascii="Times New Roman" w:eastAsia="Times New Roman" w:hAnsi="Times New Roman" w:cs="Times New Roman"/>
-          <w:sz w:val="24"/>
-          <w:szCs w:val="24"/>
-          <w:lang w:eastAsia="fr-FR"/>
-        </w:rPr>
-        <w:t xml:space="preserve">, </w:t>
-      </w:r>
-      <w:proofErr w:type="spellStart"/>
-      <w:r>
-        <w:rPr>
-          <w:rFonts w:ascii="Times New Roman" w:eastAsia="Times New Roman" w:hAnsi="Times New Roman" w:cs="Times New Roman"/>
-          <w:sz w:val="24"/>
-          <w:szCs w:val="24"/>
-          <w:lang w:eastAsia="fr-FR"/>
-        </w:rPr>
-        <w:t>we</w:t>
-      </w:r>
-      <w:proofErr w:type="spellEnd"/>
-      <w:r>
-        <w:rPr>
-          <w:rFonts w:ascii="Times New Roman" w:eastAsia="Times New Roman" w:hAnsi="Times New Roman" w:cs="Times New Roman"/>
-          <w:sz w:val="24"/>
-          <w:szCs w:val="24"/>
-          <w:lang w:eastAsia="fr-FR"/>
-        </w:rPr>
-        <w:t xml:space="preserve"> </w:t>
-      </w:r>
-      <w:proofErr w:type="spellStart"/>
-      <w:r>
-        <w:rPr>
-          <w:rFonts w:ascii="Times New Roman" w:eastAsia="Times New Roman" w:hAnsi="Times New Roman" w:cs="Times New Roman"/>
-          <w:sz w:val="24"/>
-          <w:szCs w:val="24"/>
-          <w:lang w:eastAsia="fr-FR"/>
-        </w:rPr>
-        <w:t>carried</w:t>
-      </w:r>
-      <w:proofErr w:type="spellEnd"/>
-      <w:r>
-        <w:rPr>
-          <w:rFonts w:ascii="Times New Roman" w:eastAsia="Times New Roman" w:hAnsi="Times New Roman" w:cs="Times New Roman"/>
-          <w:sz w:val="24"/>
-          <w:szCs w:val="24"/>
-          <w:lang w:eastAsia="fr-FR"/>
-        </w:rPr>
-        <w:t xml:space="preserve"> out a </w:t>
-      </w:r>
-      <w:proofErr w:type="spellStart"/>
-      <w:r>
-        <w:rPr>
-          <w:rFonts w:ascii="Times New Roman" w:eastAsia="Times New Roman" w:hAnsi="Times New Roman" w:cs="Times New Roman"/>
-          <w:sz w:val="24"/>
-          <w:szCs w:val="24"/>
-          <w:lang w:eastAsia="fr-FR"/>
-        </w:rPr>
-        <w:t>project</w:t>
-      </w:r>
-      <w:proofErr w:type="spellEnd"/>
-      <w:r>
-        <w:rPr>
-          <w:rFonts w:ascii="Times New Roman" w:eastAsia="Times New Roman" w:hAnsi="Times New Roman" w:cs="Times New Roman"/>
-          <w:sz w:val="24"/>
-          <w:szCs w:val="24"/>
-          <w:lang w:eastAsia="fr-FR"/>
-        </w:rPr>
-        <w:t xml:space="preserve"> </w:t>
-      </w:r>
-      <w:proofErr w:type="spellStart"/>
-      <w:r>
-        <w:rPr>
-          <w:rFonts w:ascii="Times New Roman" w:eastAsia="Times New Roman" w:hAnsi="Times New Roman" w:cs="Times New Roman"/>
-          <w:sz w:val="24"/>
-          <w:szCs w:val="24"/>
-          <w:lang w:eastAsia="fr-FR"/>
-        </w:rPr>
-        <w:t>entitled</w:t>
-      </w:r>
-      <w:proofErr w:type="spellEnd"/>
-      <w:r>
-        <w:rPr>
-          <w:rFonts w:ascii="Times New Roman" w:eastAsia="Times New Roman" w:hAnsi="Times New Roman" w:cs="Times New Roman"/>
-          <w:sz w:val="24"/>
-          <w:szCs w:val="24"/>
-          <w:lang w:eastAsia="fr-FR"/>
-        </w:rPr>
-        <w:t xml:space="preserve"> </w:t>
+        <w:t xml:space="preserve">During this internship, we carried out a project entitled </w:t>
       </w:r>
       <w:r>
         <w:rPr>
@@ -5666,9 +4421,8 @@
           <w:szCs w:val="24"/>
           <w:lang w:eastAsia="fr-FR"/>
         </w:rPr>
-        <w:t xml:space="preserve">Design and </w:t>
-      </w:r>
-      <w:proofErr w:type="spellStart"/>
+        <w:t>Design and Implementation of a Computer Network Supervision System with Alerts: The Case of Flysoft Engineering.</w:t>
+      </w:r>
       <w:r>
         <w:rPr>
           <w:rFonts w:ascii="Times New Roman" w:eastAsia="Times New Roman" w:hAnsi="Times New Roman" w:cs="Times New Roman"/>
@@ -5678,9 +4432,35 @@
           <w:szCs w:val="24"/>
           <w:lang w:eastAsia="fr-FR"/>
         </w:rPr>
-        <w:t>Implementation</w:t>
-      </w:r>
-      <w:proofErr w:type="spellEnd"/>
+        <w:t> »</w:t>
+      </w:r>
+      <w:r>
+        <w:rPr>
+          <w:rFonts w:ascii="Times New Roman" w:eastAsia="Times New Roman" w:hAnsi="Times New Roman" w:cs="Times New Roman"/>
+          <w:sz w:val="24"/>
+          <w:szCs w:val="24"/>
+          <w:lang w:eastAsia="fr-FR"/>
+        </w:rPr>
+        <w:t xml:space="preserve"> This project addresses the growing need for organizations to deploy network supervision and monitoring solutions capable of ensuring the availability, performance, and security of their network infrastructures. The main objective is to develop a solution capable of monitoring network devices in real time, analyzing their performance, detecting anomalies, and automatically generating alerts to facilitate rapid intervention by network administrators.</w:t>
+      </w:r>
+      <w:r>
+        <w:rPr>
+          <w:rFonts w:ascii="Times New Roman" w:eastAsia="Times New Roman" w:hAnsi="Times New Roman" w:cs="Times New Roman"/>
+          <w:sz w:val="24"/>
+          <w:szCs w:val="24"/>
+          <w:lang w:eastAsia="fr-FR"/>
+        </w:rPr>
+        <w:t xml:space="preserve"> </w:t>
+      </w:r>
+      <w:r>
+        <w:rPr>
+          <w:rFonts w:ascii="Times New Roman" w:eastAsia="Times New Roman" w:hAnsi="Times New Roman" w:cs="Times New Roman"/>
+          <w:sz w:val="24"/>
+          <w:szCs w:val="24"/>
+          <w:lang w:eastAsia="fr-FR"/>
+        </w:rPr>
+        <w:t>To achieve this objective, we designed and developed a cross-platform application based on a layered (n-tier)</w:t>
+      </w:r>
       <w:r>
         <w:rPr>
           <w:rFonts w:ascii="Times New Roman" w:eastAsia="Times New Roman" w:hAnsi="Times New Roman" w:cs="Times New Roman"/>
@@ -5690,1109 +4470,53 @@
           <w:szCs w:val="24"/>
           <w:lang w:eastAsia="fr-FR"/>
         </w:rPr>
-        <w:t xml:space="preserve"> of a Computer Network Supervision System </w:t>
-      </w:r>
-      <w:proofErr w:type="spellStart"/>
+        <w:t xml:space="preserve"> </w:t>
+      </w:r>
       <w:r>
         <w:rPr>
           <w:rFonts w:ascii="Times New Roman" w:eastAsia="Times New Roman" w:hAnsi="Times New Roman" w:cs="Times New Roman"/>
-          <w:b/>
-          <w:bCs/>
           <w:sz w:val="24"/>
           <w:szCs w:val="24"/>
           <w:lang w:eastAsia="fr-FR"/>
         </w:rPr>
-        <w:t>with</w:t>
-      </w:r>
-      <w:proofErr w:type="spellEnd"/>
+        <w:t>architecture. The system was conceptually designed using</w:t>
+      </w:r>
       <w:r>
         <w:rPr>
           <w:rFonts w:ascii="Times New Roman" w:eastAsia="Times New Roman" w:hAnsi="Times New Roman" w:cs="Times New Roman"/>
-          <w:b/>
-          <w:bCs/>
           <w:sz w:val="24"/>
           <w:szCs w:val="24"/>
           <w:lang w:eastAsia="fr-FR"/>
         </w:rPr>
         <w:t xml:space="preserve"> </w:t>
       </w:r>
-      <w:proofErr w:type="spellStart"/>
-      <w:proofErr w:type="gramStart"/>
       <w:r>
         <w:rPr>
           <w:rFonts w:ascii="Times New Roman" w:eastAsia="Times New Roman" w:hAnsi="Times New Roman" w:cs="Times New Roman"/>
-          <w:b/>
-          <w:bCs/>
           <w:sz w:val="24"/>
           <w:szCs w:val="24"/>
           <w:lang w:eastAsia="fr-FR"/>
         </w:rPr>
-        <w:t>Alerts</w:t>
-      </w:r>
-      <w:proofErr w:type="spellEnd"/>
+        <w:t>UML in conjunction with the 2TUP development methodology.</w:t>
+      </w:r>
       <w:r>
         <w:rPr>
           <w:rFonts w:ascii="Times New Roman" w:eastAsia="Times New Roman" w:hAnsi="Times New Roman" w:cs="Times New Roman"/>
-          <w:b/>
-          <w:bCs/>
           <w:sz w:val="24"/>
           <w:szCs w:val="24"/>
           <w:lang w:eastAsia="fr-FR"/>
         </w:rPr>
-        <w:t>:</w:t>
-      </w:r>
-      <w:proofErr w:type="gramEnd"/>
+        <w:t xml:space="preserve"> </w:t>
+      </w:r>
       <w:r>
         <w:rPr>
           <w:rFonts w:ascii="Times New Roman" w:eastAsia="Times New Roman" w:hAnsi="Times New Roman" w:cs="Times New Roman"/>
-          <w:b/>
-          <w:bCs/>
           <w:sz w:val="24"/>
           <w:szCs w:val="24"/>
           <w:lang w:eastAsia="fr-FR"/>
         </w:rPr>
-        <w:t xml:space="preserve"> The Case of </w:t>
-      </w:r>
-      <w:proofErr w:type="spellStart"/>
-      <w:r>
-        <w:rPr>
-          <w:rFonts w:ascii="Times New Roman" w:eastAsia="Times New Roman" w:hAnsi="Times New Roman" w:cs="Times New Roman"/>
-          <w:b/>
-          <w:bCs/>
-          <w:sz w:val="24"/>
-          <w:szCs w:val="24"/>
-          <w:lang w:eastAsia="fr-FR"/>
-        </w:rPr>
-        <w:t>Flysoft</w:t>
-      </w:r>
-      <w:proofErr w:type="spellEnd"/>
-      <w:r>
-        <w:rPr>
-          <w:rFonts w:ascii="Times New Roman" w:eastAsia="Times New Roman" w:hAnsi="Times New Roman" w:cs="Times New Roman"/>
-          <w:b/>
-          <w:bCs/>
-          <w:sz w:val="24"/>
-          <w:szCs w:val="24"/>
-          <w:lang w:eastAsia="fr-FR"/>
-        </w:rPr>
-        <w:t xml:space="preserve"> Engineering.</w:t>
-      </w:r>
-      <w:r>
-        <w:rPr>
-          <w:rFonts w:ascii="Times New Roman" w:eastAsia="Times New Roman" w:hAnsi="Times New Roman" w:cs="Times New Roman"/>
-          <w:b/>
-          <w:bCs/>
-          <w:sz w:val="24"/>
-          <w:szCs w:val="24"/>
-          <w:lang w:eastAsia="fr-FR"/>
-        </w:rPr>
-        <w:t> »</w:t>
-      </w:r>
-      <w:r>
-        <w:rPr>
-          <w:rFonts w:ascii="Times New Roman" w:eastAsia="Times New Roman" w:hAnsi="Times New Roman" w:cs="Times New Roman"/>
-          <w:sz w:val="24"/>
-          <w:szCs w:val="24"/>
-          <w:lang w:eastAsia="fr-FR"/>
-        </w:rPr>
-        <w:t xml:space="preserve"> This </w:t>
-      </w:r>
-      <w:proofErr w:type="spellStart"/>
-      <w:r>
-        <w:rPr>
-          <w:rFonts w:ascii="Times New Roman" w:eastAsia="Times New Roman" w:hAnsi="Times New Roman" w:cs="Times New Roman"/>
-          <w:sz w:val="24"/>
-          <w:szCs w:val="24"/>
-          <w:lang w:eastAsia="fr-FR"/>
-        </w:rPr>
-        <w:t>project</w:t>
-      </w:r>
-      <w:proofErr w:type="spellEnd"/>
-      <w:r>
-        <w:rPr>
-          <w:rFonts w:ascii="Times New Roman" w:eastAsia="Times New Roman" w:hAnsi="Times New Roman" w:cs="Times New Roman"/>
-          <w:sz w:val="24"/>
-          <w:szCs w:val="24"/>
-          <w:lang w:eastAsia="fr-FR"/>
-        </w:rPr>
-        <w:t xml:space="preserve"> </w:t>
-      </w:r>
-      <w:proofErr w:type="spellStart"/>
-      <w:r>
-        <w:rPr>
-          <w:rFonts w:ascii="Times New Roman" w:eastAsia="Times New Roman" w:hAnsi="Times New Roman" w:cs="Times New Roman"/>
-          <w:sz w:val="24"/>
-          <w:szCs w:val="24"/>
-          <w:lang w:eastAsia="fr-FR"/>
-        </w:rPr>
-        <w:t>addresses</w:t>
-      </w:r>
-      <w:proofErr w:type="spellEnd"/>
-      <w:r>
-        <w:rPr>
-          <w:rFonts w:ascii="Times New Roman" w:eastAsia="Times New Roman" w:hAnsi="Times New Roman" w:cs="Times New Roman"/>
-          <w:sz w:val="24"/>
-          <w:szCs w:val="24"/>
-          <w:lang w:eastAsia="fr-FR"/>
-        </w:rPr>
-        <w:t xml:space="preserve"> the </w:t>
-      </w:r>
-      <w:proofErr w:type="spellStart"/>
-      <w:r>
-        <w:rPr>
-          <w:rFonts w:ascii="Times New Roman" w:eastAsia="Times New Roman" w:hAnsi="Times New Roman" w:cs="Times New Roman"/>
-          <w:sz w:val="24"/>
-          <w:szCs w:val="24"/>
-          <w:lang w:eastAsia="fr-FR"/>
-        </w:rPr>
-        <w:t>growing</w:t>
-      </w:r>
-      <w:proofErr w:type="spellEnd"/>
-      <w:r>
-        <w:rPr>
-          <w:rFonts w:ascii="Times New Roman" w:eastAsia="Times New Roman" w:hAnsi="Times New Roman" w:cs="Times New Roman"/>
-          <w:sz w:val="24"/>
-          <w:szCs w:val="24"/>
-          <w:lang w:eastAsia="fr-FR"/>
-        </w:rPr>
-        <w:t xml:space="preserve"> </w:t>
-      </w:r>
-      <w:proofErr w:type="spellStart"/>
-      <w:r>
-        <w:rPr>
-          <w:rFonts w:ascii="Times New Roman" w:eastAsia="Times New Roman" w:hAnsi="Times New Roman" w:cs="Times New Roman"/>
-          <w:sz w:val="24"/>
-          <w:szCs w:val="24"/>
-          <w:lang w:eastAsia="fr-FR"/>
-        </w:rPr>
-        <w:t>need</w:t>
-      </w:r>
-      <w:proofErr w:type="spellEnd"/>
-      <w:r>
-        <w:rPr>
-          <w:rFonts w:ascii="Times New Roman" w:eastAsia="Times New Roman" w:hAnsi="Times New Roman" w:cs="Times New Roman"/>
-          <w:sz w:val="24"/>
-          <w:szCs w:val="24"/>
-          <w:lang w:eastAsia="fr-FR"/>
-        </w:rPr>
-        <w:t xml:space="preserve"> for </w:t>
-      </w:r>
-      <w:proofErr w:type="spellStart"/>
-      <w:r>
-        <w:rPr>
-          <w:rFonts w:ascii="Times New Roman" w:eastAsia="Times New Roman" w:hAnsi="Times New Roman" w:cs="Times New Roman"/>
-          <w:sz w:val="24"/>
-          <w:szCs w:val="24"/>
-          <w:lang w:eastAsia="fr-FR"/>
-        </w:rPr>
-        <w:t>organizations</w:t>
-      </w:r>
-      <w:proofErr w:type="spellEnd"/>
-      <w:r>
-        <w:rPr>
-          <w:rFonts w:ascii="Times New Roman" w:eastAsia="Times New Roman" w:hAnsi="Times New Roman" w:cs="Times New Roman"/>
-          <w:sz w:val="24"/>
-          <w:szCs w:val="24"/>
-          <w:lang w:eastAsia="fr-FR"/>
-        </w:rPr>
-        <w:t xml:space="preserve"> to </w:t>
-      </w:r>
-      <w:proofErr w:type="spellStart"/>
-      <w:r>
-        <w:rPr>
-          <w:rFonts w:ascii="Times New Roman" w:eastAsia="Times New Roman" w:hAnsi="Times New Roman" w:cs="Times New Roman"/>
-          <w:sz w:val="24"/>
-          <w:szCs w:val="24"/>
-          <w:lang w:eastAsia="fr-FR"/>
-        </w:rPr>
-        <w:t>deploy</w:t>
-      </w:r>
-      <w:proofErr w:type="spellEnd"/>
-      <w:r>
-        <w:rPr>
-          <w:rFonts w:ascii="Times New Roman" w:eastAsia="Times New Roman" w:hAnsi="Times New Roman" w:cs="Times New Roman"/>
-          <w:sz w:val="24"/>
-          <w:szCs w:val="24"/>
-          <w:lang w:eastAsia="fr-FR"/>
-        </w:rPr>
-        <w:t xml:space="preserve"> network supervision and monitoring solutions capable of </w:t>
-      </w:r>
-      <w:proofErr w:type="spellStart"/>
-      <w:r>
-        <w:rPr>
-          <w:rFonts w:ascii="Times New Roman" w:eastAsia="Times New Roman" w:hAnsi="Times New Roman" w:cs="Times New Roman"/>
-          <w:sz w:val="24"/>
-          <w:szCs w:val="24"/>
-          <w:lang w:eastAsia="fr-FR"/>
-        </w:rPr>
-        <w:t>ensuring</w:t>
-      </w:r>
-      <w:proofErr w:type="spellEnd"/>
-      <w:r>
-        <w:rPr>
-          <w:rFonts w:ascii="Times New Roman" w:eastAsia="Times New Roman" w:hAnsi="Times New Roman" w:cs="Times New Roman"/>
-          <w:sz w:val="24"/>
-          <w:szCs w:val="24"/>
-          <w:lang w:eastAsia="fr-FR"/>
-        </w:rPr>
-        <w:t xml:space="preserve"> the </w:t>
-      </w:r>
-      <w:proofErr w:type="spellStart"/>
-      <w:r>
-        <w:rPr>
-          <w:rFonts w:ascii="Times New Roman" w:eastAsia="Times New Roman" w:hAnsi="Times New Roman" w:cs="Times New Roman"/>
-          <w:sz w:val="24"/>
-          <w:szCs w:val="24"/>
-          <w:lang w:eastAsia="fr-FR"/>
-        </w:rPr>
-        <w:t>availability</w:t>
-      </w:r>
-      <w:proofErr w:type="spellEnd"/>
-      <w:r>
-        <w:rPr>
-          <w:rFonts w:ascii="Times New Roman" w:eastAsia="Times New Roman" w:hAnsi="Times New Roman" w:cs="Times New Roman"/>
-          <w:sz w:val="24"/>
-          <w:szCs w:val="24"/>
-          <w:lang w:eastAsia="fr-FR"/>
-        </w:rPr>
-        <w:t xml:space="preserve">, performance, and </w:t>
-      </w:r>
-      <w:proofErr w:type="spellStart"/>
-      <w:r>
-        <w:rPr>
-          <w:rFonts w:ascii="Times New Roman" w:eastAsia="Times New Roman" w:hAnsi="Times New Roman" w:cs="Times New Roman"/>
-          <w:sz w:val="24"/>
-          <w:szCs w:val="24"/>
-          <w:lang w:eastAsia="fr-FR"/>
-        </w:rPr>
-        <w:t>security</w:t>
-      </w:r>
-      <w:proofErr w:type="spellEnd"/>
-      <w:r>
-        <w:rPr>
-          <w:rFonts w:ascii="Times New Roman" w:eastAsia="Times New Roman" w:hAnsi="Times New Roman" w:cs="Times New Roman"/>
-          <w:sz w:val="24"/>
-          <w:szCs w:val="24"/>
-          <w:lang w:eastAsia="fr-FR"/>
-        </w:rPr>
-        <w:t xml:space="preserve"> of </w:t>
-      </w:r>
-      <w:proofErr w:type="spellStart"/>
-      <w:r>
-        <w:rPr>
-          <w:rFonts w:ascii="Times New Roman" w:eastAsia="Times New Roman" w:hAnsi="Times New Roman" w:cs="Times New Roman"/>
-          <w:sz w:val="24"/>
-          <w:szCs w:val="24"/>
-          <w:lang w:eastAsia="fr-FR"/>
-        </w:rPr>
-        <w:t>their</w:t>
-      </w:r>
-      <w:proofErr w:type="spellEnd"/>
-      <w:r>
-        <w:rPr>
-          <w:rFonts w:ascii="Times New Roman" w:eastAsia="Times New Roman" w:hAnsi="Times New Roman" w:cs="Times New Roman"/>
-          <w:sz w:val="24"/>
-          <w:szCs w:val="24"/>
-          <w:lang w:eastAsia="fr-FR"/>
-        </w:rPr>
-        <w:t xml:space="preserve"> network infrastructures. The main objective </w:t>
-      </w:r>
-      <w:proofErr w:type="spellStart"/>
-      <w:r>
-        <w:rPr>
-          <w:rFonts w:ascii="Times New Roman" w:eastAsia="Times New Roman" w:hAnsi="Times New Roman" w:cs="Times New Roman"/>
-          <w:sz w:val="24"/>
-          <w:szCs w:val="24"/>
-          <w:lang w:eastAsia="fr-FR"/>
-        </w:rPr>
-        <w:t>is</w:t>
-      </w:r>
-      <w:proofErr w:type="spellEnd"/>
-      <w:r>
-        <w:rPr>
-          <w:rFonts w:ascii="Times New Roman" w:eastAsia="Times New Roman" w:hAnsi="Times New Roman" w:cs="Times New Roman"/>
-          <w:sz w:val="24"/>
-          <w:szCs w:val="24"/>
-          <w:lang w:eastAsia="fr-FR"/>
-        </w:rPr>
-        <w:t xml:space="preserve"> to </w:t>
-      </w:r>
-      <w:proofErr w:type="spellStart"/>
-      <w:r>
-        <w:rPr>
-          <w:rFonts w:ascii="Times New Roman" w:eastAsia="Times New Roman" w:hAnsi="Times New Roman" w:cs="Times New Roman"/>
-          <w:sz w:val="24"/>
-          <w:szCs w:val="24"/>
-          <w:lang w:eastAsia="fr-FR"/>
-        </w:rPr>
-        <w:t>develop</w:t>
-      </w:r>
-      <w:proofErr w:type="spellEnd"/>
-      <w:r>
-        <w:rPr>
-          <w:rFonts w:ascii="Times New Roman" w:eastAsia="Times New Roman" w:hAnsi="Times New Roman" w:cs="Times New Roman"/>
-          <w:sz w:val="24"/>
-          <w:szCs w:val="24"/>
-          <w:lang w:eastAsia="fr-FR"/>
-        </w:rPr>
-        <w:t xml:space="preserve"> a solution capable of monitoring network </w:t>
-      </w:r>
-      <w:proofErr w:type="spellStart"/>
-      <w:r>
-        <w:rPr>
-          <w:rFonts w:ascii="Times New Roman" w:eastAsia="Times New Roman" w:hAnsi="Times New Roman" w:cs="Times New Roman"/>
-          <w:sz w:val="24"/>
-          <w:szCs w:val="24"/>
-          <w:lang w:eastAsia="fr-FR"/>
-        </w:rPr>
-        <w:t>devices</w:t>
-      </w:r>
-      <w:proofErr w:type="spellEnd"/>
-      <w:r>
-        <w:rPr>
-          <w:rFonts w:ascii="Times New Roman" w:eastAsia="Times New Roman" w:hAnsi="Times New Roman" w:cs="Times New Roman"/>
-          <w:sz w:val="24"/>
-          <w:szCs w:val="24"/>
-          <w:lang w:eastAsia="fr-FR"/>
-        </w:rPr>
-        <w:t xml:space="preserve"> in real time, </w:t>
-      </w:r>
-      <w:proofErr w:type="spellStart"/>
-      <w:r>
-        <w:rPr>
-          <w:rFonts w:ascii="Times New Roman" w:eastAsia="Times New Roman" w:hAnsi="Times New Roman" w:cs="Times New Roman"/>
-          <w:sz w:val="24"/>
-          <w:szCs w:val="24"/>
-          <w:lang w:eastAsia="fr-FR"/>
-        </w:rPr>
-        <w:t>analyzing</w:t>
-      </w:r>
-      <w:proofErr w:type="spellEnd"/>
-      <w:r>
-        <w:rPr>
-          <w:rFonts w:ascii="Times New Roman" w:eastAsia="Times New Roman" w:hAnsi="Times New Roman" w:cs="Times New Roman"/>
-          <w:sz w:val="24"/>
-          <w:szCs w:val="24"/>
-          <w:lang w:eastAsia="fr-FR"/>
-        </w:rPr>
-        <w:t xml:space="preserve"> </w:t>
-      </w:r>
-      <w:proofErr w:type="spellStart"/>
-      <w:r>
-        <w:rPr>
-          <w:rFonts w:ascii="Times New Roman" w:eastAsia="Times New Roman" w:hAnsi="Times New Roman" w:cs="Times New Roman"/>
-          <w:sz w:val="24"/>
-          <w:szCs w:val="24"/>
-          <w:lang w:eastAsia="fr-FR"/>
-        </w:rPr>
-        <w:t>their</w:t>
-      </w:r>
-      <w:proofErr w:type="spellEnd"/>
-      <w:r>
-        <w:rPr>
-          <w:rFonts w:ascii="Times New Roman" w:eastAsia="Times New Roman" w:hAnsi="Times New Roman" w:cs="Times New Roman"/>
-          <w:sz w:val="24"/>
-          <w:szCs w:val="24"/>
-          <w:lang w:eastAsia="fr-FR"/>
-        </w:rPr>
-        <w:t xml:space="preserve"> performance, </w:t>
-      </w:r>
-      <w:proofErr w:type="spellStart"/>
-      <w:r>
-        <w:rPr>
-          <w:rFonts w:ascii="Times New Roman" w:eastAsia="Times New Roman" w:hAnsi="Times New Roman" w:cs="Times New Roman"/>
-          <w:sz w:val="24"/>
-          <w:szCs w:val="24"/>
-          <w:lang w:eastAsia="fr-FR"/>
-        </w:rPr>
-        <w:t>detecting</w:t>
-      </w:r>
-      <w:proofErr w:type="spellEnd"/>
-      <w:r>
-        <w:rPr>
-          <w:rFonts w:ascii="Times New Roman" w:eastAsia="Times New Roman" w:hAnsi="Times New Roman" w:cs="Times New Roman"/>
-          <w:sz w:val="24"/>
-          <w:szCs w:val="24"/>
-          <w:lang w:eastAsia="fr-FR"/>
-        </w:rPr>
-        <w:t xml:space="preserve"> anomalies, and </w:t>
-      </w:r>
-      <w:proofErr w:type="spellStart"/>
-      <w:r>
-        <w:rPr>
-          <w:rFonts w:ascii="Times New Roman" w:eastAsia="Times New Roman" w:hAnsi="Times New Roman" w:cs="Times New Roman"/>
-          <w:sz w:val="24"/>
-          <w:szCs w:val="24"/>
-          <w:lang w:eastAsia="fr-FR"/>
-        </w:rPr>
-        <w:t>automatically</w:t>
-      </w:r>
-      <w:proofErr w:type="spellEnd"/>
-      <w:r>
-        <w:rPr>
-          <w:rFonts w:ascii="Times New Roman" w:eastAsia="Times New Roman" w:hAnsi="Times New Roman" w:cs="Times New Roman"/>
-          <w:sz w:val="24"/>
-          <w:szCs w:val="24"/>
-          <w:lang w:eastAsia="fr-FR"/>
-        </w:rPr>
-        <w:t xml:space="preserve"> </w:t>
-      </w:r>
-      <w:proofErr w:type="spellStart"/>
-      <w:r>
-        <w:rPr>
-          <w:rFonts w:ascii="Times New Roman" w:eastAsia="Times New Roman" w:hAnsi="Times New Roman" w:cs="Times New Roman"/>
-          <w:sz w:val="24"/>
-          <w:szCs w:val="24"/>
-          <w:lang w:eastAsia="fr-FR"/>
-        </w:rPr>
-        <w:t>generating</w:t>
-      </w:r>
-      <w:proofErr w:type="spellEnd"/>
-      <w:r>
-        <w:rPr>
-          <w:rFonts w:ascii="Times New Roman" w:eastAsia="Times New Roman" w:hAnsi="Times New Roman" w:cs="Times New Roman"/>
-          <w:sz w:val="24"/>
-          <w:szCs w:val="24"/>
-          <w:lang w:eastAsia="fr-FR"/>
-        </w:rPr>
-        <w:t xml:space="preserve"> </w:t>
-      </w:r>
-      <w:proofErr w:type="spellStart"/>
-      <w:r>
-        <w:rPr>
-          <w:rFonts w:ascii="Times New Roman" w:eastAsia="Times New Roman" w:hAnsi="Times New Roman" w:cs="Times New Roman"/>
-          <w:sz w:val="24"/>
-          <w:szCs w:val="24"/>
-          <w:lang w:eastAsia="fr-FR"/>
-        </w:rPr>
-        <w:t>alerts</w:t>
-      </w:r>
-      <w:proofErr w:type="spellEnd"/>
-      <w:r>
-        <w:rPr>
-          <w:rFonts w:ascii="Times New Roman" w:eastAsia="Times New Roman" w:hAnsi="Times New Roman" w:cs="Times New Roman"/>
-          <w:sz w:val="24"/>
-          <w:szCs w:val="24"/>
-          <w:lang w:eastAsia="fr-FR"/>
-        </w:rPr>
-        <w:t xml:space="preserve"> to </w:t>
-      </w:r>
-      <w:proofErr w:type="spellStart"/>
-      <w:r>
-        <w:rPr>
-          <w:rFonts w:ascii="Times New Roman" w:eastAsia="Times New Roman" w:hAnsi="Times New Roman" w:cs="Times New Roman"/>
-          <w:sz w:val="24"/>
-          <w:szCs w:val="24"/>
-          <w:lang w:eastAsia="fr-FR"/>
-        </w:rPr>
-        <w:t>facilitate</w:t>
-      </w:r>
-      <w:proofErr w:type="spellEnd"/>
-      <w:r>
-        <w:rPr>
-          <w:rFonts w:ascii="Times New Roman" w:eastAsia="Times New Roman" w:hAnsi="Times New Roman" w:cs="Times New Roman"/>
-          <w:sz w:val="24"/>
-          <w:szCs w:val="24"/>
-          <w:lang w:eastAsia="fr-FR"/>
-        </w:rPr>
-        <w:t xml:space="preserve"> </w:t>
-      </w:r>
-      <w:proofErr w:type="spellStart"/>
-      <w:r>
-        <w:rPr>
-          <w:rFonts w:ascii="Times New Roman" w:eastAsia="Times New Roman" w:hAnsi="Times New Roman" w:cs="Times New Roman"/>
-          <w:sz w:val="24"/>
-          <w:szCs w:val="24"/>
-          <w:lang w:eastAsia="fr-FR"/>
-        </w:rPr>
-        <w:t>rapid</w:t>
-      </w:r>
-      <w:proofErr w:type="spellEnd"/>
-      <w:r>
-        <w:rPr>
-          <w:rFonts w:ascii="Times New Roman" w:eastAsia="Times New Roman" w:hAnsi="Times New Roman" w:cs="Times New Roman"/>
-          <w:sz w:val="24"/>
-          <w:szCs w:val="24"/>
-          <w:lang w:eastAsia="fr-FR"/>
-        </w:rPr>
-        <w:t xml:space="preserve"> intervention by network </w:t>
-      </w:r>
-      <w:proofErr w:type="spellStart"/>
-      <w:r>
-        <w:rPr>
-          <w:rFonts w:ascii="Times New Roman" w:eastAsia="Times New Roman" w:hAnsi="Times New Roman" w:cs="Times New Roman"/>
-          <w:sz w:val="24"/>
-          <w:szCs w:val="24"/>
-          <w:lang w:eastAsia="fr-FR"/>
-        </w:rPr>
-        <w:t>administrators</w:t>
-      </w:r>
-      <w:proofErr w:type="spellEnd"/>
-      <w:r>
-        <w:rPr>
-          <w:rFonts w:ascii="Times New Roman" w:eastAsia="Times New Roman" w:hAnsi="Times New Roman" w:cs="Times New Roman"/>
-          <w:sz w:val="24"/>
-          <w:szCs w:val="24"/>
-          <w:lang w:eastAsia="fr-FR"/>
-        </w:rPr>
-        <w:t>.</w:t>
-      </w:r>
-      <w:r>
-        <w:rPr>
-          <w:rFonts w:ascii="Times New Roman" w:eastAsia="Times New Roman" w:hAnsi="Times New Roman" w:cs="Times New Roman"/>
-          <w:sz w:val="24"/>
-          <w:szCs w:val="24"/>
-          <w:lang w:eastAsia="fr-FR"/>
-        </w:rPr>
-        <w:t xml:space="preserve"> </w:t>
-      </w:r>
-      <w:r>
-        <w:rPr>
-          <w:rFonts w:ascii="Times New Roman" w:eastAsia="Times New Roman" w:hAnsi="Times New Roman" w:cs="Times New Roman"/>
-          <w:sz w:val="24"/>
-          <w:szCs w:val="24"/>
-          <w:lang w:eastAsia="fr-FR"/>
-        </w:rPr>
-        <w:t xml:space="preserve">To </w:t>
-      </w:r>
-      <w:proofErr w:type="spellStart"/>
-      <w:r>
-        <w:rPr>
-          <w:rFonts w:ascii="Times New Roman" w:eastAsia="Times New Roman" w:hAnsi="Times New Roman" w:cs="Times New Roman"/>
-          <w:sz w:val="24"/>
-          <w:szCs w:val="24"/>
-          <w:lang w:eastAsia="fr-FR"/>
-        </w:rPr>
-        <w:t>achieve</w:t>
-      </w:r>
-      <w:proofErr w:type="spellEnd"/>
-      <w:r>
-        <w:rPr>
-          <w:rFonts w:ascii="Times New Roman" w:eastAsia="Times New Roman" w:hAnsi="Times New Roman" w:cs="Times New Roman"/>
-          <w:sz w:val="24"/>
-          <w:szCs w:val="24"/>
-          <w:lang w:eastAsia="fr-FR"/>
-        </w:rPr>
-        <w:t xml:space="preserve"> </w:t>
-      </w:r>
-      <w:proofErr w:type="spellStart"/>
-      <w:r>
-        <w:rPr>
-          <w:rFonts w:ascii="Times New Roman" w:eastAsia="Times New Roman" w:hAnsi="Times New Roman" w:cs="Times New Roman"/>
-          <w:sz w:val="24"/>
-          <w:szCs w:val="24"/>
-          <w:lang w:eastAsia="fr-FR"/>
-        </w:rPr>
-        <w:t>this</w:t>
-      </w:r>
-      <w:proofErr w:type="spellEnd"/>
-      <w:r>
-        <w:rPr>
-          <w:rFonts w:ascii="Times New Roman" w:eastAsia="Times New Roman" w:hAnsi="Times New Roman" w:cs="Times New Roman"/>
-          <w:sz w:val="24"/>
-          <w:szCs w:val="24"/>
-          <w:lang w:eastAsia="fr-FR"/>
-        </w:rPr>
-        <w:t xml:space="preserve"> objective, </w:t>
-      </w:r>
-      <w:proofErr w:type="spellStart"/>
-      <w:r>
-        <w:rPr>
-          <w:rFonts w:ascii="Times New Roman" w:eastAsia="Times New Roman" w:hAnsi="Times New Roman" w:cs="Times New Roman"/>
-          <w:sz w:val="24"/>
-          <w:szCs w:val="24"/>
-          <w:lang w:eastAsia="fr-FR"/>
-        </w:rPr>
-        <w:t>we</w:t>
-      </w:r>
-      <w:proofErr w:type="spellEnd"/>
-      <w:r>
-        <w:rPr>
-          <w:rFonts w:ascii="Times New Roman" w:eastAsia="Times New Roman" w:hAnsi="Times New Roman" w:cs="Times New Roman"/>
-          <w:sz w:val="24"/>
-          <w:szCs w:val="24"/>
-          <w:lang w:eastAsia="fr-FR"/>
-        </w:rPr>
-        <w:t xml:space="preserve"> </w:t>
-      </w:r>
-      <w:proofErr w:type="spellStart"/>
-      <w:r>
-        <w:rPr>
-          <w:rFonts w:ascii="Times New Roman" w:eastAsia="Times New Roman" w:hAnsi="Times New Roman" w:cs="Times New Roman"/>
-          <w:sz w:val="24"/>
-          <w:szCs w:val="24"/>
-          <w:lang w:eastAsia="fr-FR"/>
-        </w:rPr>
-        <w:t>designed</w:t>
-      </w:r>
-      <w:proofErr w:type="spellEnd"/>
-      <w:r>
-        <w:rPr>
-          <w:rFonts w:ascii="Times New Roman" w:eastAsia="Times New Roman" w:hAnsi="Times New Roman" w:cs="Times New Roman"/>
-          <w:sz w:val="24"/>
-          <w:szCs w:val="24"/>
-          <w:lang w:eastAsia="fr-FR"/>
-        </w:rPr>
-        <w:t xml:space="preserve"> and </w:t>
-      </w:r>
-      <w:proofErr w:type="spellStart"/>
-      <w:r>
-        <w:rPr>
-          <w:rFonts w:ascii="Times New Roman" w:eastAsia="Times New Roman" w:hAnsi="Times New Roman" w:cs="Times New Roman"/>
-          <w:sz w:val="24"/>
-          <w:szCs w:val="24"/>
-          <w:lang w:eastAsia="fr-FR"/>
-        </w:rPr>
-        <w:t>developed</w:t>
-      </w:r>
-      <w:proofErr w:type="spellEnd"/>
-      <w:r>
-        <w:rPr>
-          <w:rFonts w:ascii="Times New Roman" w:eastAsia="Times New Roman" w:hAnsi="Times New Roman" w:cs="Times New Roman"/>
-          <w:sz w:val="24"/>
-          <w:szCs w:val="24"/>
-          <w:lang w:eastAsia="fr-FR"/>
-        </w:rPr>
-        <w:t xml:space="preserve"> a cross-platform application </w:t>
-      </w:r>
-      <w:proofErr w:type="spellStart"/>
-      <w:r>
-        <w:rPr>
-          <w:rFonts w:ascii="Times New Roman" w:eastAsia="Times New Roman" w:hAnsi="Times New Roman" w:cs="Times New Roman"/>
-          <w:sz w:val="24"/>
-          <w:szCs w:val="24"/>
-          <w:lang w:eastAsia="fr-FR"/>
-        </w:rPr>
-        <w:t>based</w:t>
-      </w:r>
-      <w:proofErr w:type="spellEnd"/>
-      <w:r>
-        <w:rPr>
-          <w:rFonts w:ascii="Times New Roman" w:eastAsia="Times New Roman" w:hAnsi="Times New Roman" w:cs="Times New Roman"/>
-          <w:sz w:val="24"/>
-          <w:szCs w:val="24"/>
-          <w:lang w:eastAsia="fr-FR"/>
-        </w:rPr>
-        <w:t xml:space="preserve"> on a </w:t>
-      </w:r>
-      <w:proofErr w:type="spellStart"/>
-      <w:r>
-        <w:rPr>
-          <w:rFonts w:ascii="Times New Roman" w:eastAsia="Times New Roman" w:hAnsi="Times New Roman" w:cs="Times New Roman"/>
-          <w:sz w:val="24"/>
-          <w:szCs w:val="24"/>
-          <w:lang w:eastAsia="fr-FR"/>
-        </w:rPr>
-        <w:t>layered</w:t>
-      </w:r>
-      <w:proofErr w:type="spellEnd"/>
-      <w:r>
-        <w:rPr>
-          <w:rFonts w:ascii="Times New Roman" w:eastAsia="Times New Roman" w:hAnsi="Times New Roman" w:cs="Times New Roman"/>
-          <w:sz w:val="24"/>
-          <w:szCs w:val="24"/>
-          <w:lang w:eastAsia="fr-FR"/>
-        </w:rPr>
-        <w:t xml:space="preserve"> (n-tier)</w:t>
-      </w:r>
-      <w:r>
-        <w:rPr>
-          <w:rFonts w:ascii="Times New Roman" w:eastAsia="Times New Roman" w:hAnsi="Times New Roman" w:cs="Times New Roman"/>
-          <w:b/>
-          <w:bCs/>
-          <w:sz w:val="24"/>
-          <w:szCs w:val="24"/>
-          <w:lang w:eastAsia="fr-FR"/>
-        </w:rPr>
-        <w:t xml:space="preserve"> </w:t>
-      </w:r>
-      <w:r>
-        <w:rPr>
-          <w:rFonts w:ascii="Times New Roman" w:eastAsia="Times New Roman" w:hAnsi="Times New Roman" w:cs="Times New Roman"/>
-          <w:sz w:val="24"/>
-          <w:szCs w:val="24"/>
-          <w:lang w:eastAsia="fr-FR"/>
-        </w:rPr>
-        <w:t xml:space="preserve">architecture. The system </w:t>
-      </w:r>
-      <w:proofErr w:type="spellStart"/>
-      <w:r>
-        <w:rPr>
-          <w:rFonts w:ascii="Times New Roman" w:eastAsia="Times New Roman" w:hAnsi="Times New Roman" w:cs="Times New Roman"/>
-          <w:sz w:val="24"/>
-          <w:szCs w:val="24"/>
-          <w:lang w:eastAsia="fr-FR"/>
-        </w:rPr>
-        <w:t>was</w:t>
-      </w:r>
-      <w:proofErr w:type="spellEnd"/>
-      <w:r>
-        <w:rPr>
-          <w:rFonts w:ascii="Times New Roman" w:eastAsia="Times New Roman" w:hAnsi="Times New Roman" w:cs="Times New Roman"/>
-          <w:sz w:val="24"/>
-          <w:szCs w:val="24"/>
-          <w:lang w:eastAsia="fr-FR"/>
-        </w:rPr>
-        <w:t xml:space="preserve"> </w:t>
-      </w:r>
-      <w:proofErr w:type="spellStart"/>
-      <w:r>
-        <w:rPr>
-          <w:rFonts w:ascii="Times New Roman" w:eastAsia="Times New Roman" w:hAnsi="Times New Roman" w:cs="Times New Roman"/>
-          <w:sz w:val="24"/>
-          <w:szCs w:val="24"/>
-          <w:lang w:eastAsia="fr-FR"/>
-        </w:rPr>
-        <w:t>conceptually</w:t>
-      </w:r>
-      <w:proofErr w:type="spellEnd"/>
-      <w:r>
-        <w:rPr>
-          <w:rFonts w:ascii="Times New Roman" w:eastAsia="Times New Roman" w:hAnsi="Times New Roman" w:cs="Times New Roman"/>
-          <w:sz w:val="24"/>
-          <w:szCs w:val="24"/>
-          <w:lang w:eastAsia="fr-FR"/>
-        </w:rPr>
-        <w:t xml:space="preserve"> </w:t>
-      </w:r>
-      <w:proofErr w:type="spellStart"/>
-      <w:r>
-        <w:rPr>
-          <w:rFonts w:ascii="Times New Roman" w:eastAsia="Times New Roman" w:hAnsi="Times New Roman" w:cs="Times New Roman"/>
-          <w:sz w:val="24"/>
-          <w:szCs w:val="24"/>
-          <w:lang w:eastAsia="fr-FR"/>
-        </w:rPr>
-        <w:t>designed</w:t>
-      </w:r>
-      <w:proofErr w:type="spellEnd"/>
-      <w:r>
-        <w:rPr>
-          <w:rFonts w:ascii="Times New Roman" w:eastAsia="Times New Roman" w:hAnsi="Times New Roman" w:cs="Times New Roman"/>
-          <w:sz w:val="24"/>
-          <w:szCs w:val="24"/>
-          <w:lang w:eastAsia="fr-FR"/>
-        </w:rPr>
-        <w:t xml:space="preserve"> </w:t>
-      </w:r>
-      <w:proofErr w:type="spellStart"/>
-      <w:r>
-        <w:rPr>
-          <w:rFonts w:ascii="Times New Roman" w:eastAsia="Times New Roman" w:hAnsi="Times New Roman" w:cs="Times New Roman"/>
-          <w:sz w:val="24"/>
-          <w:szCs w:val="24"/>
-          <w:lang w:eastAsia="fr-FR"/>
-        </w:rPr>
-        <w:t>using</w:t>
-      </w:r>
-      <w:proofErr w:type="spellEnd"/>
-      <w:r>
-        <w:rPr>
-          <w:rFonts w:ascii="Times New Roman" w:eastAsia="Times New Roman" w:hAnsi="Times New Roman" w:cs="Times New Roman"/>
-          <w:sz w:val="24"/>
-          <w:szCs w:val="24"/>
-          <w:lang w:eastAsia="fr-FR"/>
-        </w:rPr>
-        <w:t xml:space="preserve"> </w:t>
-      </w:r>
-      <w:r>
-        <w:rPr>
-          <w:rFonts w:ascii="Times New Roman" w:eastAsia="Times New Roman" w:hAnsi="Times New Roman" w:cs="Times New Roman"/>
-          <w:sz w:val="24"/>
-          <w:szCs w:val="24"/>
-          <w:lang w:eastAsia="fr-FR"/>
-        </w:rPr>
-        <w:t xml:space="preserve">UML in </w:t>
-      </w:r>
-      <w:proofErr w:type="spellStart"/>
-      <w:r>
-        <w:rPr>
-          <w:rFonts w:ascii="Times New Roman" w:eastAsia="Times New Roman" w:hAnsi="Times New Roman" w:cs="Times New Roman"/>
-          <w:sz w:val="24"/>
-          <w:szCs w:val="24"/>
-          <w:lang w:eastAsia="fr-FR"/>
-        </w:rPr>
-        <w:t>conjunction</w:t>
-      </w:r>
-      <w:proofErr w:type="spellEnd"/>
-      <w:r>
-        <w:rPr>
-          <w:rFonts w:ascii="Times New Roman" w:eastAsia="Times New Roman" w:hAnsi="Times New Roman" w:cs="Times New Roman"/>
-          <w:sz w:val="24"/>
-          <w:szCs w:val="24"/>
-          <w:lang w:eastAsia="fr-FR"/>
-        </w:rPr>
-        <w:t xml:space="preserve"> </w:t>
-      </w:r>
-      <w:proofErr w:type="spellStart"/>
-      <w:r>
-        <w:rPr>
-          <w:rFonts w:ascii="Times New Roman" w:eastAsia="Times New Roman" w:hAnsi="Times New Roman" w:cs="Times New Roman"/>
-          <w:sz w:val="24"/>
-          <w:szCs w:val="24"/>
-          <w:lang w:eastAsia="fr-FR"/>
-        </w:rPr>
-        <w:t>with</w:t>
-      </w:r>
-      <w:proofErr w:type="spellEnd"/>
-      <w:r>
-        <w:rPr>
-          <w:rFonts w:ascii="Times New Roman" w:eastAsia="Times New Roman" w:hAnsi="Times New Roman" w:cs="Times New Roman"/>
-          <w:sz w:val="24"/>
-          <w:szCs w:val="24"/>
-          <w:lang w:eastAsia="fr-FR"/>
-        </w:rPr>
-        <w:t xml:space="preserve"> the 2TUP </w:t>
-      </w:r>
-      <w:proofErr w:type="spellStart"/>
-      <w:r>
-        <w:rPr>
-          <w:rFonts w:ascii="Times New Roman" w:eastAsia="Times New Roman" w:hAnsi="Times New Roman" w:cs="Times New Roman"/>
-          <w:sz w:val="24"/>
-          <w:szCs w:val="24"/>
-          <w:lang w:eastAsia="fr-FR"/>
-        </w:rPr>
-        <w:t>development</w:t>
-      </w:r>
-      <w:proofErr w:type="spellEnd"/>
-      <w:r>
-        <w:rPr>
-          <w:rFonts w:ascii="Times New Roman" w:eastAsia="Times New Roman" w:hAnsi="Times New Roman" w:cs="Times New Roman"/>
-          <w:sz w:val="24"/>
-          <w:szCs w:val="24"/>
-          <w:lang w:eastAsia="fr-FR"/>
-        </w:rPr>
-        <w:t xml:space="preserve"> </w:t>
-      </w:r>
-      <w:proofErr w:type="spellStart"/>
-      <w:r>
-        <w:rPr>
-          <w:rFonts w:ascii="Times New Roman" w:eastAsia="Times New Roman" w:hAnsi="Times New Roman" w:cs="Times New Roman"/>
-          <w:sz w:val="24"/>
-          <w:szCs w:val="24"/>
-          <w:lang w:eastAsia="fr-FR"/>
-        </w:rPr>
-        <w:t>methodology</w:t>
-      </w:r>
-      <w:proofErr w:type="spellEnd"/>
-      <w:r>
-        <w:rPr>
-          <w:rFonts w:ascii="Times New Roman" w:eastAsia="Times New Roman" w:hAnsi="Times New Roman" w:cs="Times New Roman"/>
-          <w:sz w:val="24"/>
-          <w:szCs w:val="24"/>
-          <w:lang w:eastAsia="fr-FR"/>
-        </w:rPr>
-        <w:t>.</w:t>
-      </w:r>
-      <w:r>
-        <w:rPr>
-          <w:rFonts w:ascii="Times New Roman" w:eastAsia="Times New Roman" w:hAnsi="Times New Roman" w:cs="Times New Roman"/>
-          <w:sz w:val="24"/>
-          <w:szCs w:val="24"/>
-          <w:lang w:eastAsia="fr-FR"/>
-        </w:rPr>
-        <w:t xml:space="preserve"> </w:t>
-      </w:r>
-      <w:r>
-        <w:rPr>
-          <w:rFonts w:ascii="Times New Roman" w:eastAsia="Times New Roman" w:hAnsi="Times New Roman" w:cs="Times New Roman"/>
-          <w:sz w:val="24"/>
-          <w:szCs w:val="24"/>
-          <w:lang w:eastAsia="fr-FR"/>
-        </w:rPr>
-        <w:t xml:space="preserve">This report </w:t>
-      </w:r>
-      <w:proofErr w:type="spellStart"/>
-      <w:r>
-        <w:rPr>
-          <w:rFonts w:ascii="Times New Roman" w:eastAsia="Times New Roman" w:hAnsi="Times New Roman" w:cs="Times New Roman"/>
-          <w:sz w:val="24"/>
-          <w:szCs w:val="24"/>
-          <w:lang w:eastAsia="fr-FR"/>
-        </w:rPr>
-        <w:t>presents</w:t>
-      </w:r>
-      <w:proofErr w:type="spellEnd"/>
-      <w:r>
-        <w:rPr>
-          <w:rFonts w:ascii="Times New Roman" w:eastAsia="Times New Roman" w:hAnsi="Times New Roman" w:cs="Times New Roman"/>
-          <w:sz w:val="24"/>
-          <w:szCs w:val="24"/>
-          <w:lang w:eastAsia="fr-FR"/>
-        </w:rPr>
-        <w:t xml:space="preserve"> the </w:t>
-      </w:r>
-      <w:proofErr w:type="spellStart"/>
-      <w:r>
-        <w:rPr>
-          <w:rFonts w:ascii="Times New Roman" w:eastAsia="Times New Roman" w:hAnsi="Times New Roman" w:cs="Times New Roman"/>
-          <w:sz w:val="24"/>
-          <w:szCs w:val="24"/>
-          <w:lang w:eastAsia="fr-FR"/>
-        </w:rPr>
-        <w:t>various</w:t>
-      </w:r>
-      <w:proofErr w:type="spellEnd"/>
-      <w:r>
-        <w:rPr>
-          <w:rFonts w:ascii="Times New Roman" w:eastAsia="Times New Roman" w:hAnsi="Times New Roman" w:cs="Times New Roman"/>
-          <w:sz w:val="24"/>
-          <w:szCs w:val="24"/>
-          <w:lang w:eastAsia="fr-FR"/>
-        </w:rPr>
-        <w:t xml:space="preserve"> stages </w:t>
-      </w:r>
-      <w:proofErr w:type="spellStart"/>
-      <w:r>
-        <w:rPr>
-          <w:rFonts w:ascii="Times New Roman" w:eastAsia="Times New Roman" w:hAnsi="Times New Roman" w:cs="Times New Roman"/>
-          <w:sz w:val="24"/>
-          <w:szCs w:val="24"/>
-          <w:lang w:eastAsia="fr-FR"/>
-        </w:rPr>
-        <w:t>involved</w:t>
-      </w:r>
-      <w:proofErr w:type="spellEnd"/>
-      <w:r>
-        <w:rPr>
-          <w:rFonts w:ascii="Times New Roman" w:eastAsia="Times New Roman" w:hAnsi="Times New Roman" w:cs="Times New Roman"/>
-          <w:sz w:val="24"/>
-          <w:szCs w:val="24"/>
-          <w:lang w:eastAsia="fr-FR"/>
-        </w:rPr>
-        <w:t xml:space="preserve"> in the </w:t>
-      </w:r>
-      <w:proofErr w:type="spellStart"/>
-      <w:r>
-        <w:rPr>
-          <w:rFonts w:ascii="Times New Roman" w:eastAsia="Times New Roman" w:hAnsi="Times New Roman" w:cs="Times New Roman"/>
-          <w:sz w:val="24"/>
-          <w:szCs w:val="24"/>
-          <w:lang w:eastAsia="fr-FR"/>
-        </w:rPr>
-        <w:t>realization</w:t>
-      </w:r>
-      <w:proofErr w:type="spellEnd"/>
-      <w:r>
-        <w:rPr>
-          <w:rFonts w:ascii="Times New Roman" w:eastAsia="Times New Roman" w:hAnsi="Times New Roman" w:cs="Times New Roman"/>
-          <w:sz w:val="24"/>
-          <w:szCs w:val="24"/>
-          <w:lang w:eastAsia="fr-FR"/>
-        </w:rPr>
-        <w:t xml:space="preserve"> of the </w:t>
-      </w:r>
-      <w:proofErr w:type="spellStart"/>
-      <w:r>
-        <w:rPr>
-          <w:rFonts w:ascii="Times New Roman" w:eastAsia="Times New Roman" w:hAnsi="Times New Roman" w:cs="Times New Roman"/>
-          <w:sz w:val="24"/>
-          <w:szCs w:val="24"/>
-          <w:lang w:eastAsia="fr-FR"/>
-        </w:rPr>
-        <w:t>project</w:t>
-      </w:r>
-      <w:proofErr w:type="spellEnd"/>
-      <w:r>
-        <w:rPr>
-          <w:rFonts w:ascii="Times New Roman" w:eastAsia="Times New Roman" w:hAnsi="Times New Roman" w:cs="Times New Roman"/>
-          <w:sz w:val="24"/>
-          <w:szCs w:val="24"/>
-          <w:lang w:eastAsia="fr-FR"/>
-        </w:rPr>
-        <w:t xml:space="preserve">, </w:t>
-      </w:r>
-      <w:proofErr w:type="spellStart"/>
-      <w:r>
-        <w:rPr>
-          <w:rFonts w:ascii="Times New Roman" w:eastAsia="Times New Roman" w:hAnsi="Times New Roman" w:cs="Times New Roman"/>
-          <w:sz w:val="24"/>
-          <w:szCs w:val="24"/>
-          <w:lang w:eastAsia="fr-FR"/>
-        </w:rPr>
-        <w:t>from</w:t>
-      </w:r>
-      <w:proofErr w:type="spellEnd"/>
-      <w:r>
-        <w:rPr>
-          <w:rFonts w:ascii="Times New Roman" w:eastAsia="Times New Roman" w:hAnsi="Times New Roman" w:cs="Times New Roman"/>
-          <w:sz w:val="24"/>
-          <w:szCs w:val="24"/>
-          <w:lang w:eastAsia="fr-FR"/>
-        </w:rPr>
-        <w:t xml:space="preserve"> </w:t>
-      </w:r>
-      <w:proofErr w:type="spellStart"/>
-      <w:r>
-        <w:rPr>
-          <w:rFonts w:ascii="Times New Roman" w:eastAsia="Times New Roman" w:hAnsi="Times New Roman" w:cs="Times New Roman"/>
-          <w:sz w:val="24"/>
-          <w:szCs w:val="24"/>
-          <w:lang w:eastAsia="fr-FR"/>
-        </w:rPr>
-        <w:t>requirements</w:t>
-      </w:r>
-      <w:proofErr w:type="spellEnd"/>
-      <w:r>
-        <w:rPr>
-          <w:rFonts w:ascii="Times New Roman" w:eastAsia="Times New Roman" w:hAnsi="Times New Roman" w:cs="Times New Roman"/>
-          <w:sz w:val="24"/>
-          <w:szCs w:val="24"/>
-          <w:lang w:eastAsia="fr-FR"/>
-        </w:rPr>
-        <w:t xml:space="preserve"> </w:t>
-      </w:r>
-      <w:proofErr w:type="spellStart"/>
-      <w:r>
-        <w:rPr>
-          <w:rFonts w:ascii="Times New Roman" w:eastAsia="Times New Roman" w:hAnsi="Times New Roman" w:cs="Times New Roman"/>
-          <w:sz w:val="24"/>
-          <w:szCs w:val="24"/>
-          <w:lang w:eastAsia="fr-FR"/>
-        </w:rPr>
-        <w:t>analysis</w:t>
-      </w:r>
-      <w:proofErr w:type="spellEnd"/>
-      <w:r>
-        <w:rPr>
-          <w:rFonts w:ascii="Times New Roman" w:eastAsia="Times New Roman" w:hAnsi="Times New Roman" w:cs="Times New Roman"/>
-          <w:sz w:val="24"/>
-          <w:szCs w:val="24"/>
-          <w:lang w:eastAsia="fr-FR"/>
-        </w:rPr>
-        <w:t xml:space="preserve"> and system design to </w:t>
-      </w:r>
-      <w:proofErr w:type="spellStart"/>
-      <w:r>
-        <w:rPr>
-          <w:rFonts w:ascii="Times New Roman" w:eastAsia="Times New Roman" w:hAnsi="Times New Roman" w:cs="Times New Roman"/>
-          <w:sz w:val="24"/>
-          <w:szCs w:val="24"/>
-          <w:lang w:eastAsia="fr-FR"/>
-        </w:rPr>
-        <w:t>implementation</w:t>
-      </w:r>
-      <w:proofErr w:type="spellEnd"/>
-      <w:r>
-        <w:rPr>
-          <w:rFonts w:ascii="Times New Roman" w:eastAsia="Times New Roman" w:hAnsi="Times New Roman" w:cs="Times New Roman"/>
-          <w:sz w:val="24"/>
-          <w:szCs w:val="24"/>
-          <w:lang w:eastAsia="fr-FR"/>
-        </w:rPr>
-        <w:t xml:space="preserve">, testing, and </w:t>
-      </w:r>
-      <w:proofErr w:type="spellStart"/>
-      <w:r>
-        <w:rPr>
-          <w:rFonts w:ascii="Times New Roman" w:eastAsia="Times New Roman" w:hAnsi="Times New Roman" w:cs="Times New Roman"/>
-          <w:sz w:val="24"/>
-          <w:szCs w:val="24"/>
-          <w:lang w:eastAsia="fr-FR"/>
-        </w:rPr>
-        <w:t>deployment</w:t>
-      </w:r>
-      <w:proofErr w:type="spellEnd"/>
+        <w:t>This report presents the various stages involved in the realization of the project, from requirements analysis and system design to implementation, testing, and deployment</w:t>
+      </w:r>
       <w:r>
         <w:rPr>
           <w:rFonts w:ascii="Times New Roman" w:eastAsia="Times New Roman" w:hAnsi="Times New Roman" w:cs="Times New Roman"/>
@@ -6941,7 +4665,6 @@
           <w:lang w:eastAsia="fr-FR"/>
         </w:rPr>
       </w:pPr>
-      <w:proofErr w:type="spellStart"/>
       <w:r>
         <w:rPr>
           <w:rFonts w:ascii="Times New Roman" w:eastAsia="Times New Roman" w:hAnsi="Times New Roman" w:cs="Times New Roman"/>
@@ -6951,7 +4674,6 @@
         </w:rPr>
         <w:t>Optimization</w:t>
       </w:r>
-      <w:proofErr w:type="spellEnd"/>
     </w:p>
     <w:p>
       <w:pPr>
@@ -6967,8 +4689,8 @@
     <w:p>
       <w:pPr>
         <w:sectPr>
-          <w:headerReference w:type="default" r:id="rId7"/>
-          <w:footerReference w:type="default" r:id="rId8"/>
+          <w:headerReference w:type="default" r:id="rId8"/>
+          <w:footerReference w:type="default" r:id="rId9"/>
           <w:pgSz w:w="11906" w:h="16838"/>
           <w:pgMar w:top="1417" w:right="1417" w:bottom="1417" w:left="1417" w:header="708" w:footer="708" w:gutter="0"/>
           <w:pgNumType w:fmt="upperRoman" w:start="1"/>
@@ -7223,25 +4945,7 @@
           <w:sz w:val="24"/>
           <w:szCs w:val="24"/>
         </w:rPr>
-        <w:t xml:space="preserve">Comment concevoir et mettre en œuvre pour </w:t>
-      </w:r>
-      <w:proofErr w:type="spellStart"/>
-      <w:r>
-        <w:rPr>
-          <w:rFonts w:ascii="Times New Roman" w:hAnsi="Times New Roman" w:cs="Times New Roman"/>
-          <w:sz w:val="24"/>
-          <w:szCs w:val="24"/>
-        </w:rPr>
-        <w:t>Flysoft</w:t>
-      </w:r>
-      <w:proofErr w:type="spellEnd"/>
-      <w:r>
-        <w:rPr>
-          <w:rFonts w:ascii="Times New Roman" w:hAnsi="Times New Roman" w:cs="Times New Roman"/>
-          <w:sz w:val="24"/>
-          <w:szCs w:val="24"/>
-        </w:rPr>
-        <w:t xml:space="preserve"> Engineering un système de supervision réseau permettant de surveiller en temps réel les équipements, de détecter automatiquement les anomalies et de générer des alertes afin d'améliorer la disponibilité de son infrastructure</w:t>
+        <w:t>Comment concevoir et mettre en œuvre pour Flysoft Engineering un système de supervision réseau permettant de surveiller en temps réel les équipements, de détecter automatiquement les anomalies et de générer des alertes afin d'améliorer la disponibilité de son infrastructure</w:t>
       </w:r>
       <w:r>
         <w:rPr>
@@ -7251,23 +4955,13 @@
         </w:rPr>
         <w:t xml:space="preserve"> ? Face à cette problématique, la supervision réseau se présente comme une solution stratégique incontournable, offrant la possibilité de surveiller en temps réel l’état des équipements, de détecter les anomalies avant qu’elles ne deviennent critiques, d’alerter automatiquement les responsables techniques. Pour y répondre, nous adopterons une démarche en deux temps : dans un premier temps, une analyse approfondie de l’existant au sein de l’entreprise </w:t>
       </w:r>
-      <w:proofErr w:type="spellStart"/>
-      <w:r>
-        <w:rPr>
-          <w:rFonts w:ascii="Times New Roman" w:hAnsi="Times New Roman" w:cs="Times New Roman"/>
-          <w:sz w:val="24"/>
-          <w:szCs w:val="24"/>
-        </w:rPr>
-        <w:t>Flysoft</w:t>
-      </w:r>
-      <w:proofErr w:type="spellEnd"/>
-      <w:r>
-        <w:rPr>
-          <w:rFonts w:ascii="Times New Roman" w:hAnsi="Times New Roman" w:cs="Times New Roman"/>
-          <w:sz w:val="24"/>
-          <w:szCs w:val="24"/>
-        </w:rPr>
-        <w:t xml:space="preserve"> Engineering</w:t>
+      <w:r>
+        <w:rPr>
+          <w:rFonts w:ascii="Times New Roman" w:hAnsi="Times New Roman" w:cs="Times New Roman"/>
+          <w:sz w:val="24"/>
+          <w:szCs w:val="24"/>
+        </w:rPr>
+        <w:t>Flysoft Engineering</w:t>
       </w:r>
       <w:r>
         <w:rPr>
@@ -8087,23 +5781,13 @@
         </w:rPr>
         <w:t xml:space="preserve">Pour bien démarrer une belle période de stage académique, l’étudiant passe obligatoire par un temps dit d’insertion ou encore en phase d’insertion, au courant de laquelle il prend ses marques au sein de l’entreprise. C’est dans cette phase généralement de deux semaines que l’étudiant découvre l’environnement de travail dans lequel il est appelé à évoluer en 3 mois de stage. L’étudiant a le devoir durant ce temps d’étudier et de comprendre comment fonctionne l’entreprise sur le plan administratif et technique, afin de pouvoir proposer une solution qui lui servira de sujet de travail, pour un problème décelé au cours de la précédente analyse. Dans la suite, nous décrirons notre accueil et notre intégration dans l’entreprise, ainsi qu’une présentation de l’entreprise qui nous accueille, à savoir </w:t>
       </w:r>
-      <w:proofErr w:type="spellStart"/>
-      <w:r>
-        <w:rPr>
-          <w:rFonts w:ascii="Times New Roman" w:hAnsi="Times New Roman" w:cs="Times New Roman"/>
-          <w:sz w:val="24"/>
-          <w:szCs w:val="24"/>
-        </w:rPr>
-        <w:t>Flysoft</w:t>
-      </w:r>
-      <w:proofErr w:type="spellEnd"/>
-      <w:r>
-        <w:rPr>
-          <w:rFonts w:ascii="Times New Roman" w:hAnsi="Times New Roman" w:cs="Times New Roman"/>
-          <w:sz w:val="24"/>
-          <w:szCs w:val="24"/>
-        </w:rPr>
-        <w:t xml:space="preserve"> Engineering</w:t>
+      <w:r>
+        <w:rPr>
+          <w:rFonts w:ascii="Times New Roman" w:hAnsi="Times New Roman" w:cs="Times New Roman"/>
+          <w:sz w:val="24"/>
+          <w:szCs w:val="24"/>
+        </w:rPr>
+        <w:t>Flysoft Engineering</w:t>
       </w:r>
       <w:r>
         <w:rPr>
@@ -8528,25 +6212,7 @@
           <w:sz w:val="24"/>
           <w:szCs w:val="24"/>
         </w:rPr>
-        <w:t xml:space="preserve">Créer par un groupe d’ingénieur camerounais : Monsieur FONGAN Augustin et Monsieur BOMMEU Kapso Gervais en 2015. Le laboratoire </w:t>
-      </w:r>
-      <w:proofErr w:type="spellStart"/>
-      <w:r>
-        <w:rPr>
-          <w:rFonts w:ascii="Times New Roman" w:hAnsi="Times New Roman" w:cs="Times New Roman"/>
-          <w:sz w:val="24"/>
-          <w:szCs w:val="24"/>
-        </w:rPr>
-        <w:t>Flysoft</w:t>
-      </w:r>
-      <w:proofErr w:type="spellEnd"/>
-      <w:r>
-        <w:rPr>
-          <w:rFonts w:ascii="Times New Roman" w:hAnsi="Times New Roman" w:cs="Times New Roman"/>
-          <w:sz w:val="24"/>
-          <w:szCs w:val="24"/>
-        </w:rPr>
-        <w:t xml:space="preserve"> Engineering s’est révélé comme étant un moyen pour ces anciens jeunes prodiges qui rêvaient de la technologie d’exprimer leur talent en offrant divers services dans le domaine de l’informatique en occurrence : l’édition du logiciel, les études, l’audit, le conseil et aussi les formations. S’il y a une chose que nous pouvons retenir de l’histoire de cette entreprise, c’est l’importance de l’entrepreneuriat car c’est en créant des entreprises qu’on se développe et on participe au développement de notre pays.</w:t>
+        <w:t>Créer par un groupe d’ingénieur camerounais : Monsieur FONGAN Augustin et Monsieur BOMMEU Kapso Gervais en 2015. Le laboratoire Flysoft Engineering s’est révélé comme étant un moyen pour ces anciens jeunes prodiges qui rêvaient de la technologie d’exprimer leur talent en offrant divers services dans le domaine de l’informatique en occurrence : l’édition du logiciel, les études, l’audit, le conseil et aussi les formations. S’il y a une chose que nous pouvons retenir de l’histoire de cette entreprise, c’est l’importance de l’entrepreneuriat car c’est en créant des entreprises qu’on se développe et on participe au développement de notre pays.</w:t>
       </w:r>
     </w:p>
     <w:p>
@@ -8637,7 +6303,6 @@
         </w:rPr>
         <w:tab/>
       </w:r>
-      <w:proofErr w:type="spellStart"/>
       <w:r>
         <w:rPr>
           <w:rStyle w:val="lev"/>
@@ -8645,17 +6310,7 @@
           <w:sz w:val="24"/>
           <w:szCs w:val="24"/>
         </w:rPr>
-        <w:t>Flysoft</w:t>
-      </w:r>
-      <w:proofErr w:type="spellEnd"/>
-      <w:r>
-        <w:rPr>
-          <w:rStyle w:val="lev"/>
-          <w:rFonts w:ascii="Times New Roman" w:hAnsi="Times New Roman" w:cs="Times New Roman"/>
-          <w:sz w:val="24"/>
-          <w:szCs w:val="24"/>
-        </w:rPr>
-        <w:t xml:space="preserve"> Engineering</w:t>
+        <w:t>Flysoft Engineering</w:t>
       </w:r>
       <w:r>
         <w:rPr>
@@ -8671,45 +6326,7 @@
           <w:sz w:val="24"/>
           <w:szCs w:val="24"/>
         </w:rPr>
-        <w:t xml:space="preserve"> une entreprise spécialisée dans l’assistance et la maitrise d’ouvrage, offrant des services de conseil et de renforcement des capacités pour des projets innovants. Nous nous engageons à promouvoir la bonne gouvernance </w:t>
-      </w:r>
-      <w:proofErr w:type="spellStart"/>
-      <w:r>
-        <w:rPr>
-          <w:rFonts w:ascii="Times New Roman" w:hAnsi="Times New Roman" w:cs="Times New Roman"/>
-          <w:sz w:val="24"/>
-          <w:szCs w:val="24"/>
-        </w:rPr>
-        <w:t>a</w:t>
-      </w:r>
-      <w:proofErr w:type="spellEnd"/>
-      <w:r>
-        <w:rPr>
-          <w:rFonts w:ascii="Times New Roman" w:hAnsi="Times New Roman" w:cs="Times New Roman"/>
-          <w:sz w:val="24"/>
-          <w:szCs w:val="24"/>
-        </w:rPr>
-        <w:t xml:space="preserve"> travers des solutions adaptées en fournissant des services de conseil stratégique et technique. En outre, nous nous concentrons sur le développement et l’édition de logiciels spécialement conçus pour répondre aux besoins des entreprises africaines, en tenant compte des spécificités locales et des exigences du marché. Notre expertise permet d’accompagner les organisations dans l’optimisation de leurs opérations et dans la mise en œuvre efficace de technologies adaptées </w:t>
-      </w:r>
-      <w:proofErr w:type="spellStart"/>
-      <w:proofErr w:type="gramStart"/>
-      <w:r>
-        <w:rPr>
-          <w:rFonts w:ascii="Times New Roman" w:hAnsi="Times New Roman" w:cs="Times New Roman"/>
-          <w:sz w:val="24"/>
-          <w:szCs w:val="24"/>
-        </w:rPr>
-        <w:t>a</w:t>
-      </w:r>
-      <w:proofErr w:type="spellEnd"/>
-      <w:proofErr w:type="gramEnd"/>
-      <w:r>
-        <w:rPr>
-          <w:rFonts w:ascii="Times New Roman" w:hAnsi="Times New Roman" w:cs="Times New Roman"/>
-          <w:sz w:val="24"/>
-          <w:szCs w:val="24"/>
-        </w:rPr>
-        <w:t xml:space="preserve"> leur environnement.</w:t>
+        <w:t xml:space="preserve"> une entreprise spécialisée dans l’assistance et la maitrise d’ouvrage, offrant des services de conseil et de renforcement des capacités pour des projets innovants. Nous nous engageons à promouvoir la bonne gouvernance a travers des solutions adaptées en fournissant des services de conseil stratégique et technique. En outre, nous nous concentrons sur le développement et l’édition de logiciels spécialement conçus pour répondre aux besoins des entreprises africaines, en tenant compte des spécificités locales et des exigences du marché. Notre expertise permet d’accompagner les organisations dans l’optimisation de leurs opérations et dans la mise en œuvre efficace de technologies adaptées a leur environnement.</w:t>
       </w:r>
     </w:p>
     <w:p>
@@ -9532,24 +7149,8 @@
                                     </w14:schemeClr>
                                   </w14:shadow>
                                 </w:rPr>
-                                <w:t xml:space="preserve">irection </w:t>
+                                <w:t>irection Generale</w:t>
                               </w:r>
-                              <w:proofErr w:type="spellStart"/>
-                              <w:r>
-                                <w:rPr>
-                                  <w:rFonts w:ascii="Times New Roman" w:eastAsia="Calibri" w:hAnsi="Times New Roman" w:cs="Times New Roman"/>
-                                  <w:color w:val="000000"/>
-                                  <w:sz w:val="24"/>
-                                  <w:szCs w:val="24"/>
-                                  <w14:shadow w14:blurRad="38100" w14:dist="19050" w14:dir="2700000" w14:sx="100000" w14:sy="100000" w14:kx="0" w14:ky="0" w14:algn="tl">
-                                    <w14:schemeClr w14:val="dk1">
-                                      <w14:alpha w14:val="60000"/>
-                                    </w14:schemeClr>
-                                  </w14:shadow>
-                                </w:rPr>
-                                <w:t>Generale</w:t>
-                              </w:r>
-                              <w:proofErr w:type="spellEnd"/>
                             </w:p>
                           </w:txbxContent>
                         </wps:txbx>
@@ -10668,24 +8269,8 @@
                               </w14:schemeClr>
                             </w14:shadow>
                           </w:rPr>
-                          <w:t xml:space="preserve">irection </w:t>
+                          <w:t>irection Generale</w:t>
                         </w:r>
-                        <w:proofErr w:type="spellStart"/>
-                        <w:r>
-                          <w:rPr>
-                            <w:rFonts w:ascii="Times New Roman" w:eastAsia="Calibri" w:hAnsi="Times New Roman" w:cs="Times New Roman"/>
-                            <w:color w:val="000000"/>
-                            <w:sz w:val="24"/>
-                            <w:szCs w:val="24"/>
-                            <w14:shadow w14:blurRad="38100" w14:dist="19050" w14:dir="2700000" w14:sx="100000" w14:sy="100000" w14:kx="0" w14:ky="0" w14:algn="tl">
-                              <w14:schemeClr w14:val="dk1">
-                                <w14:alpha w14:val="60000"/>
-                              </w14:schemeClr>
-                            </w14:shadow>
-                          </w:rPr>
-                          <w:t>Generale</w:t>
-                        </w:r>
-                        <w:proofErr w:type="spellEnd"/>
                       </w:p>
                     </w:txbxContent>
                   </v:textbox>
@@ -11175,11 +8760,13 @@
         </w:numPr>
         <w:ind w:left="520" w:firstLine="0"/>
         <w:rPr>
+          <w:rFonts w:ascii="Times New Roman" w:hAnsi="Times New Roman" w:cs="Times New Roman"/>
           <w:color w:val="FF6600"/>
         </w:rPr>
       </w:pPr>
       <w:r>
         <w:rPr>
+          <w:rFonts w:ascii="Times New Roman" w:hAnsi="Times New Roman" w:cs="Times New Roman"/>
           <w:color w:val="FF6600"/>
         </w:rPr>
         <w:t>Présentation des départements</w:t>
@@ -11927,6 +9514,7 @@
             <w:r>
               <w:rPr>
                 <w:rFonts w:ascii="Times New Roman" w:hAnsi="Times New Roman" w:cs="Times New Roman"/>
+                <w:noProof/>
                 <w:sz w:val="24"/>
                 <w:szCs w:val="24"/>
               </w:rPr>
@@ -11946,7 +9534,7 @@
                           <pic:cNvPicPr/>
                         </pic:nvPicPr>
                         <pic:blipFill>
-                          <a:blip r:embed="rId9"/>
+                          <a:blip r:embed="rId10"/>
                           <a:stretch>
                             <a:fillRect/>
                           </a:stretch>
@@ -12076,6 +9664,7 @@
             <w:r>
               <w:rPr>
                 <w:rFonts w:ascii="Times New Roman" w:hAnsi="Times New Roman" w:cs="Times New Roman"/>
+                <w:noProof/>
                 <w:sz w:val="24"/>
                 <w:szCs w:val="24"/>
               </w:rPr>
@@ -12095,7 +9684,7 @@
                           <pic:cNvPicPr/>
                         </pic:nvPicPr>
                         <pic:blipFill>
-                          <a:blip r:embed="rId10"/>
+                          <a:blip r:embed="rId11"/>
                           <a:stretch>
                             <a:fillRect/>
                           </a:stretch>
@@ -12217,6 +9806,7 @@
             <w:r>
               <w:rPr>
                 <w:rFonts w:ascii="Times New Roman" w:eastAsia="Times New Roman" w:hAnsi="Times New Roman" w:cs="Times New Roman"/>
+                <w:noProof/>
                 <w:lang w:eastAsia="fr-FR"/>
               </w:rPr>
               <w:drawing>
@@ -12235,7 +9825,7 @@
                           <pic:cNvPicPr/>
                         </pic:nvPicPr>
                         <pic:blipFill>
-                          <a:blip r:embed="rId11"/>
+                          <a:blip r:embed="rId12"/>
                           <a:stretch>
                             <a:fillRect/>
                           </a:stretch>
@@ -12354,6 +9944,7 @@
             <w:r>
               <w:rPr>
                 <w:rFonts w:ascii="Times New Roman" w:eastAsia="Times New Roman" w:hAnsi="Times New Roman" w:cs="Times New Roman"/>
+                <w:noProof/>
                 <w:lang w:eastAsia="fr-FR"/>
               </w:rPr>
               <w:drawing>
@@ -12372,7 +9963,7 @@
                           <pic:cNvPicPr/>
                         </pic:nvPicPr>
                         <pic:blipFill>
-                          <a:blip r:embed="rId12"/>
+                          <a:blip r:embed="rId13"/>
                           <a:stretch>
                             <a:fillRect/>
                           </a:stretch>
@@ -12502,6 +10093,7 @@
             <w:r>
               <w:rPr>
                 <w:rFonts w:ascii="Times New Roman" w:eastAsia="Times New Roman" w:hAnsi="Times New Roman" w:cs="Times New Roman"/>
+                <w:noProof/>
                 <w:lang w:eastAsia="fr-FR"/>
               </w:rPr>
               <w:drawing>
@@ -12520,7 +10112,7 @@
                           <pic:cNvPicPr/>
                         </pic:nvPicPr>
                         <pic:blipFill>
-                          <a:blip r:embed="rId13"/>
+                          <a:blip r:embed="rId14"/>
                           <a:stretch>
                             <a:fillRect/>
                           </a:stretch>
@@ -12639,6 +10231,7 @@
             <w:r>
               <w:rPr>
                 <w:rFonts w:ascii="Times New Roman" w:hAnsi="Times New Roman" w:cs="Times New Roman"/>
+                <w:noProof/>
                 <w:sz w:val="24"/>
                 <w:szCs w:val="24"/>
               </w:rPr>
@@ -12658,7 +10251,7 @@
                           <pic:cNvPicPr/>
                         </pic:nvPicPr>
                         <pic:blipFill>
-                          <a:blip r:embed="rId14"/>
+                          <a:blip r:embed="rId15"/>
                           <a:stretch>
                             <a:fillRect/>
                           </a:stretch>
@@ -12781,6 +10374,7 @@
             <w:r>
               <w:rPr>
                 <w:rFonts w:ascii="Times New Roman" w:hAnsi="Times New Roman" w:cs="Times New Roman"/>
+                <w:noProof/>
                 <w:sz w:val="24"/>
                 <w:szCs w:val="24"/>
               </w:rPr>
@@ -12800,7 +10394,7 @@
                           <pic:cNvPicPr/>
                         </pic:nvPicPr>
                         <pic:blipFill>
-                          <a:blip r:embed="rId15"/>
+                          <a:blip r:embed="rId16"/>
                           <a:stretch>
                             <a:fillRect/>
                           </a:stretch>
@@ -13084,7 +10678,6 @@
           <w:szCs w:val="24"/>
         </w:rPr>
       </w:pPr>
-      <w:proofErr w:type="spellStart"/>
       <w:r>
         <w:rPr>
           <w:rFonts w:ascii="Times New Roman" w:hAnsi="Times New Roman" w:cs="Times New Roman"/>
@@ -13093,7 +10686,6 @@
         </w:rPr>
         <w:t>Proxmox</w:t>
       </w:r>
-      <w:proofErr w:type="spellEnd"/>
     </w:p>
     <w:p>
       <w:pPr>
@@ -15377,7 +12969,6 @@
         </w:rPr>
         <w:t xml:space="preserve">cas de </w:t>
       </w:r>
-      <w:proofErr w:type="spellStart"/>
       <w:r>
         <w:rPr>
           <w:rFonts w:ascii="Times New Roman" w:hAnsi="Times New Roman" w:cs="Times New Roman"/>
@@ -15385,17 +12976,7 @@
           <w:sz w:val="24"/>
           <w:szCs w:val="24"/>
         </w:rPr>
-        <w:t>Flysoft</w:t>
-      </w:r>
-      <w:proofErr w:type="spellEnd"/>
-      <w:r>
-        <w:rPr>
-          <w:rFonts w:ascii="Times New Roman" w:hAnsi="Times New Roman" w:cs="Times New Roman"/>
-          <w:b/>
-          <w:sz w:val="24"/>
-          <w:szCs w:val="24"/>
-        </w:rPr>
-        <w:t xml:space="preserve"> Engineering</w:t>
+        <w:t>Flysoft Engineering</w:t>
       </w:r>
       <w:r>
         <w:rPr>
@@ -15660,19 +13241,11 @@
       <w:r>
         <w:t xml:space="preserve">Dans le cadre de notre étude, une immersion approfondie a été réalisée au sein de la structure </w:t>
       </w:r>
-      <w:proofErr w:type="spellStart"/>
       <w:r>
         <w:rPr>
           <w:rStyle w:val="lev"/>
         </w:rPr>
-        <w:t>Flysoft</w:t>
-      </w:r>
-      <w:proofErr w:type="spellEnd"/>
-      <w:r>
-        <w:rPr>
-          <w:rStyle w:val="lev"/>
-        </w:rPr>
-        <w:t xml:space="preserve"> Engineering</w:t>
+        <w:t>Flysoft Engineering</w:t>
       </w:r>
       <w:r>
         <w:t xml:space="preserve"> afin d’observer, analyser et comprendre de manière concrète le fonctionnement de son infrastructure réseau. Cette démarche exploratoire a constitué une étape clé dans notre analyse, en nous permettant de collecter des données réelles et pertinentes sur l’environnement technique et organisationnel de l’entreprise.</w:t>
@@ -15896,6 +13469,9 @@
         <w:keepNext/>
       </w:pPr>
       <w:r>
+        <w:rPr>
+          <w:noProof/>
+        </w:rPr>
         <w:drawing>
           <wp:inline distT="0" distB="0" distL="0" distR="0" wp14:anchorId="46B544CA" wp14:editId="331CE462">
             <wp:extent cx="5760720" cy="3234055"/>
@@ -15912,7 +13488,7 @@
                     <pic:cNvPicPr/>
                   </pic:nvPicPr>
                   <pic:blipFill>
-                    <a:blip r:embed="rId16"/>
+                    <a:blip r:embed="rId17"/>
                     <a:stretch>
                       <a:fillRect/>
                     </a:stretch>
@@ -15956,18 +13532,13 @@
         <w:t>2</w:t>
       </w:r>
       <w:r>
+        <w:rPr>
+          <w:noProof/>
+        </w:rPr>
         <w:fldChar w:fldCharType="end"/>
       </w:r>
       <w:r>
-        <w:t xml:space="preserve">: architecture de </w:t>
-      </w:r>
-      <w:proofErr w:type="spellStart"/>
-      <w:r>
-        <w:t>Flysoft</w:t>
-      </w:r>
-      <w:proofErr w:type="spellEnd"/>
-      <w:r>
-        <w:t xml:space="preserve"> Engineering</w:t>
+        <w:t>: architecture de Flysoft Engineering</w:t>
       </w:r>
     </w:p>
     <w:p>
@@ -16058,19 +13629,11 @@
       <w:r>
         <w:t xml:space="preserve">Avant toute proposition de solution, il est primordial d’effectuer une analyse critique du système actuellement en place au sein de la structure </w:t>
       </w:r>
-      <w:proofErr w:type="spellStart"/>
       <w:r>
         <w:rPr>
           <w:b/>
         </w:rPr>
-        <w:t>Flysoft</w:t>
-      </w:r>
-      <w:proofErr w:type="spellEnd"/>
-      <w:r>
-        <w:rPr>
-          <w:b/>
-        </w:rPr>
-        <w:t xml:space="preserve"> Engineering</w:t>
+        <w:t>Flysoft Engineering</w:t>
       </w:r>
       <w:r>
         <w:t>. Cette étape permet de mettre en lumière les forces, mais surtout les insuffisances de l’architecture réseau existante. L’objectif est de comprendre les mécanismes utilisés pour la supervision, d’évaluer leur efficacité, et d’identifier les points de blocage ou les risques susceptibles d’impacter la performance, la sécurité et la disponibilité du système d’information. C’est à partir de ces constats que nous pourrons justifier la nécessité d’une évolution vers une solution plus moderne, automatisée et adaptée aux besoins réels de l’entreprise</w:t>
@@ -16694,7 +14257,6 @@
         </w:rPr>
         <w:t xml:space="preserve">Comment l’entreprise </w:t>
       </w:r>
-      <w:proofErr w:type="spellStart"/>
       <w:r>
         <w:rPr>
           <w:rFonts w:ascii="Times New Roman" w:eastAsia="Times New Roman" w:hAnsi="Times New Roman" w:cs="Times New Roman"/>
@@ -16703,18 +14265,7 @@
           <w:szCs w:val="24"/>
           <w:lang w:eastAsia="fr-FR"/>
         </w:rPr>
-        <w:t>Flysoft</w:t>
-      </w:r>
-      <w:proofErr w:type="spellEnd"/>
-      <w:r>
-        <w:rPr>
-          <w:rFonts w:ascii="Times New Roman" w:eastAsia="Times New Roman" w:hAnsi="Times New Roman" w:cs="Times New Roman"/>
-          <w:b/>
-          <w:sz w:val="24"/>
-          <w:szCs w:val="24"/>
-          <w:lang w:eastAsia="fr-FR"/>
-        </w:rPr>
-        <w:t xml:space="preserve"> Engineering</w:t>
+        <w:t>Flysoft Engineering</w:t>
       </w:r>
       <w:r>
         <w:rPr>
@@ -16834,17 +14385,17 @@
         </w:rPr>
         <w:t xml:space="preserve">Afin de répondre aux défis rencontrés par l’entreprise </w:t>
       </w:r>
-      <w:proofErr w:type="spellStart"/>
       <w:r>
         <w:rPr>
           <w:rFonts w:ascii="Times New Roman" w:eastAsia="Times New Roman" w:hAnsi="Times New Roman" w:cs="Times New Roman"/>
+          <w:b/>
+          <w:bCs/>
           <w:sz w:val="24"/>
           <w:szCs w:val="24"/>
           <w:lang w:eastAsia="fr-FR"/>
         </w:rPr>
-        <w:t>Flysoft</w:t>
-      </w:r>
-      <w:proofErr w:type="spellEnd"/>
+        <w:t>Flysoft Engineering</w:t>
+      </w:r>
       <w:r>
         <w:rPr>
           <w:rFonts w:ascii="Times New Roman" w:eastAsia="Times New Roman" w:hAnsi="Times New Roman" w:cs="Times New Roman"/>
@@ -16852,7 +14403,7 @@
           <w:szCs w:val="24"/>
           <w:lang w:eastAsia="fr-FR"/>
         </w:rPr>
-        <w:t xml:space="preserve"> Engineering dans la gestion de son infrastructure réseau, nous proposons la </w:t>
+        <w:t xml:space="preserve"> dans la gestion de son infrastructure réseau, nous proposons la </w:t>
       </w:r>
       <w:r>
         <w:rPr>
@@ -18646,25 +16197,7 @@
           <w:sz w:val="24"/>
           <w:szCs w:val="24"/>
         </w:rPr>
-        <w:t xml:space="preserve">, il est essentiel de prendre en compte les besoins exprimés par les utilisateurs finaux, en particulier l’administrateur système et le </w:t>
-      </w:r>
-      <w:proofErr w:type="spellStart"/>
-      <w:r>
-        <w:rPr>
-          <w:rFonts w:ascii="Times New Roman" w:hAnsi="Times New Roman" w:cs="Times New Roman"/>
-          <w:sz w:val="24"/>
-          <w:szCs w:val="24"/>
-        </w:rPr>
-        <w:t>super-administrateur</w:t>
-      </w:r>
-      <w:proofErr w:type="spellEnd"/>
-      <w:r>
-        <w:rPr>
-          <w:rFonts w:ascii="Times New Roman" w:hAnsi="Times New Roman" w:cs="Times New Roman"/>
-          <w:sz w:val="24"/>
-          <w:szCs w:val="24"/>
-        </w:rPr>
-        <w:t>. L’expression des besoins constitue une phase clé du cycle de vie du système, permettant de définir précisément les fonctionnalités attendues de la future solution tout en prenant en compte les besoins fonctionnels et non fonctionnels de ce dernier.</w:t>
+        <w:t>, il est essentiel de prendre en compte les besoins exprimés par les utilisateurs finaux, en particulier l’administrateur système et le super-administrateur. L’expression des besoins constitue une phase clé du cycle de vie du système, permettant de définir précisément les fonctionnalités attendues de la future solution tout en prenant en compte les besoins fonctionnels et non fonctionnels de ce dernier.</w:t>
       </w:r>
     </w:p>
     <w:p>
@@ -18718,6 +16251,15 @@
       <w:bookmarkEnd w:id="832"/>
       <w:bookmarkEnd w:id="833"/>
       <w:bookmarkEnd w:id="834"/>
+      <w:r>
+        <w:rPr>
+          <w:rFonts w:ascii="Times New Roman" w:hAnsi="Times New Roman" w:cs="Times New Roman"/>
+          <w:color w:val="FF6600"/>
+          <w:sz w:val="32"/>
+          <w:szCs w:val="32"/>
+        </w:rPr>
+        <w:t xml:space="preserve"> </w:t>
+      </w:r>
     </w:p>
     <w:p>
       <w:pPr>
@@ -18729,610 +16271,1073 @@
       <w:r>
         <w:t xml:space="preserve">Afin de recueillir les besoins des utilisateurs du système, nous avons mené des recherches ainsi que des entretiens avec des administrateurs réseau de la structure </w:t>
       </w:r>
-      <w:proofErr w:type="spellStart"/>
       <w:r>
         <w:rPr>
           <w:b/>
           <w:bCs/>
         </w:rPr>
-        <w:t>Flysoft</w:t>
-      </w:r>
-      <w:proofErr w:type="spellEnd"/>
-      <w:r>
-        <w:rPr>
-          <w:b/>
-          <w:bCs/>
-        </w:rPr>
-        <w:t xml:space="preserve"> Engineering</w:t>
-      </w:r>
-      <w:r>
-        <w:t xml:space="preserve">. De plus, nous avons analysé plusieurs solutions de supervision réseau déjà existantes afin de comprendre leurs fonctionnalités, leurs limites, ainsi que les stratégies mises en œuvre pour la détection des anomalies, la visualisation des topologies et la gestion à distance. Grâce à cette démarche, nous avons acquis une meilleure compréhension des attentes en matière de supervision réseau, de sécurité, et de gestion d’infrastructure à distance. Par conséquent, notre plateforme devra permettre aux différents utilisateurs (administrateur, </w:t>
-      </w:r>
-      <w:proofErr w:type="spellStart"/>
-      <w:r>
-        <w:t>super-administrateur</w:t>
-      </w:r>
-      <w:proofErr w:type="spellEnd"/>
-      <w:r>
-        <w:t>) d’effectuer les opérations suivantes :</w:t>
-      </w:r>
-    </w:p>
-    <w:p>
-      <w:pPr>
-        <w:pStyle w:val="Paragraphedeliste"/>
-        <w:numPr>
-          <w:ilvl w:val="0"/>
-          <w:numId w:val="13"/>
-        </w:numPr>
+        <w:t>Flysoft Engineering</w:t>
+      </w:r>
+      <w:r>
+        <w:t>. De plus, nous avons analysé plusieurs solutions de supervision réseau déjà existantes afin de comprendre leurs fonctionnalités, leurs limites, ainsi que les stratégies mises en œuvre pour la détection des anomalies, la visualisation des topologies et la gestion à distance. Grâce à cette démarche, nous avons acquis une meilleure compréhension des attentes en matière de supervision réseau, de sécurité, et de gestion d’infrastructure à distance. Par conséquent, notre plateforme devra permettre aux différents utilisateurs (administrateur, super-administrateur) d’effectuer les opérations suivantes :</w:t>
+      </w:r>
+    </w:p>
+    <w:p>
+      <w:pPr>
+        <w:pStyle w:val="Lgende"/>
+        <w:keepNext/>
+      </w:pPr>
+      <w:r>
+        <w:t xml:space="preserve">Tableau </w:t>
+      </w:r>
+      <w:r>
+        <w:fldChar w:fldCharType="begin"/>
+      </w:r>
+      <w:r>
+        <w:instrText xml:space="preserve"> SEQ Tableau \* ARABIC </w:instrText>
+      </w:r>
+      <w:r>
+        <w:fldChar w:fldCharType="separate"/>
+      </w:r>
+      <w:r>
+        <w:rPr>
+          <w:noProof/>
+        </w:rPr>
+        <w:t>4</w:t>
+      </w:r>
+      <w:r>
+        <w:fldChar w:fldCharType="end"/>
+      </w:r>
+      <w:r>
+        <w:t>: besoins fonctionnels</w:t>
+      </w:r>
+    </w:p>
+    <w:tbl>
+      <w:tblPr>
+        <w:tblStyle w:val="TableauGrille3-Accentuation2"/>
+        <w:tblW w:w="0" w:type="auto"/>
+        <w:tblLook w:val="04A0" w:firstRow="1" w:lastRow="0" w:firstColumn="1" w:lastColumn="0" w:noHBand="0" w:noVBand="1"/>
+      </w:tblPr>
+      <w:tblGrid>
+        <w:gridCol w:w="2213"/>
+        <w:gridCol w:w="2348"/>
+        <w:gridCol w:w="4511"/>
+      </w:tblGrid>
+      <w:tr>
+        <w:trPr>
+          <w:cnfStyle w:val="100000000000" w:firstRow="1" w:lastRow="0" w:firstColumn="0" w:lastColumn="0" w:oddVBand="0" w:evenVBand="0" w:oddHBand="0" w:evenHBand="0" w:firstRowFirstColumn="0" w:firstRowLastColumn="0" w:lastRowFirstColumn="0" w:lastRowLastColumn="0"/>
+        </w:trPr>
+        <w:tc>
+          <w:tcPr>
+            <w:cnfStyle w:val="001000000100" w:firstRow="0" w:lastRow="0" w:firstColumn="1" w:lastColumn="0" w:oddVBand="0" w:evenVBand="0" w:oddHBand="0" w:evenHBand="0" w:firstRowFirstColumn="1" w:firstRowLastColumn="0" w:lastRowFirstColumn="0" w:lastRowLastColumn="0"/>
+            <w:tcW w:w="0" w:type="auto"/>
+            <w:hideMark/>
+          </w:tcPr>
+          <w:p>
+            <w:pPr>
+              <w:pStyle w:val="NormalWeb"/>
+              <w:spacing w:line="360" w:lineRule="auto"/>
+              <w:ind w:firstLine="360"/>
+              <w:jc w:val="both"/>
+            </w:pPr>
+            <w:r>
+              <w:t>Acteur</w:t>
+            </w:r>
+          </w:p>
+        </w:tc>
+        <w:tc>
+          <w:tcPr>
+            <w:tcW w:w="0" w:type="auto"/>
+            <w:hideMark/>
+          </w:tcPr>
+          <w:p>
+            <w:pPr>
+              <w:pStyle w:val="NormalWeb"/>
+              <w:spacing w:line="360" w:lineRule="auto"/>
+              <w:ind w:firstLine="360"/>
+              <w:jc w:val="both"/>
+              <w:cnfStyle w:val="100000000000" w:firstRow="1" w:lastRow="0" w:firstColumn="0" w:lastColumn="0" w:oddVBand="0" w:evenVBand="0" w:oddHBand="0" w:evenHBand="0" w:firstRowFirstColumn="0" w:firstRowLastColumn="0" w:lastRowFirstColumn="0" w:lastRowLastColumn="0"/>
+            </w:pPr>
+            <w:r>
+              <w:t>État</w:t>
+            </w:r>
+          </w:p>
+        </w:tc>
+        <w:tc>
+          <w:tcPr>
+            <w:tcW w:w="0" w:type="auto"/>
+            <w:hideMark/>
+          </w:tcPr>
+          <w:p>
+            <w:pPr>
+              <w:pStyle w:val="NormalWeb"/>
+              <w:spacing w:line="360" w:lineRule="auto"/>
+              <w:ind w:firstLine="360"/>
+              <w:jc w:val="both"/>
+              <w:cnfStyle w:val="100000000000" w:firstRow="1" w:lastRow="0" w:firstColumn="0" w:lastColumn="0" w:oddVBand="0" w:evenVBand="0" w:oddHBand="0" w:evenHBand="0" w:firstRowFirstColumn="0" w:firstRowLastColumn="0" w:lastRowFirstColumn="0" w:lastRowLastColumn="0"/>
+            </w:pPr>
+            <w:r>
+              <w:t>Objectif</w:t>
+            </w:r>
+          </w:p>
+        </w:tc>
+      </w:tr>
+      <w:tr>
+        <w:trPr>
+          <w:cnfStyle w:val="000000100000" w:firstRow="0" w:lastRow="0" w:firstColumn="0" w:lastColumn="0" w:oddVBand="0" w:evenVBand="0" w:oddHBand="1" w:evenHBand="0" w:firstRowFirstColumn="0" w:firstRowLastColumn="0" w:lastRowFirstColumn="0" w:lastRowLastColumn="0"/>
+        </w:trPr>
+        <w:tc>
+          <w:tcPr>
+            <w:cnfStyle w:val="001000000000" w:firstRow="0" w:lastRow="0" w:firstColumn="1" w:lastColumn="0" w:oddVBand="0" w:evenVBand="0" w:oddHBand="0" w:evenHBand="0" w:firstRowFirstColumn="0" w:firstRowLastColumn="0" w:lastRowFirstColumn="0" w:lastRowLastColumn="0"/>
+            <w:tcW w:w="0" w:type="auto"/>
+            <w:hideMark/>
+          </w:tcPr>
+          <w:p>
+            <w:pPr>
+              <w:pStyle w:val="NormalWeb"/>
+              <w:spacing w:line="360" w:lineRule="auto"/>
+              <w:ind w:firstLine="360"/>
+              <w:jc w:val="both"/>
+            </w:pPr>
+            <w:r>
+              <w:rPr>
+                <w:b/>
+                <w:bCs/>
+              </w:rPr>
+              <w:t>Administrateur</w:t>
+            </w:r>
+          </w:p>
+        </w:tc>
+        <w:tc>
+          <w:tcPr>
+            <w:tcW w:w="0" w:type="auto"/>
+            <w:hideMark/>
+          </w:tcPr>
+          <w:p>
+            <w:pPr>
+              <w:pStyle w:val="NormalWeb"/>
+              <w:spacing w:line="360" w:lineRule="auto"/>
+              <w:ind w:firstLine="360"/>
+              <w:jc w:val="both"/>
+              <w:cnfStyle w:val="000000100000" w:firstRow="0" w:lastRow="0" w:firstColumn="0" w:lastColumn="0" w:oddVBand="0" w:evenVBand="0" w:oddHBand="1" w:evenHBand="0" w:firstRowFirstColumn="0" w:firstRowLastColumn="0" w:lastRowFirstColumn="0" w:lastRowLastColumn="0"/>
+            </w:pPr>
+            <w:r>
+              <w:t>Surveiller le réseau en temps réel</w:t>
+            </w:r>
+          </w:p>
+        </w:tc>
+        <w:tc>
+          <w:tcPr>
+            <w:tcW w:w="0" w:type="auto"/>
+            <w:hideMark/>
+          </w:tcPr>
+          <w:p>
+            <w:pPr>
+              <w:pStyle w:val="NormalWeb"/>
+              <w:spacing w:line="360" w:lineRule="auto"/>
+              <w:ind w:firstLine="360"/>
+              <w:jc w:val="both"/>
+              <w:cnfStyle w:val="000000100000" w:firstRow="0" w:lastRow="0" w:firstColumn="0" w:lastColumn="0" w:oddVBand="0" w:evenVBand="0" w:oddHBand="1" w:evenHBand="0" w:firstRowFirstColumn="0" w:firstRowLastColumn="0" w:lastRowFirstColumn="0" w:lastRowLastColumn="0"/>
+            </w:pPr>
+            <w:r>
+              <w:t>Suivre en continu l’état des équipements (routeurs, switches, serveurs, etc.) et visualiser leurs performances : trafic, bande passante, latence, etc.</w:t>
+            </w:r>
+          </w:p>
+        </w:tc>
+      </w:tr>
+      <w:tr>
+        <w:tc>
+          <w:tcPr>
+            <w:cnfStyle w:val="001000000000" w:firstRow="0" w:lastRow="0" w:firstColumn="1" w:lastColumn="0" w:oddVBand="0" w:evenVBand="0" w:oddHBand="0" w:evenHBand="0" w:firstRowFirstColumn="0" w:firstRowLastColumn="0" w:lastRowFirstColumn="0" w:lastRowLastColumn="0"/>
+            <w:tcW w:w="0" w:type="auto"/>
+            <w:hideMark/>
+          </w:tcPr>
+          <w:p>
+            <w:pPr>
+              <w:pStyle w:val="NormalWeb"/>
+              <w:spacing w:line="360" w:lineRule="auto"/>
+              <w:ind w:firstLine="360"/>
+              <w:jc w:val="both"/>
+            </w:pPr>
+          </w:p>
+        </w:tc>
+        <w:tc>
+          <w:tcPr>
+            <w:tcW w:w="0" w:type="auto"/>
+            <w:hideMark/>
+          </w:tcPr>
+          <w:p>
+            <w:pPr>
+              <w:pStyle w:val="NormalWeb"/>
+              <w:spacing w:line="360" w:lineRule="auto"/>
+              <w:ind w:firstLine="360"/>
+              <w:jc w:val="both"/>
+              <w:cnfStyle w:val="000000000000" w:firstRow="0" w:lastRow="0" w:firstColumn="0" w:lastColumn="0" w:oddVBand="0" w:evenVBand="0" w:oddHBand="0" w:evenHBand="0" w:firstRowFirstColumn="0" w:firstRowLastColumn="0" w:lastRowFirstColumn="0" w:lastRowLastColumn="0"/>
+            </w:pPr>
+            <w:r>
+              <w:t>Recevoir et analyser les alertes</w:t>
+            </w:r>
+          </w:p>
+        </w:tc>
+        <w:tc>
+          <w:tcPr>
+            <w:tcW w:w="0" w:type="auto"/>
+            <w:hideMark/>
+          </w:tcPr>
+          <w:p>
+            <w:pPr>
+              <w:pStyle w:val="NormalWeb"/>
+              <w:spacing w:line="360" w:lineRule="auto"/>
+              <w:ind w:firstLine="360"/>
+              <w:jc w:val="both"/>
+              <w:cnfStyle w:val="000000000000" w:firstRow="0" w:lastRow="0" w:firstColumn="0" w:lastColumn="0" w:oddVBand="0" w:evenVBand="0" w:oddHBand="0" w:evenHBand="0" w:firstRowFirstColumn="0" w:firstRowLastColumn="0" w:lastRowFirstColumn="0" w:lastRowLastColumn="0"/>
+            </w:pPr>
+            <w:r>
+              <w:t>Être informé des anomalies, indisponibilités ou événements suspects affectant l’infrastructure réseau.</w:t>
+            </w:r>
+          </w:p>
+        </w:tc>
+      </w:tr>
+      <w:tr>
+        <w:trPr>
+          <w:cnfStyle w:val="000000100000" w:firstRow="0" w:lastRow="0" w:firstColumn="0" w:lastColumn="0" w:oddVBand="0" w:evenVBand="0" w:oddHBand="1" w:evenHBand="0" w:firstRowFirstColumn="0" w:firstRowLastColumn="0" w:lastRowFirstColumn="0" w:lastRowLastColumn="0"/>
+        </w:trPr>
+        <w:tc>
+          <w:tcPr>
+            <w:cnfStyle w:val="001000000000" w:firstRow="0" w:lastRow="0" w:firstColumn="1" w:lastColumn="0" w:oddVBand="0" w:evenVBand="0" w:oddHBand="0" w:evenHBand="0" w:firstRowFirstColumn="0" w:firstRowLastColumn="0" w:lastRowFirstColumn="0" w:lastRowLastColumn="0"/>
+            <w:tcW w:w="0" w:type="auto"/>
+            <w:hideMark/>
+          </w:tcPr>
+          <w:p>
+            <w:pPr>
+              <w:pStyle w:val="NormalWeb"/>
+              <w:spacing w:line="360" w:lineRule="auto"/>
+              <w:ind w:firstLine="360"/>
+              <w:jc w:val="both"/>
+            </w:pPr>
+          </w:p>
+        </w:tc>
+        <w:tc>
+          <w:tcPr>
+            <w:tcW w:w="0" w:type="auto"/>
+            <w:hideMark/>
+          </w:tcPr>
+          <w:p>
+            <w:pPr>
+              <w:pStyle w:val="NormalWeb"/>
+              <w:spacing w:line="360" w:lineRule="auto"/>
+              <w:ind w:firstLine="360"/>
+              <w:jc w:val="both"/>
+              <w:cnfStyle w:val="000000100000" w:firstRow="0" w:lastRow="0" w:firstColumn="0" w:lastColumn="0" w:oddVBand="0" w:evenVBand="0" w:oddHBand="1" w:evenHBand="0" w:firstRowFirstColumn="0" w:firstRowLastColumn="0" w:lastRowFirstColumn="0" w:lastRowLastColumn="0"/>
+            </w:pPr>
+            <w:r>
+              <w:t>Détecter les défaillances</w:t>
+            </w:r>
+          </w:p>
+        </w:tc>
+        <w:tc>
+          <w:tcPr>
+            <w:tcW w:w="0" w:type="auto"/>
+            <w:hideMark/>
+          </w:tcPr>
+          <w:p>
+            <w:pPr>
+              <w:pStyle w:val="NormalWeb"/>
+              <w:spacing w:line="360" w:lineRule="auto"/>
+              <w:ind w:firstLine="360"/>
+              <w:jc w:val="both"/>
+              <w:cnfStyle w:val="000000100000" w:firstRow="0" w:lastRow="0" w:firstColumn="0" w:lastColumn="0" w:oddVBand="0" w:evenVBand="0" w:oddHBand="1" w:evenHBand="0" w:firstRowFirstColumn="0" w:firstRowLastColumn="0" w:lastRowFirstColumn="0" w:lastRowLastColumn="0"/>
+            </w:pPr>
+            <w:r>
+              <w:t>Identifier de manière proactive les signes de dégradation et les anomalies susceptibles d’affecter la disponibilité des services.</w:t>
+            </w:r>
+          </w:p>
+        </w:tc>
+      </w:tr>
+      <w:tr>
+        <w:tc>
+          <w:tcPr>
+            <w:cnfStyle w:val="001000000000" w:firstRow="0" w:lastRow="0" w:firstColumn="1" w:lastColumn="0" w:oddVBand="0" w:evenVBand="0" w:oddHBand="0" w:evenHBand="0" w:firstRowFirstColumn="0" w:firstRowLastColumn="0" w:lastRowFirstColumn="0" w:lastRowLastColumn="0"/>
+            <w:tcW w:w="0" w:type="auto"/>
+            <w:hideMark/>
+          </w:tcPr>
+          <w:p>
+            <w:pPr>
+              <w:pStyle w:val="NormalWeb"/>
+              <w:spacing w:line="360" w:lineRule="auto"/>
+              <w:ind w:firstLine="360"/>
+              <w:jc w:val="both"/>
+            </w:pPr>
+          </w:p>
+        </w:tc>
+        <w:tc>
+          <w:tcPr>
+            <w:tcW w:w="0" w:type="auto"/>
+            <w:hideMark/>
+          </w:tcPr>
+          <w:p>
+            <w:pPr>
+              <w:pStyle w:val="NormalWeb"/>
+              <w:spacing w:line="360" w:lineRule="auto"/>
+              <w:ind w:firstLine="360"/>
+              <w:jc w:val="both"/>
+              <w:cnfStyle w:val="000000000000" w:firstRow="0" w:lastRow="0" w:firstColumn="0" w:lastColumn="0" w:oddVBand="0" w:evenVBand="0" w:oddHBand="0" w:evenHBand="0" w:firstRowFirstColumn="0" w:firstRowLastColumn="0" w:lastRowFirstColumn="0" w:lastRowLastColumn="0"/>
+            </w:pPr>
+            <w:r>
+              <w:t>Produire des rapports et statistiques</w:t>
+            </w:r>
+          </w:p>
+        </w:tc>
+        <w:tc>
+          <w:tcPr>
+            <w:tcW w:w="0" w:type="auto"/>
+            <w:hideMark/>
+          </w:tcPr>
+          <w:p>
+            <w:pPr>
+              <w:pStyle w:val="NormalWeb"/>
+              <w:spacing w:line="360" w:lineRule="auto"/>
+              <w:ind w:firstLine="360"/>
+              <w:jc w:val="both"/>
+              <w:cnfStyle w:val="000000000000" w:firstRow="0" w:lastRow="0" w:firstColumn="0" w:lastColumn="0" w:oddVBand="0" w:evenVBand="0" w:oddHBand="0" w:evenHBand="0" w:firstRowFirstColumn="0" w:firstRowLastColumn="0" w:lastRowFirstColumn="0" w:lastRowLastColumn="0"/>
+            </w:pPr>
+            <w:r>
+              <w:t>Générer des rapports sur la santé du réseau et partager les indicateurs de performance avec le super-administrateur ou la direction.</w:t>
+            </w:r>
+          </w:p>
+        </w:tc>
+      </w:tr>
+      <w:tr>
+        <w:trPr>
+          <w:cnfStyle w:val="000000100000" w:firstRow="0" w:lastRow="0" w:firstColumn="0" w:lastColumn="0" w:oddVBand="0" w:evenVBand="0" w:oddHBand="1" w:evenHBand="0" w:firstRowFirstColumn="0" w:firstRowLastColumn="0" w:lastRowFirstColumn="0" w:lastRowLastColumn="0"/>
+        </w:trPr>
+        <w:tc>
+          <w:tcPr>
+            <w:cnfStyle w:val="001000000000" w:firstRow="0" w:lastRow="0" w:firstColumn="1" w:lastColumn="0" w:oddVBand="0" w:evenVBand="0" w:oddHBand="0" w:evenHBand="0" w:firstRowFirstColumn="0" w:firstRowLastColumn="0" w:lastRowFirstColumn="0" w:lastRowLastColumn="0"/>
+            <w:tcW w:w="0" w:type="auto"/>
+            <w:hideMark/>
+          </w:tcPr>
+          <w:p>
+            <w:pPr>
+              <w:pStyle w:val="NormalWeb"/>
+              <w:spacing w:line="360" w:lineRule="auto"/>
+              <w:ind w:firstLine="360"/>
+              <w:jc w:val="both"/>
+            </w:pPr>
+          </w:p>
+        </w:tc>
+        <w:tc>
+          <w:tcPr>
+            <w:tcW w:w="0" w:type="auto"/>
+            <w:hideMark/>
+          </w:tcPr>
+          <w:p>
+            <w:pPr>
+              <w:pStyle w:val="NormalWeb"/>
+              <w:spacing w:line="360" w:lineRule="auto"/>
+              <w:ind w:firstLine="360"/>
+              <w:jc w:val="both"/>
+              <w:cnfStyle w:val="000000100000" w:firstRow="0" w:lastRow="0" w:firstColumn="0" w:lastColumn="0" w:oddVBand="0" w:evenVBand="0" w:oddHBand="1" w:evenHBand="0" w:firstRowFirstColumn="0" w:firstRowLastColumn="0" w:lastRowFirstColumn="0" w:lastRowLastColumn="0"/>
+            </w:pPr>
+            <w:r>
+              <w:t>Assurer la traçabilité</w:t>
+            </w:r>
+          </w:p>
+        </w:tc>
+        <w:tc>
+          <w:tcPr>
+            <w:tcW w:w="0" w:type="auto"/>
+            <w:hideMark/>
+          </w:tcPr>
+          <w:p>
+            <w:pPr>
+              <w:pStyle w:val="NormalWeb"/>
+              <w:spacing w:line="360" w:lineRule="auto"/>
+              <w:ind w:firstLine="360"/>
+              <w:jc w:val="both"/>
+              <w:cnfStyle w:val="000000100000" w:firstRow="0" w:lastRow="0" w:firstColumn="0" w:lastColumn="0" w:oddVBand="0" w:evenVBand="0" w:oddHBand="1" w:evenHBand="0" w:firstRowFirstColumn="0" w:firstRowLastColumn="0" w:lastRowFirstColumn="0" w:lastRowLastColumn="0"/>
+            </w:pPr>
+            <w:r>
+              <w:t>Enregistrer l’historique des activités et des événements réseau afin de faciliter l’analyse des incidents.</w:t>
+            </w:r>
+          </w:p>
+        </w:tc>
+      </w:tr>
+      <w:tr>
+        <w:tc>
+          <w:tcPr>
+            <w:cnfStyle w:val="001000000000" w:firstRow="0" w:lastRow="0" w:firstColumn="1" w:lastColumn="0" w:oddVBand="0" w:evenVBand="0" w:oddHBand="0" w:evenHBand="0" w:firstRowFirstColumn="0" w:firstRowLastColumn="0" w:lastRowFirstColumn="0" w:lastRowLastColumn="0"/>
+            <w:tcW w:w="0" w:type="auto"/>
+            <w:hideMark/>
+          </w:tcPr>
+          <w:p>
+            <w:pPr>
+              <w:pStyle w:val="NormalWeb"/>
+              <w:spacing w:line="360" w:lineRule="auto"/>
+              <w:ind w:firstLine="360"/>
+              <w:jc w:val="both"/>
+            </w:pPr>
+          </w:p>
+        </w:tc>
+        <w:tc>
+          <w:tcPr>
+            <w:tcW w:w="0" w:type="auto"/>
+            <w:hideMark/>
+          </w:tcPr>
+          <w:p>
+            <w:pPr>
+              <w:pStyle w:val="NormalWeb"/>
+              <w:spacing w:line="360" w:lineRule="auto"/>
+              <w:ind w:firstLine="360"/>
+              <w:jc w:val="both"/>
+              <w:cnfStyle w:val="000000000000" w:firstRow="0" w:lastRow="0" w:firstColumn="0" w:lastColumn="0" w:oddVBand="0" w:evenVBand="0" w:oddHBand="0" w:evenHBand="0" w:firstRowFirstColumn="0" w:firstRowLastColumn="0" w:lastRowFirstColumn="0" w:lastRowLastColumn="0"/>
+            </w:pPr>
+            <w:r>
+              <w:t>Suivre la disponibilité</w:t>
+            </w:r>
+          </w:p>
+        </w:tc>
+        <w:tc>
+          <w:tcPr>
+            <w:tcW w:w="0" w:type="auto"/>
+            <w:hideMark/>
+          </w:tcPr>
+          <w:p>
+            <w:pPr>
+              <w:pStyle w:val="NormalWeb"/>
+              <w:spacing w:line="360" w:lineRule="auto"/>
+              <w:ind w:firstLine="360"/>
+              <w:jc w:val="both"/>
+              <w:cnfStyle w:val="000000000000" w:firstRow="0" w:lastRow="0" w:firstColumn="0" w:lastColumn="0" w:oddVBand="0" w:evenVBand="0" w:oddHBand="0" w:evenHBand="0" w:firstRowFirstColumn="0" w:firstRowLastColumn="0" w:lastRowFirstColumn="0" w:lastRowLastColumn="0"/>
+            </w:pPr>
+            <w:r>
+              <w:t>Mesurer les périodes d’indisponibilité des équipements et services et identifier rapidement les causes des interruptions.</w:t>
+            </w:r>
+          </w:p>
+        </w:tc>
+      </w:tr>
+      <w:tr>
+        <w:trPr>
+          <w:cnfStyle w:val="000000100000" w:firstRow="0" w:lastRow="0" w:firstColumn="0" w:lastColumn="0" w:oddVBand="0" w:evenVBand="0" w:oddHBand="1" w:evenHBand="0" w:firstRowFirstColumn="0" w:firstRowLastColumn="0" w:lastRowFirstColumn="0" w:lastRowLastColumn="0"/>
+        </w:trPr>
+        <w:tc>
+          <w:tcPr>
+            <w:cnfStyle w:val="001000000000" w:firstRow="0" w:lastRow="0" w:firstColumn="1" w:lastColumn="0" w:oddVBand="0" w:evenVBand="0" w:oddHBand="0" w:evenHBand="0" w:firstRowFirstColumn="0" w:firstRowLastColumn="0" w:lastRowFirstColumn="0" w:lastRowLastColumn="0"/>
+            <w:tcW w:w="0" w:type="auto"/>
+            <w:hideMark/>
+          </w:tcPr>
+          <w:p>
+            <w:pPr>
+              <w:pStyle w:val="NormalWeb"/>
+              <w:spacing w:line="360" w:lineRule="auto"/>
+              <w:ind w:firstLine="360"/>
+              <w:jc w:val="both"/>
+            </w:pPr>
+          </w:p>
+        </w:tc>
+        <w:tc>
+          <w:tcPr>
+            <w:tcW w:w="0" w:type="auto"/>
+            <w:hideMark/>
+          </w:tcPr>
+          <w:p>
+            <w:pPr>
+              <w:pStyle w:val="NormalWeb"/>
+              <w:spacing w:line="360" w:lineRule="auto"/>
+              <w:ind w:firstLine="360"/>
+              <w:jc w:val="both"/>
+              <w:cnfStyle w:val="000000100000" w:firstRow="0" w:lastRow="0" w:firstColumn="0" w:lastColumn="0" w:oddVBand="0" w:evenVBand="0" w:oddHBand="1" w:evenHBand="0" w:firstRowFirstColumn="0" w:firstRowLastColumn="0" w:lastRowFirstColumn="0" w:lastRowLastColumn="0"/>
+            </w:pPr>
+            <w:r>
+              <w:t>Gérer le réseau à distance</w:t>
+            </w:r>
+          </w:p>
+        </w:tc>
+        <w:tc>
+          <w:tcPr>
+            <w:tcW w:w="0" w:type="auto"/>
+            <w:hideMark/>
+          </w:tcPr>
+          <w:p>
+            <w:pPr>
+              <w:pStyle w:val="NormalWeb"/>
+              <w:spacing w:line="360" w:lineRule="auto"/>
+              <w:ind w:firstLine="360"/>
+              <w:jc w:val="both"/>
+              <w:cnfStyle w:val="000000100000" w:firstRow="0" w:lastRow="0" w:firstColumn="0" w:lastColumn="0" w:oddVBand="0" w:evenVBand="0" w:oddHBand="1" w:evenHBand="0" w:firstRowFirstColumn="0" w:firstRowLastColumn="0" w:lastRowFirstColumn="0" w:lastRowLastColumn="0"/>
+            </w:pPr>
+            <w:r>
+              <w:t>Accéder à l’ensemble de l’infrastructure réseau depuis une interface centralisée.</w:t>
+            </w:r>
+          </w:p>
+        </w:tc>
+      </w:tr>
+      <w:tr>
+        <w:tc>
+          <w:tcPr>
+            <w:cnfStyle w:val="001000000000" w:firstRow="0" w:lastRow="0" w:firstColumn="1" w:lastColumn="0" w:oddVBand="0" w:evenVBand="0" w:oddHBand="0" w:evenHBand="0" w:firstRowFirstColumn="0" w:firstRowLastColumn="0" w:lastRowFirstColumn="0" w:lastRowLastColumn="0"/>
+            <w:tcW w:w="0" w:type="auto"/>
+            <w:hideMark/>
+          </w:tcPr>
+          <w:p>
+            <w:pPr>
+              <w:pStyle w:val="NormalWeb"/>
+              <w:spacing w:line="360" w:lineRule="auto"/>
+              <w:ind w:firstLine="360"/>
+              <w:jc w:val="both"/>
+            </w:pPr>
+          </w:p>
+        </w:tc>
+        <w:tc>
+          <w:tcPr>
+            <w:tcW w:w="0" w:type="auto"/>
+            <w:hideMark/>
+          </w:tcPr>
+          <w:p>
+            <w:pPr>
+              <w:pStyle w:val="NormalWeb"/>
+              <w:spacing w:line="360" w:lineRule="auto"/>
+              <w:ind w:firstLine="360"/>
+              <w:jc w:val="both"/>
+              <w:cnfStyle w:val="000000000000" w:firstRow="0" w:lastRow="0" w:firstColumn="0" w:lastColumn="0" w:oddVBand="0" w:evenVBand="0" w:oddHBand="0" w:evenHBand="0" w:firstRowFirstColumn="0" w:firstRowLastColumn="0" w:lastRowFirstColumn="0" w:lastRowLastColumn="0"/>
+            </w:pPr>
+            <w:r>
+              <w:t>Gérer les utilisateurs et les droits</w:t>
+            </w:r>
+          </w:p>
+        </w:tc>
+        <w:tc>
+          <w:tcPr>
+            <w:tcW w:w="0" w:type="auto"/>
+            <w:hideMark/>
+          </w:tcPr>
+          <w:p>
+            <w:pPr>
+              <w:pStyle w:val="NormalWeb"/>
+              <w:spacing w:line="360" w:lineRule="auto"/>
+              <w:ind w:firstLine="360"/>
+              <w:jc w:val="both"/>
+              <w:cnfStyle w:val="000000000000" w:firstRow="0" w:lastRow="0" w:firstColumn="0" w:lastColumn="0" w:oddVBand="0" w:evenVBand="0" w:oddHBand="0" w:evenHBand="0" w:firstRowFirstColumn="0" w:firstRowLastColumn="0" w:lastRowFirstColumn="0" w:lastRowLastColumn="0"/>
+            </w:pPr>
+            <w:r>
+              <w:t>Gérer les comptes utilisateurs et attribuer les niveaux d’accès conformément aux rôles définis.</w:t>
+            </w:r>
+          </w:p>
+        </w:tc>
+      </w:tr>
+      <w:tr>
+        <w:trPr>
+          <w:cnfStyle w:val="000000100000" w:firstRow="0" w:lastRow="0" w:firstColumn="0" w:lastColumn="0" w:oddVBand="0" w:evenVBand="0" w:oddHBand="1" w:evenHBand="0" w:firstRowFirstColumn="0" w:firstRowLastColumn="0" w:lastRowFirstColumn="0" w:lastRowLastColumn="0"/>
+        </w:trPr>
+        <w:tc>
+          <w:tcPr>
+            <w:cnfStyle w:val="001000000000" w:firstRow="0" w:lastRow="0" w:firstColumn="1" w:lastColumn="0" w:oddVBand="0" w:evenVBand="0" w:oddHBand="0" w:evenHBand="0" w:firstRowFirstColumn="0" w:firstRowLastColumn="0" w:lastRowFirstColumn="0" w:lastRowLastColumn="0"/>
+            <w:tcW w:w="0" w:type="auto"/>
+            <w:hideMark/>
+          </w:tcPr>
+          <w:p>
+            <w:pPr>
+              <w:pStyle w:val="NormalWeb"/>
+              <w:spacing w:line="360" w:lineRule="auto"/>
+              <w:ind w:firstLine="360"/>
+              <w:jc w:val="both"/>
+            </w:pPr>
+          </w:p>
+        </w:tc>
+        <w:tc>
+          <w:tcPr>
+            <w:tcW w:w="0" w:type="auto"/>
+            <w:hideMark/>
+          </w:tcPr>
+          <w:p>
+            <w:pPr>
+              <w:pStyle w:val="NormalWeb"/>
+              <w:spacing w:line="360" w:lineRule="auto"/>
+              <w:ind w:firstLine="360"/>
+              <w:jc w:val="both"/>
+              <w:cnfStyle w:val="000000100000" w:firstRow="0" w:lastRow="0" w:firstColumn="0" w:lastColumn="0" w:oddVBand="0" w:evenVBand="0" w:oddHBand="1" w:evenHBand="0" w:firstRowFirstColumn="0" w:firstRowLastColumn="0" w:lastRowFirstColumn="0" w:lastRowLastColumn="0"/>
+            </w:pPr>
+            <w:r>
+              <w:t>Gérer les équipements supervisés</w:t>
+            </w:r>
+          </w:p>
+        </w:tc>
+        <w:tc>
+          <w:tcPr>
+            <w:tcW w:w="0" w:type="auto"/>
+            <w:hideMark/>
+          </w:tcPr>
+          <w:p>
+            <w:pPr>
+              <w:pStyle w:val="NormalWeb"/>
+              <w:spacing w:line="360" w:lineRule="auto"/>
+              <w:ind w:firstLine="360"/>
+              <w:jc w:val="both"/>
+              <w:cnfStyle w:val="000000100000" w:firstRow="0" w:lastRow="0" w:firstColumn="0" w:lastColumn="0" w:oddVBand="0" w:evenVBand="0" w:oddHBand="1" w:evenHBand="0" w:firstRowFirstColumn="0" w:firstRowLastColumn="0" w:lastRowFirstColumn="0" w:lastRowLastColumn="0"/>
+            </w:pPr>
+            <w:r>
+              <w:t>Ajouter, modifier et supprimer les équipements réseau à superviser.</w:t>
+            </w:r>
+          </w:p>
+        </w:tc>
+      </w:tr>
+      <w:tr>
+        <w:tc>
+          <w:tcPr>
+            <w:cnfStyle w:val="001000000000" w:firstRow="0" w:lastRow="0" w:firstColumn="1" w:lastColumn="0" w:oddVBand="0" w:evenVBand="0" w:oddHBand="0" w:evenHBand="0" w:firstRowFirstColumn="0" w:firstRowLastColumn="0" w:lastRowFirstColumn="0" w:lastRowLastColumn="0"/>
+            <w:tcW w:w="0" w:type="auto"/>
+            <w:hideMark/>
+          </w:tcPr>
+          <w:p>
+            <w:pPr>
+              <w:pStyle w:val="NormalWeb"/>
+              <w:spacing w:line="360" w:lineRule="auto"/>
+              <w:ind w:firstLine="360"/>
+              <w:jc w:val="both"/>
+            </w:pPr>
+          </w:p>
+        </w:tc>
+        <w:tc>
+          <w:tcPr>
+            <w:tcW w:w="0" w:type="auto"/>
+            <w:hideMark/>
+          </w:tcPr>
+          <w:p>
+            <w:pPr>
+              <w:pStyle w:val="NormalWeb"/>
+              <w:spacing w:line="360" w:lineRule="auto"/>
+              <w:ind w:firstLine="360"/>
+              <w:jc w:val="both"/>
+              <w:cnfStyle w:val="000000000000" w:firstRow="0" w:lastRow="0" w:firstColumn="0" w:lastColumn="0" w:oddVBand="0" w:evenVBand="0" w:oddHBand="0" w:evenHBand="0" w:firstRowFirstColumn="0" w:firstRowLastColumn="0" w:lastRowFirstColumn="0" w:lastRowLastColumn="0"/>
+            </w:pPr>
+            <w:r>
+              <w:t>Conserver l’historique</w:t>
+            </w:r>
+          </w:p>
+        </w:tc>
+        <w:tc>
+          <w:tcPr>
+            <w:tcW w:w="0" w:type="auto"/>
+            <w:hideMark/>
+          </w:tcPr>
+          <w:p>
+            <w:pPr>
+              <w:pStyle w:val="NormalWeb"/>
+              <w:spacing w:line="360" w:lineRule="auto"/>
+              <w:ind w:firstLine="360"/>
+              <w:jc w:val="both"/>
+              <w:cnfStyle w:val="000000000000" w:firstRow="0" w:lastRow="0" w:firstColumn="0" w:lastColumn="0" w:oddVBand="0" w:evenVBand="0" w:oddHBand="0" w:evenHBand="0" w:firstRowFirstColumn="0" w:firstRowLastColumn="0" w:lastRowFirstColumn="0" w:lastRowLastColumn="0"/>
+            </w:pPr>
+            <w:r>
+              <w:t>Stocker l’historique des métriques et des événements pour faciliter l’analyse des performances et des incidents.</w:t>
+            </w:r>
+          </w:p>
+        </w:tc>
+      </w:tr>
+      <w:tr>
+        <w:trPr>
+          <w:cnfStyle w:val="000000100000" w:firstRow="0" w:lastRow="0" w:firstColumn="0" w:lastColumn="0" w:oddVBand="0" w:evenVBand="0" w:oddHBand="1" w:evenHBand="0" w:firstRowFirstColumn="0" w:firstRowLastColumn="0" w:lastRowFirstColumn="0" w:lastRowLastColumn="0"/>
+        </w:trPr>
+        <w:tc>
+          <w:tcPr>
+            <w:cnfStyle w:val="001000000000" w:firstRow="0" w:lastRow="0" w:firstColumn="1" w:lastColumn="0" w:oddVBand="0" w:evenVBand="0" w:oddHBand="0" w:evenHBand="0" w:firstRowFirstColumn="0" w:firstRowLastColumn="0" w:lastRowFirstColumn="0" w:lastRowLastColumn="0"/>
+            <w:tcW w:w="0" w:type="auto"/>
+            <w:hideMark/>
+          </w:tcPr>
+          <w:p>
+            <w:pPr>
+              <w:pStyle w:val="NormalWeb"/>
+              <w:spacing w:line="360" w:lineRule="auto"/>
+              <w:ind w:firstLine="360"/>
+              <w:jc w:val="both"/>
+            </w:pPr>
+          </w:p>
+        </w:tc>
+        <w:tc>
+          <w:tcPr>
+            <w:tcW w:w="0" w:type="auto"/>
+            <w:hideMark/>
+          </w:tcPr>
+          <w:p>
+            <w:pPr>
+              <w:pStyle w:val="NormalWeb"/>
+              <w:spacing w:line="360" w:lineRule="auto"/>
+              <w:ind w:firstLine="360"/>
+              <w:jc w:val="both"/>
+              <w:cnfStyle w:val="000000100000" w:firstRow="0" w:lastRow="0" w:firstColumn="0" w:lastColumn="0" w:oddVBand="0" w:evenVBand="0" w:oddHBand="1" w:evenHBand="0" w:firstRowFirstColumn="0" w:firstRowLastColumn="0" w:lastRowFirstColumn="0" w:lastRowLastColumn="0"/>
+            </w:pPr>
+            <w:r>
+              <w:t>Consulter le tableau de bord</w:t>
+            </w:r>
+          </w:p>
+        </w:tc>
+        <w:tc>
+          <w:tcPr>
+            <w:tcW w:w="0" w:type="auto"/>
+            <w:hideMark/>
+          </w:tcPr>
+          <w:p>
+            <w:pPr>
+              <w:pStyle w:val="NormalWeb"/>
+              <w:spacing w:line="360" w:lineRule="auto"/>
+              <w:ind w:firstLine="360"/>
+              <w:jc w:val="both"/>
+              <w:cnfStyle w:val="000000100000" w:firstRow="0" w:lastRow="0" w:firstColumn="0" w:lastColumn="0" w:oddVBand="0" w:evenVBand="0" w:oddHBand="1" w:evenHBand="0" w:firstRowFirstColumn="0" w:firstRowLastColumn="0" w:lastRowFirstColumn="0" w:lastRowLastColumn="0"/>
+            </w:pPr>
+            <w:r>
+              <w:t>Visualiser de manière synthétique l’état global de l’infrastructure réseau et ses principaux indicateurs.</w:t>
+            </w:r>
+          </w:p>
+        </w:tc>
+      </w:tr>
+      <w:tr>
+        <w:tc>
+          <w:tcPr>
+            <w:cnfStyle w:val="001000000000" w:firstRow="0" w:lastRow="0" w:firstColumn="1" w:lastColumn="0" w:oddVBand="0" w:evenVBand="0" w:oddHBand="0" w:evenHBand="0" w:firstRowFirstColumn="0" w:firstRowLastColumn="0" w:lastRowFirstColumn="0" w:lastRowLastColumn="0"/>
+            <w:tcW w:w="0" w:type="auto"/>
+            <w:hideMark/>
+          </w:tcPr>
+          <w:p>
+            <w:pPr>
+              <w:pStyle w:val="NormalWeb"/>
+              <w:spacing w:line="360" w:lineRule="auto"/>
+              <w:ind w:firstLine="360"/>
+              <w:jc w:val="both"/>
+            </w:pPr>
+          </w:p>
+        </w:tc>
+        <w:tc>
+          <w:tcPr>
+            <w:tcW w:w="0" w:type="auto"/>
+            <w:hideMark/>
+          </w:tcPr>
+          <w:p>
+            <w:pPr>
+              <w:pStyle w:val="NormalWeb"/>
+              <w:spacing w:line="360" w:lineRule="auto"/>
+              <w:ind w:firstLine="360"/>
+              <w:jc w:val="both"/>
+              <w:cnfStyle w:val="000000000000" w:firstRow="0" w:lastRow="0" w:firstColumn="0" w:lastColumn="0" w:oddVBand="0" w:evenVBand="0" w:oddHBand="0" w:evenHBand="0" w:firstRowFirstColumn="0" w:firstRowLastColumn="0" w:lastRowFirstColumn="0" w:lastRowLastColumn="0"/>
+            </w:pPr>
+            <w:r>
+              <w:t>Utiliser l’assistance IA</w:t>
+            </w:r>
+          </w:p>
+        </w:tc>
+        <w:tc>
+          <w:tcPr>
+            <w:tcW w:w="0" w:type="auto"/>
+            <w:hideMark/>
+          </w:tcPr>
+          <w:p>
+            <w:pPr>
+              <w:pStyle w:val="NormalWeb"/>
+              <w:spacing w:line="360" w:lineRule="auto"/>
+              <w:ind w:firstLine="360"/>
+              <w:jc w:val="both"/>
+              <w:cnfStyle w:val="000000000000" w:firstRow="0" w:lastRow="0" w:firstColumn="0" w:lastColumn="0" w:oddVBand="0" w:evenVBand="0" w:oddHBand="0" w:evenHBand="0" w:firstRowFirstColumn="0" w:firstRowLastColumn="0" w:lastRowFirstColumn="0" w:lastRowLastColumn="0"/>
+            </w:pPr>
+            <w:r>
+              <w:t>Obtenir une assistance pour l’analyse technique, le diagnostic des incidents et les recommandations adaptées.</w:t>
+            </w:r>
+          </w:p>
+        </w:tc>
+      </w:tr>
+      <w:tr>
+        <w:trPr>
+          <w:cnfStyle w:val="000000100000" w:firstRow="0" w:lastRow="0" w:firstColumn="0" w:lastColumn="0" w:oddVBand="0" w:evenVBand="0" w:oddHBand="1" w:evenHBand="0" w:firstRowFirstColumn="0" w:firstRowLastColumn="0" w:lastRowFirstColumn="0" w:lastRowLastColumn="0"/>
+        </w:trPr>
+        <w:tc>
+          <w:tcPr>
+            <w:cnfStyle w:val="001000000000" w:firstRow="0" w:lastRow="0" w:firstColumn="1" w:lastColumn="0" w:oddVBand="0" w:evenVBand="0" w:oddHBand="0" w:evenHBand="0" w:firstRowFirstColumn="0" w:firstRowLastColumn="0" w:lastRowFirstColumn="0" w:lastRowLastColumn="0"/>
+            <w:tcW w:w="0" w:type="auto"/>
+            <w:hideMark/>
+          </w:tcPr>
+          <w:p>
+            <w:pPr>
+              <w:pStyle w:val="NormalWeb"/>
+              <w:spacing w:line="360" w:lineRule="auto"/>
+              <w:ind w:firstLine="360"/>
+              <w:jc w:val="both"/>
+            </w:pPr>
+          </w:p>
+        </w:tc>
+        <w:tc>
+          <w:tcPr>
+            <w:tcW w:w="0" w:type="auto"/>
+            <w:hideMark/>
+          </w:tcPr>
+          <w:p>
+            <w:pPr>
+              <w:pStyle w:val="NormalWeb"/>
+              <w:spacing w:line="360" w:lineRule="auto"/>
+              <w:ind w:firstLine="360"/>
+              <w:jc w:val="both"/>
+              <w:cnfStyle w:val="000000100000" w:firstRow="0" w:lastRow="0" w:firstColumn="0" w:lastColumn="0" w:oddVBand="0" w:evenVBand="0" w:oddHBand="1" w:evenHBand="0" w:firstRowFirstColumn="0" w:firstRowLastColumn="0" w:lastRowFirstColumn="0" w:lastRowLastColumn="0"/>
+            </w:pPr>
+            <w:r>
+              <w:t>Afficher la cartographie réseau</w:t>
+            </w:r>
+          </w:p>
+        </w:tc>
+        <w:tc>
+          <w:tcPr>
+            <w:tcW w:w="0" w:type="auto"/>
+            <w:hideMark/>
+          </w:tcPr>
+          <w:p>
+            <w:pPr>
+              <w:pStyle w:val="NormalWeb"/>
+              <w:spacing w:line="360" w:lineRule="auto"/>
+              <w:ind w:firstLine="360"/>
+              <w:jc w:val="both"/>
+              <w:cnfStyle w:val="000000100000" w:firstRow="0" w:lastRow="0" w:firstColumn="0" w:lastColumn="0" w:oddVBand="0" w:evenVBand="0" w:oddHBand="1" w:evenHBand="0" w:firstRowFirstColumn="0" w:firstRowLastColumn="0" w:lastRowFirstColumn="0" w:lastRowLastColumn="0"/>
+            </w:pPr>
+            <w:r>
+              <w:t xml:space="preserve">Représenter graphiquement les équipements, leurs connexions et leur état </w:t>
+            </w:r>
+            <w:r>
+              <w:lastRenderedPageBreak/>
+              <w:t>afin de faciliter la supervision et le diagnostic.</w:t>
+            </w:r>
+          </w:p>
+        </w:tc>
+      </w:tr>
+      <w:tr>
+        <w:tc>
+          <w:tcPr>
+            <w:cnfStyle w:val="001000000000" w:firstRow="0" w:lastRow="0" w:firstColumn="1" w:lastColumn="0" w:oddVBand="0" w:evenVBand="0" w:oddHBand="0" w:evenHBand="0" w:firstRowFirstColumn="0" w:firstRowLastColumn="0" w:lastRowFirstColumn="0" w:lastRowLastColumn="0"/>
+            <w:tcW w:w="0" w:type="auto"/>
+            <w:hideMark/>
+          </w:tcPr>
+          <w:p>
+            <w:pPr>
+              <w:pStyle w:val="NormalWeb"/>
+              <w:spacing w:line="360" w:lineRule="auto"/>
+              <w:ind w:firstLine="360"/>
+              <w:jc w:val="both"/>
+            </w:pPr>
+            <w:r>
+              <w:rPr>
+                <w:b/>
+                <w:bCs/>
+              </w:rPr>
+              <w:lastRenderedPageBreak/>
+              <w:t>Super-administrateur</w:t>
+            </w:r>
+          </w:p>
+        </w:tc>
+        <w:tc>
+          <w:tcPr>
+            <w:tcW w:w="0" w:type="auto"/>
+            <w:hideMark/>
+          </w:tcPr>
+          <w:p>
+            <w:pPr>
+              <w:pStyle w:val="NormalWeb"/>
+              <w:spacing w:line="360" w:lineRule="auto"/>
+              <w:ind w:firstLine="360"/>
+              <w:jc w:val="both"/>
+              <w:cnfStyle w:val="000000000000" w:firstRow="0" w:lastRow="0" w:firstColumn="0" w:lastColumn="0" w:oddVBand="0" w:evenVBand="0" w:oddHBand="0" w:evenHBand="0" w:firstRowFirstColumn="0" w:firstRowLastColumn="0" w:lastRowFirstColumn="0" w:lastRowLastColumn="0"/>
+            </w:pPr>
+            <w:r>
+              <w:t>Superviser les activités d’administration</w:t>
+            </w:r>
+          </w:p>
+        </w:tc>
+        <w:tc>
+          <w:tcPr>
+            <w:tcW w:w="0" w:type="auto"/>
+            <w:hideMark/>
+          </w:tcPr>
+          <w:p>
+            <w:pPr>
+              <w:pStyle w:val="NormalWeb"/>
+              <w:spacing w:line="360" w:lineRule="auto"/>
+              <w:ind w:firstLine="360"/>
+              <w:jc w:val="both"/>
+              <w:cnfStyle w:val="000000000000" w:firstRow="0" w:lastRow="0" w:firstColumn="0" w:lastColumn="0" w:oddVBand="0" w:evenVBand="0" w:oddHBand="0" w:evenHBand="0" w:firstRowFirstColumn="0" w:firstRowLastColumn="0" w:lastRowFirstColumn="0" w:lastRowLastColumn="0"/>
+            </w:pPr>
+            <w:r>
+              <w:t>Consulter les actions réalisées par les administrateurs réseau et vérifier leur conformité avec les politiques de gestion et de sécurité.</w:t>
+            </w:r>
+          </w:p>
+        </w:tc>
+      </w:tr>
+      <w:tr>
+        <w:trPr>
+          <w:cnfStyle w:val="000000100000" w:firstRow="0" w:lastRow="0" w:firstColumn="0" w:lastColumn="0" w:oddVBand="0" w:evenVBand="0" w:oddHBand="1" w:evenHBand="0" w:firstRowFirstColumn="0" w:firstRowLastColumn="0" w:lastRowFirstColumn="0" w:lastRowLastColumn="0"/>
+        </w:trPr>
+        <w:tc>
+          <w:tcPr>
+            <w:cnfStyle w:val="001000000000" w:firstRow="0" w:lastRow="0" w:firstColumn="1" w:lastColumn="0" w:oddVBand="0" w:evenVBand="0" w:oddHBand="0" w:evenHBand="0" w:firstRowFirstColumn="0" w:firstRowLastColumn="0" w:lastRowFirstColumn="0" w:lastRowLastColumn="0"/>
+            <w:tcW w:w="0" w:type="auto"/>
+            <w:hideMark/>
+          </w:tcPr>
+          <w:p>
+            <w:pPr>
+              <w:pStyle w:val="NormalWeb"/>
+              <w:spacing w:line="360" w:lineRule="auto"/>
+              <w:ind w:firstLine="360"/>
+              <w:jc w:val="both"/>
+            </w:pPr>
+          </w:p>
+        </w:tc>
+        <w:tc>
+          <w:tcPr>
+            <w:tcW w:w="0" w:type="auto"/>
+            <w:hideMark/>
+          </w:tcPr>
+          <w:p>
+            <w:pPr>
+              <w:pStyle w:val="NormalWeb"/>
+              <w:spacing w:line="360" w:lineRule="auto"/>
+              <w:ind w:firstLine="360"/>
+              <w:jc w:val="both"/>
+              <w:cnfStyle w:val="000000100000" w:firstRow="0" w:lastRow="0" w:firstColumn="0" w:lastColumn="0" w:oddVBand="0" w:evenVBand="0" w:oddHBand="1" w:evenHBand="0" w:firstRowFirstColumn="0" w:firstRowLastColumn="0" w:lastRowFirstColumn="0" w:lastRowLastColumn="0"/>
+            </w:pPr>
+            <w:r>
+              <w:t>Gérer les utilisateurs et les privilèges</w:t>
+            </w:r>
+          </w:p>
+        </w:tc>
+        <w:tc>
+          <w:tcPr>
+            <w:tcW w:w="0" w:type="auto"/>
+            <w:hideMark/>
+          </w:tcPr>
+          <w:p>
+            <w:pPr>
+              <w:pStyle w:val="NormalWeb"/>
+              <w:spacing w:line="360" w:lineRule="auto"/>
+              <w:ind w:firstLine="360"/>
+              <w:jc w:val="both"/>
+              <w:cnfStyle w:val="000000100000" w:firstRow="0" w:lastRow="0" w:firstColumn="0" w:lastColumn="0" w:oddVBand="0" w:evenVBand="0" w:oddHBand="1" w:evenHBand="0" w:firstRowFirstColumn="0" w:firstRowLastColumn="0" w:lastRowFirstColumn="0" w:lastRowLastColumn="0"/>
+            </w:pPr>
+            <w:r>
+              <w:t>Créer, modifier ou supprimer les comptes administrateurs et définir ou ajuster leurs niveaux de privilèges selon leurs rôles et responsabilités.</w:t>
+            </w:r>
+          </w:p>
+        </w:tc>
+      </w:tr>
+      <w:tr>
+        <w:tc>
+          <w:tcPr>
+            <w:cnfStyle w:val="001000000000" w:firstRow="0" w:lastRow="0" w:firstColumn="1" w:lastColumn="0" w:oddVBand="0" w:evenVBand="0" w:oddHBand="0" w:evenHBand="0" w:firstRowFirstColumn="0" w:firstRowLastColumn="0" w:lastRowFirstColumn="0" w:lastRowLastColumn="0"/>
+            <w:tcW w:w="0" w:type="auto"/>
+            <w:hideMark/>
+          </w:tcPr>
+          <w:p>
+            <w:pPr>
+              <w:pStyle w:val="NormalWeb"/>
+              <w:spacing w:line="360" w:lineRule="auto"/>
+              <w:ind w:firstLine="360"/>
+              <w:jc w:val="both"/>
+            </w:pPr>
+          </w:p>
+        </w:tc>
+        <w:tc>
+          <w:tcPr>
+            <w:tcW w:w="0" w:type="auto"/>
+            <w:hideMark/>
+          </w:tcPr>
+          <w:p>
+            <w:pPr>
+              <w:pStyle w:val="NormalWeb"/>
+              <w:spacing w:line="360" w:lineRule="auto"/>
+              <w:ind w:firstLine="360"/>
+              <w:jc w:val="both"/>
+              <w:cnfStyle w:val="000000000000" w:firstRow="0" w:lastRow="0" w:firstColumn="0" w:lastColumn="0" w:oddVBand="0" w:evenVBand="0" w:oddHBand="0" w:evenHBand="0" w:firstRowFirstColumn="0" w:firstRowLastColumn="0" w:lastRowFirstColumn="0" w:lastRowLastColumn="0"/>
+            </w:pPr>
+            <w:r>
+              <w:t>Analyser les statistiques et rapports</w:t>
+            </w:r>
+          </w:p>
+        </w:tc>
+        <w:tc>
+          <w:tcPr>
+            <w:tcW w:w="0" w:type="auto"/>
+            <w:hideMark/>
+          </w:tcPr>
+          <w:p>
+            <w:pPr>
+              <w:pStyle w:val="NormalWeb"/>
+              <w:spacing w:line="360" w:lineRule="auto"/>
+              <w:ind w:firstLine="360"/>
+              <w:jc w:val="both"/>
+              <w:cnfStyle w:val="000000000000" w:firstRow="0" w:lastRow="0" w:firstColumn="0" w:lastColumn="0" w:oddVBand="0" w:evenVBand="0" w:oddHBand="0" w:evenHBand="0" w:firstRowFirstColumn="0" w:firstRowLastColumn="0" w:lastRowFirstColumn="0" w:lastRowLastColumn="0"/>
+            </w:pPr>
+            <w:r>
+              <w:t>Étudier les indicateurs de performance et les rapports stratégiques afin d’orienter les décisions techniques.</w:t>
+            </w:r>
+          </w:p>
+        </w:tc>
+      </w:tr>
+      <w:tr>
+        <w:trPr>
+          <w:cnfStyle w:val="000000100000" w:firstRow="0" w:lastRow="0" w:firstColumn="0" w:lastColumn="0" w:oddVBand="0" w:evenVBand="0" w:oddHBand="1" w:evenHBand="0" w:firstRowFirstColumn="0" w:firstRowLastColumn="0" w:lastRowFirstColumn="0" w:lastRowLastColumn="0"/>
+        </w:trPr>
+        <w:tc>
+          <w:tcPr>
+            <w:cnfStyle w:val="001000000000" w:firstRow="0" w:lastRow="0" w:firstColumn="1" w:lastColumn="0" w:oddVBand="0" w:evenVBand="0" w:oddHBand="0" w:evenHBand="0" w:firstRowFirstColumn="0" w:firstRowLastColumn="0" w:lastRowFirstColumn="0" w:lastRowLastColumn="0"/>
+            <w:tcW w:w="0" w:type="auto"/>
+            <w:hideMark/>
+          </w:tcPr>
+          <w:p>
+            <w:pPr>
+              <w:pStyle w:val="NormalWeb"/>
+              <w:spacing w:line="360" w:lineRule="auto"/>
+              <w:ind w:firstLine="360"/>
+              <w:jc w:val="both"/>
+            </w:pPr>
+          </w:p>
+        </w:tc>
+        <w:tc>
+          <w:tcPr>
+            <w:tcW w:w="0" w:type="auto"/>
+            <w:hideMark/>
+          </w:tcPr>
+          <w:p>
+            <w:pPr>
+              <w:pStyle w:val="NormalWeb"/>
+              <w:spacing w:line="360" w:lineRule="auto"/>
+              <w:ind w:firstLine="360"/>
+              <w:jc w:val="both"/>
+              <w:cnfStyle w:val="000000100000" w:firstRow="0" w:lastRow="0" w:firstColumn="0" w:lastColumn="0" w:oddVBand="0" w:evenVBand="0" w:oddHBand="1" w:evenHBand="0" w:firstRowFirstColumn="0" w:firstRowLastColumn="0" w:lastRowFirstColumn="0" w:lastRowLastColumn="0"/>
+            </w:pPr>
+            <w:r>
+              <w:t>Configurer les paramètres généraux</w:t>
+            </w:r>
+          </w:p>
+        </w:tc>
+        <w:tc>
+          <w:tcPr>
+            <w:tcW w:w="0" w:type="auto"/>
+            <w:hideMark/>
+          </w:tcPr>
+          <w:p>
+            <w:pPr>
+              <w:pStyle w:val="NormalWeb"/>
+              <w:spacing w:line="360" w:lineRule="auto"/>
+              <w:ind w:firstLine="360"/>
+              <w:jc w:val="both"/>
+              <w:cnfStyle w:val="000000100000" w:firstRow="0" w:lastRow="0" w:firstColumn="0" w:lastColumn="0" w:oddVBand="0" w:evenVBand="0" w:oddHBand="1" w:evenHBand="0" w:firstRowFirstColumn="0" w:firstRowLastColumn="0" w:lastRowFirstColumn="0" w:lastRowLastColumn="0"/>
+            </w:pPr>
+            <w:r>
+              <w:t>Gérer les règles de supervision, les seuils d’alerte et les paramètres de notification.</w:t>
+            </w:r>
+          </w:p>
+        </w:tc>
+      </w:tr>
+    </w:tbl>
+    <w:p>
+      <w:pPr>
+        <w:pStyle w:val="NormalWeb"/>
         <w:spacing w:line="360" w:lineRule="auto"/>
+        <w:ind w:firstLine="360"/>
         <w:jc w:val="both"/>
-        <w:rPr>
-          <w:rFonts w:ascii="Times New Roman" w:hAnsi="Times New Roman" w:cs="Times New Roman"/>
-          <w:sz w:val="24"/>
-          <w:szCs w:val="24"/>
-        </w:rPr>
-      </w:pPr>
-      <w:r>
-        <w:rPr>
-          <w:rFonts w:ascii="Times New Roman" w:hAnsi="Times New Roman" w:cs="Times New Roman"/>
-          <w:sz w:val="24"/>
-          <w:szCs w:val="24"/>
-        </w:rPr>
-        <w:t>Pour administrateur</w:t>
-      </w:r>
-      <w:r>
-        <w:rPr>
-          <w:rFonts w:ascii="Times New Roman" w:hAnsi="Times New Roman" w:cs="Times New Roman"/>
-          <w:sz w:val="24"/>
-          <w:szCs w:val="24"/>
-        </w:rPr>
-        <w:t> :</w:t>
-      </w:r>
-    </w:p>
-    <w:p>
-      <w:pPr>
-        <w:pStyle w:val="Paragraphedeliste"/>
-        <w:numPr>
-          <w:ilvl w:val="0"/>
-          <w:numId w:val="15"/>
-        </w:numPr>
-        <w:spacing w:line="360" w:lineRule="auto"/>
-        <w:jc w:val="both"/>
-        <w:rPr>
-          <w:rFonts w:ascii="Times New Roman" w:hAnsi="Times New Roman" w:cs="Times New Roman"/>
-          <w:sz w:val="24"/>
-          <w:szCs w:val="24"/>
-        </w:rPr>
-      </w:pPr>
-      <w:r>
-        <w:rPr>
-          <w:rFonts w:ascii="Times New Roman" w:hAnsi="Times New Roman" w:cs="Times New Roman"/>
-          <w:sz w:val="24"/>
-          <w:szCs w:val="24"/>
-        </w:rPr>
-        <w:t>Surveiller en temps réel l’état du réseau : Suivi en continu de l’état des équipements (routeurs, switches, serveurs, etc.) et Visualisation des performances (trafic, bande passante, latence…).</w:t>
-      </w:r>
-    </w:p>
-    <w:p>
-      <w:pPr>
-        <w:pStyle w:val="Paragraphedeliste"/>
-        <w:numPr>
-          <w:ilvl w:val="0"/>
-          <w:numId w:val="15"/>
-        </w:numPr>
-        <w:spacing w:line="360" w:lineRule="auto"/>
-        <w:jc w:val="both"/>
-        <w:rPr>
-          <w:rFonts w:ascii="Times New Roman" w:hAnsi="Times New Roman" w:cs="Times New Roman"/>
-          <w:sz w:val="24"/>
-          <w:szCs w:val="24"/>
-        </w:rPr>
-      </w:pPr>
-      <w:r>
-        <w:rPr>
-          <w:rFonts w:ascii="Times New Roman" w:hAnsi="Times New Roman" w:cs="Times New Roman"/>
-          <w:sz w:val="24"/>
-          <w:szCs w:val="24"/>
-        </w:rPr>
-        <w:t>Recevoir et analyser les alertes : Être notifié en cas d’anomalie, d’indisponibilité ou d’événement suspect affectant l’infrastructure.</w:t>
-      </w:r>
-    </w:p>
-    <w:p>
-      <w:pPr>
-        <w:pStyle w:val="Paragraphedeliste"/>
-        <w:numPr>
-          <w:ilvl w:val="0"/>
-          <w:numId w:val="15"/>
-        </w:numPr>
-        <w:spacing w:line="360" w:lineRule="auto"/>
-        <w:jc w:val="both"/>
-        <w:rPr>
-          <w:rFonts w:ascii="Times New Roman" w:hAnsi="Times New Roman" w:cs="Times New Roman"/>
-          <w:sz w:val="24"/>
-          <w:szCs w:val="24"/>
-        </w:rPr>
-      </w:pPr>
-      <w:r>
-        <w:rPr>
-          <w:rFonts w:ascii="Times New Roman" w:hAnsi="Times New Roman" w:cs="Times New Roman"/>
-          <w:sz w:val="24"/>
-          <w:szCs w:val="24"/>
-        </w:rPr>
-        <w:t>Détecter proactivement les défaillances : Identifier les signes de dégradation et les anomalies susceptibles d’affecter la disponibilité des services.</w:t>
-      </w:r>
-    </w:p>
-    <w:p>
-      <w:pPr>
-        <w:pStyle w:val="Paragraphedeliste"/>
-        <w:numPr>
-          <w:ilvl w:val="0"/>
-          <w:numId w:val="15"/>
-        </w:numPr>
-        <w:spacing w:line="360" w:lineRule="auto"/>
-        <w:jc w:val="both"/>
-        <w:rPr>
-          <w:rFonts w:ascii="Times New Roman" w:hAnsi="Times New Roman" w:cs="Times New Roman"/>
-          <w:sz w:val="24"/>
-          <w:szCs w:val="24"/>
-        </w:rPr>
-      </w:pPr>
-      <w:r>
-        <w:rPr>
-          <w:rFonts w:ascii="Times New Roman" w:hAnsi="Times New Roman" w:cs="Times New Roman"/>
-          <w:sz w:val="24"/>
-          <w:szCs w:val="24"/>
-        </w:rPr>
-        <w:lastRenderedPageBreak/>
-        <w:t xml:space="preserve">Produire des rapports et statistiques : Générer des rapports réguliers sur la santé du réseau et partager les indicateurs de performance avec le </w:t>
-      </w:r>
-      <w:proofErr w:type="spellStart"/>
-      <w:r>
-        <w:rPr>
-          <w:rFonts w:ascii="Times New Roman" w:hAnsi="Times New Roman" w:cs="Times New Roman"/>
-          <w:sz w:val="24"/>
-          <w:szCs w:val="24"/>
-        </w:rPr>
-        <w:t>super-administrateur</w:t>
-      </w:r>
-      <w:proofErr w:type="spellEnd"/>
-      <w:r>
-        <w:rPr>
-          <w:rFonts w:ascii="Times New Roman" w:hAnsi="Times New Roman" w:cs="Times New Roman"/>
-          <w:sz w:val="24"/>
-          <w:szCs w:val="24"/>
-        </w:rPr>
-        <w:t xml:space="preserve"> ou la direction.</w:t>
-      </w:r>
-    </w:p>
-    <w:p>
-      <w:pPr>
-        <w:pStyle w:val="Paragraphedeliste"/>
-        <w:numPr>
-          <w:ilvl w:val="0"/>
-          <w:numId w:val="15"/>
-        </w:numPr>
-        <w:spacing w:line="360" w:lineRule="auto"/>
-        <w:jc w:val="both"/>
-        <w:rPr>
-          <w:rFonts w:ascii="Times New Roman" w:hAnsi="Times New Roman" w:cs="Times New Roman"/>
-          <w:sz w:val="24"/>
-          <w:szCs w:val="24"/>
-        </w:rPr>
-      </w:pPr>
-      <w:r>
-        <w:rPr>
-          <w:rFonts w:ascii="Times New Roman" w:hAnsi="Times New Roman" w:cs="Times New Roman"/>
-          <w:sz w:val="24"/>
-          <w:szCs w:val="24"/>
-        </w:rPr>
-        <w:t>Assurer la traçabilité des événements réseau : enregistrer les historiques d’activités et faciliter l’analyse des incidents.</w:t>
-      </w:r>
-    </w:p>
-    <w:p>
-      <w:pPr>
-        <w:pStyle w:val="pdq2pgselectionanchorcontainer"/>
-        <w:numPr>
-          <w:ilvl w:val="0"/>
-          <w:numId w:val="15"/>
-        </w:numPr>
-        <w:spacing w:line="360" w:lineRule="auto"/>
-        <w:rPr>
-          <w:b/>
-          <w:bCs/>
-        </w:rPr>
-      </w:pPr>
-      <w:r>
-        <w:rPr>
-          <w:rStyle w:val="lev"/>
-          <w:b w:val="0"/>
-          <w:bCs w:val="0"/>
-        </w:rPr>
-        <w:t>Suivre la disponibilité des équipements et services : mesurer les périodes d’indisponibilité et identifier rapidement les causes des interruptions.</w:t>
-      </w:r>
-    </w:p>
-    <w:p>
-      <w:pPr>
-        <w:pStyle w:val="Paragraphedeliste"/>
-        <w:numPr>
-          <w:ilvl w:val="0"/>
-          <w:numId w:val="15"/>
-        </w:numPr>
-        <w:spacing w:line="360" w:lineRule="auto"/>
-        <w:jc w:val="both"/>
-        <w:rPr>
-          <w:rFonts w:ascii="Times New Roman" w:hAnsi="Times New Roman" w:cs="Times New Roman"/>
-          <w:sz w:val="24"/>
-          <w:szCs w:val="24"/>
-        </w:rPr>
-      </w:pPr>
-      <w:r>
-        <w:rPr>
-          <w:rFonts w:ascii="Times New Roman" w:hAnsi="Times New Roman" w:cs="Times New Roman"/>
-          <w:sz w:val="24"/>
-          <w:szCs w:val="24"/>
-        </w:rPr>
-        <w:t>Gérer le réseau à distance : Accéder à l’ensemble de l’infrastructure réseau depuis une interface centralisée.</w:t>
-      </w:r>
-    </w:p>
-    <w:p>
-      <w:pPr>
-        <w:pStyle w:val="Paragraphedeliste"/>
-        <w:numPr>
-          <w:ilvl w:val="0"/>
-          <w:numId w:val="15"/>
-        </w:numPr>
-        <w:spacing w:line="360" w:lineRule="auto"/>
-        <w:jc w:val="both"/>
-        <w:rPr>
-          <w:rFonts w:ascii="Times New Roman" w:hAnsi="Times New Roman" w:cs="Times New Roman"/>
-          <w:sz w:val="24"/>
-          <w:szCs w:val="24"/>
-        </w:rPr>
-      </w:pPr>
-      <w:r>
-        <w:rPr>
-          <w:rFonts w:ascii="Times New Roman" w:hAnsi="Times New Roman" w:cs="Times New Roman"/>
-          <w:sz w:val="24"/>
-          <w:szCs w:val="24"/>
-        </w:rPr>
-        <w:t>Gestion des utilisateurs et des droits :</w:t>
-      </w:r>
-      <w:r>
-        <w:rPr>
-          <w:rFonts w:ascii="Times New Roman" w:eastAsia="Times New Roman" w:hAnsi="Times New Roman" w:cs="Times New Roman"/>
-          <w:sz w:val="24"/>
-          <w:szCs w:val="24"/>
-          <w:lang w:eastAsia="fr-FR"/>
-        </w:rPr>
-        <w:t xml:space="preserve"> </w:t>
-      </w:r>
-      <w:r>
-        <w:rPr>
-          <w:rFonts w:ascii="Times New Roman" w:hAnsi="Times New Roman" w:cs="Times New Roman"/>
-          <w:sz w:val="24"/>
-          <w:szCs w:val="24"/>
-        </w:rPr>
-        <w:t>Gérer les comptes utilisateurs et les niveaux d’accès selon les rôles définis.</w:t>
-      </w:r>
-    </w:p>
-    <w:p>
-      <w:pPr>
-        <w:pStyle w:val="Paragraphedeliste"/>
-        <w:numPr>
-          <w:ilvl w:val="0"/>
-          <w:numId w:val="15"/>
-        </w:numPr>
-        <w:spacing w:line="360" w:lineRule="auto"/>
-        <w:jc w:val="both"/>
-        <w:rPr>
-          <w:rFonts w:ascii="Times New Roman" w:hAnsi="Times New Roman" w:cs="Times New Roman"/>
-          <w:sz w:val="24"/>
-          <w:szCs w:val="24"/>
-        </w:rPr>
-      </w:pPr>
-      <w:r>
-        <w:rPr>
-          <w:rFonts w:ascii="Times New Roman" w:hAnsi="Times New Roman" w:cs="Times New Roman"/>
-          <w:sz w:val="24"/>
-          <w:szCs w:val="24"/>
-        </w:rPr>
-        <w:t>Gestion des équipements supervisés</w:t>
-      </w:r>
-      <w:r>
-        <w:rPr>
-          <w:rFonts w:ascii="Times New Roman" w:hAnsi="Times New Roman" w:cs="Times New Roman"/>
-          <w:sz w:val="24"/>
-          <w:szCs w:val="24"/>
-        </w:rPr>
-        <w:t> :</w:t>
-      </w:r>
-      <w:r>
-        <w:t xml:space="preserve"> </w:t>
-      </w:r>
-      <w:r>
-        <w:rPr>
-          <w:rFonts w:ascii="Times New Roman" w:hAnsi="Times New Roman" w:cs="Times New Roman"/>
-          <w:sz w:val="24"/>
-          <w:szCs w:val="24"/>
-        </w:rPr>
-        <w:t>Permettre l’ajout, la modification et la suppression des équipements réseau à superviser.</w:t>
-      </w:r>
-    </w:p>
-    <w:p>
-      <w:pPr>
-        <w:pStyle w:val="Paragraphedeliste"/>
-        <w:numPr>
-          <w:ilvl w:val="0"/>
-          <w:numId w:val="15"/>
-        </w:numPr>
-        <w:spacing w:line="360" w:lineRule="auto"/>
-        <w:jc w:val="both"/>
-        <w:rPr>
-          <w:rFonts w:ascii="Times New Roman" w:hAnsi="Times New Roman" w:cs="Times New Roman"/>
-          <w:sz w:val="24"/>
-          <w:szCs w:val="24"/>
-        </w:rPr>
-      </w:pPr>
-      <w:r>
-        <w:rPr>
-          <w:rFonts w:ascii="Times New Roman" w:hAnsi="Times New Roman" w:cs="Times New Roman"/>
-          <w:sz w:val="24"/>
-          <w:szCs w:val="24"/>
-        </w:rPr>
-        <w:t>Conserver l’historique des métriques et des événements afin de faciliter l’analyse des performances et des incidents</w:t>
-      </w:r>
-      <w:r>
-        <w:rPr>
-          <w:rFonts w:ascii="Times New Roman" w:hAnsi="Times New Roman" w:cs="Times New Roman"/>
-          <w:sz w:val="24"/>
-          <w:szCs w:val="24"/>
-        </w:rPr>
-        <w:t>.</w:t>
-      </w:r>
-    </w:p>
-    <w:p>
-      <w:pPr>
-        <w:pStyle w:val="Paragraphedeliste"/>
-        <w:numPr>
-          <w:ilvl w:val="0"/>
-          <w:numId w:val="15"/>
-        </w:numPr>
-        <w:spacing w:line="360" w:lineRule="auto"/>
-        <w:jc w:val="both"/>
-        <w:rPr>
-          <w:rFonts w:ascii="Times New Roman" w:hAnsi="Times New Roman" w:cs="Times New Roman"/>
-          <w:sz w:val="24"/>
-          <w:szCs w:val="24"/>
-        </w:rPr>
-      </w:pPr>
-      <w:r>
-        <w:rPr>
-          <w:rFonts w:ascii="Times New Roman" w:hAnsi="Times New Roman" w:cs="Times New Roman"/>
-          <w:sz w:val="24"/>
-          <w:szCs w:val="24"/>
-        </w:rPr>
-        <w:t>Tableau de bord</w:t>
-      </w:r>
-      <w:r>
-        <w:rPr>
-          <w:rFonts w:ascii="Times New Roman" w:hAnsi="Times New Roman" w:cs="Times New Roman"/>
-          <w:sz w:val="24"/>
-          <w:szCs w:val="24"/>
-        </w:rPr>
-        <w:t> :</w:t>
-      </w:r>
-      <w:r>
-        <w:t xml:space="preserve"> </w:t>
-      </w:r>
-      <w:r>
-        <w:rPr>
-          <w:rFonts w:ascii="Times New Roman" w:hAnsi="Times New Roman" w:cs="Times New Roman"/>
-          <w:sz w:val="24"/>
-          <w:szCs w:val="24"/>
-        </w:rPr>
-        <w:t>Afficher un tableau de bord synthétique présentant l’état global de l’infrastructure réseau.</w:t>
-      </w:r>
-    </w:p>
-    <w:p>
-      <w:pPr>
-        <w:pStyle w:val="Paragraphedeliste"/>
-        <w:numPr>
-          <w:ilvl w:val="0"/>
-          <w:numId w:val="15"/>
-        </w:numPr>
-        <w:spacing w:line="360" w:lineRule="auto"/>
-        <w:jc w:val="both"/>
-        <w:rPr>
-          <w:rFonts w:ascii="Times New Roman" w:hAnsi="Times New Roman" w:cs="Times New Roman"/>
-          <w:sz w:val="24"/>
-          <w:szCs w:val="24"/>
-        </w:rPr>
-      </w:pPr>
-      <w:r>
-        <w:rPr>
-          <w:rFonts w:ascii="Times New Roman" w:hAnsi="Times New Roman" w:cs="Times New Roman"/>
-          <w:sz w:val="24"/>
-          <w:szCs w:val="24"/>
-        </w:rPr>
-        <w:t>Accéder à une assistance IA pour l’analyse technique, le diagnostic des incidents et l’obtention de recommandations adaptées.</w:t>
-      </w:r>
-    </w:p>
-    <w:p>
-      <w:pPr>
-        <w:pStyle w:val="Paragraphedeliste"/>
-        <w:numPr>
-          <w:ilvl w:val="0"/>
-          <w:numId w:val="15"/>
-        </w:numPr>
-        <w:spacing w:line="360" w:lineRule="auto"/>
-        <w:jc w:val="both"/>
-        <w:rPr>
-          <w:rFonts w:ascii="Times New Roman" w:hAnsi="Times New Roman" w:cs="Times New Roman"/>
-          <w:sz w:val="24"/>
-          <w:szCs w:val="24"/>
-        </w:rPr>
-      </w:pPr>
-      <w:r>
-        <w:rPr>
-          <w:rFonts w:ascii="Times New Roman" w:hAnsi="Times New Roman" w:cs="Times New Roman"/>
-          <w:sz w:val="24"/>
-          <w:szCs w:val="24"/>
-        </w:rPr>
-        <w:t>Afficher la cartographie réseau : représenter graphiquement les équipements, leurs connexions et leur état afin de faciliter la supervision et le diagnostic des incidents.</w:t>
-      </w:r>
-    </w:p>
-    <w:p>
-      <w:pPr>
-        <w:pStyle w:val="Paragraphedeliste"/>
-        <w:spacing w:line="360" w:lineRule="auto"/>
-        <w:ind w:left="1800"/>
-        <w:jc w:val="both"/>
-        <w:rPr>
-          <w:rFonts w:ascii="Times New Roman" w:hAnsi="Times New Roman" w:cs="Times New Roman"/>
-          <w:sz w:val="24"/>
-          <w:szCs w:val="24"/>
-        </w:rPr>
-      </w:pPr>
-    </w:p>
-    <w:p>
-      <w:pPr>
-        <w:pStyle w:val="Paragraphedeliste"/>
-        <w:numPr>
-          <w:ilvl w:val="0"/>
-          <w:numId w:val="13"/>
-        </w:numPr>
-        <w:spacing w:line="360" w:lineRule="auto"/>
-        <w:jc w:val="both"/>
-        <w:rPr>
-          <w:rFonts w:ascii="Times New Roman" w:hAnsi="Times New Roman" w:cs="Times New Roman"/>
-          <w:sz w:val="24"/>
-          <w:szCs w:val="24"/>
-        </w:rPr>
-      </w:pPr>
-      <w:r>
-        <w:rPr>
-          <w:rFonts w:ascii="Times New Roman" w:hAnsi="Times New Roman" w:cs="Times New Roman"/>
-          <w:sz w:val="24"/>
-          <w:szCs w:val="24"/>
-        </w:rPr>
-        <w:t>Pour le super administrateur :</w:t>
-      </w:r>
-    </w:p>
-    <w:p>
-      <w:pPr>
-        <w:pStyle w:val="Paragraphedeliste"/>
-        <w:numPr>
-          <w:ilvl w:val="0"/>
-          <w:numId w:val="16"/>
-        </w:numPr>
-        <w:spacing w:line="360" w:lineRule="auto"/>
-        <w:jc w:val="both"/>
-        <w:rPr>
-          <w:rFonts w:ascii="Times New Roman" w:hAnsi="Times New Roman" w:cs="Times New Roman"/>
-          <w:sz w:val="24"/>
-          <w:szCs w:val="24"/>
-        </w:rPr>
-      </w:pPr>
-      <w:r>
-        <w:rPr>
-          <w:rFonts w:ascii="Times New Roman" w:hAnsi="Times New Roman" w:cs="Times New Roman"/>
-          <w:sz w:val="24"/>
-          <w:szCs w:val="24"/>
-        </w:rPr>
-        <w:t>Superviser les activités d’administration de la plateforme : consulter les actions réalisées par les administrateurs réseau et vérifier leur conformité avec les politiques de gestion et de sécurité</w:t>
-      </w:r>
-    </w:p>
-    <w:p>
-      <w:pPr>
-        <w:pStyle w:val="Paragraphedeliste"/>
-        <w:numPr>
-          <w:ilvl w:val="0"/>
-          <w:numId w:val="16"/>
-        </w:numPr>
-        <w:spacing w:line="360" w:lineRule="auto"/>
-        <w:jc w:val="both"/>
-        <w:rPr>
-          <w:rFonts w:ascii="Times New Roman" w:hAnsi="Times New Roman" w:cs="Times New Roman"/>
-          <w:sz w:val="24"/>
-          <w:szCs w:val="24"/>
-        </w:rPr>
-      </w:pPr>
-      <w:r>
-        <w:rPr>
-          <w:rFonts w:ascii="Times New Roman" w:hAnsi="Times New Roman" w:cs="Times New Roman"/>
-          <w:sz w:val="24"/>
-          <w:szCs w:val="24"/>
-        </w:rPr>
-        <w:t>Gérer les utilisateurs et les privilèges : Créer, modifier ou supprimer les comptes administrateurs et Définir et ajuster les niveaux de privilèges selon les rôles et responsabilités.</w:t>
-      </w:r>
-    </w:p>
-    <w:p>
-      <w:pPr>
-        <w:pStyle w:val="Paragraphedeliste"/>
-        <w:numPr>
-          <w:ilvl w:val="0"/>
-          <w:numId w:val="16"/>
-        </w:numPr>
-        <w:spacing w:line="360" w:lineRule="auto"/>
-        <w:jc w:val="both"/>
-        <w:rPr>
-          <w:rFonts w:ascii="Times New Roman" w:hAnsi="Times New Roman" w:cs="Times New Roman"/>
-          <w:sz w:val="24"/>
-          <w:szCs w:val="24"/>
-        </w:rPr>
-      </w:pPr>
-      <w:r>
-        <w:rPr>
-          <w:rFonts w:ascii="Times New Roman" w:hAnsi="Times New Roman" w:cs="Times New Roman"/>
-          <w:sz w:val="24"/>
-          <w:szCs w:val="24"/>
-        </w:rPr>
-        <w:t>Analyser les statistiques et les rapports stratégiques : Étudier les indicateurs de performance pour orienter les décisions techniques.</w:t>
-      </w:r>
-    </w:p>
-    <w:p>
-      <w:pPr>
-        <w:pStyle w:val="Paragraphedeliste"/>
-        <w:numPr>
-          <w:ilvl w:val="0"/>
-          <w:numId w:val="16"/>
-        </w:numPr>
-        <w:spacing w:line="360" w:lineRule="auto"/>
-        <w:jc w:val="both"/>
-        <w:rPr>
-          <w:rFonts w:ascii="Times New Roman" w:hAnsi="Times New Roman" w:cs="Times New Roman"/>
-          <w:sz w:val="24"/>
-          <w:szCs w:val="24"/>
-        </w:rPr>
-      </w:pPr>
-      <w:r>
-        <w:rPr>
-          <w:rFonts w:ascii="Times New Roman" w:hAnsi="Times New Roman" w:cs="Times New Roman"/>
-          <w:sz w:val="24"/>
-          <w:szCs w:val="24"/>
-        </w:rPr>
-        <w:lastRenderedPageBreak/>
-        <w:t>Configurer les paramètres généraux d</w:t>
-      </w:r>
-      <w:r>
-        <w:rPr>
-          <w:rFonts w:ascii="Times New Roman" w:hAnsi="Times New Roman" w:cs="Times New Roman"/>
-          <w:sz w:val="24"/>
-          <w:szCs w:val="24"/>
-        </w:rPr>
-        <w:t xml:space="preserve">u système </w:t>
-      </w:r>
-      <w:r>
-        <w:rPr>
-          <w:rFonts w:ascii="Times New Roman" w:hAnsi="Times New Roman" w:cs="Times New Roman"/>
-          <w:sz w:val="24"/>
-          <w:szCs w:val="24"/>
-        </w:rPr>
-        <w:t>: gérer les règles de supervision, les seuils d’alerte et les paramètres de notification.</w:t>
-      </w:r>
-    </w:p>
-    <w:p/>
-    <w:p/>
+      </w:pPr>
+    </w:p>
     <w:p>
       <w:pPr>
         <w:pStyle w:val="Titre3"/>
@@ -19645,6 +17650,7 @@
           <w:sz w:val="24"/>
           <w:szCs w:val="24"/>
         </w:rPr>
+        <w:lastRenderedPageBreak/>
         <w:t>Ergonomie et intuitivité</w:t>
       </w:r>
       <w:r>
@@ -19976,6 +17982,61 @@
     </w:p>
     <w:p>
       <w:pPr>
+        <w:spacing w:line="360" w:lineRule="auto"/>
+        <w:jc w:val="both"/>
+        <w:rPr>
+          <w:rFonts w:ascii="Times New Roman" w:hAnsi="Times New Roman" w:cs="Times New Roman"/>
+          <w:sz w:val="24"/>
+          <w:szCs w:val="24"/>
+        </w:rPr>
+      </w:pPr>
+    </w:p>
+    <w:p>
+      <w:pPr>
+        <w:spacing w:line="360" w:lineRule="auto"/>
+        <w:jc w:val="both"/>
+        <w:rPr>
+          <w:rFonts w:ascii="Times New Roman" w:hAnsi="Times New Roman" w:cs="Times New Roman"/>
+          <w:sz w:val="24"/>
+          <w:szCs w:val="24"/>
+        </w:rPr>
+      </w:pPr>
+    </w:p>
+    <w:p>
+      <w:pPr>
+        <w:spacing w:line="360" w:lineRule="auto"/>
+        <w:jc w:val="both"/>
+        <w:rPr>
+          <w:rFonts w:ascii="Times New Roman" w:hAnsi="Times New Roman" w:cs="Times New Roman"/>
+          <w:sz w:val="24"/>
+          <w:szCs w:val="24"/>
+        </w:rPr>
+      </w:pPr>
+    </w:p>
+    <w:p>
+      <w:pPr>
+        <w:spacing w:line="360" w:lineRule="auto"/>
+        <w:jc w:val="both"/>
+        <w:rPr>
+          <w:rFonts w:ascii="Times New Roman" w:hAnsi="Times New Roman" w:cs="Times New Roman"/>
+          <w:sz w:val="24"/>
+          <w:szCs w:val="24"/>
+        </w:rPr>
+      </w:pPr>
+    </w:p>
+    <w:p>
+      <w:pPr>
+        <w:spacing w:line="360" w:lineRule="auto"/>
+        <w:jc w:val="both"/>
+        <w:rPr>
+          <w:rFonts w:ascii="Times New Roman" w:hAnsi="Times New Roman" w:cs="Times New Roman"/>
+          <w:sz w:val="24"/>
+          <w:szCs w:val="24"/>
+        </w:rPr>
+      </w:pPr>
+    </w:p>
+    <w:p>
+      <w:pPr>
         <w:pStyle w:val="Titre3"/>
         <w:numPr>
           <w:ilvl w:val="0"/>
@@ -20025,6 +18086,60 @@
           <w:szCs w:val="24"/>
         </w:rPr>
       </w:pPr>
+      <w:r>
+        <w:rPr>
+          <w:noProof/>
+        </w:rPr>
+        <w:drawing>
+          <wp:anchor distT="0" distB="0" distL="114300" distR="114300" simplePos="0" relativeHeight="251679744" behindDoc="0" locked="0" layoutInCell="1" allowOverlap="1" wp14:anchorId="60437635" wp14:editId="38A67DF3">
+            <wp:simplePos x="0" y="0"/>
+            <wp:positionH relativeFrom="column">
+              <wp:posOffset>-12016</wp:posOffset>
+            </wp:positionH>
+            <wp:positionV relativeFrom="page">
+              <wp:posOffset>1885413</wp:posOffset>
+            </wp:positionV>
+            <wp:extent cx="5760720" cy="2226945"/>
+            <wp:effectExtent l="0" t="0" r="0" b="1905"/>
+            <wp:wrapTopAndBottom/>
+            <wp:docPr id="1939857459" name="Image 1"/>
+            <wp:cNvGraphicFramePr>
+              <a:graphicFrameLocks xmlns:a="http://schemas.openxmlformats.org/drawingml/2006/main" noChangeAspect="1"/>
+            </wp:cNvGraphicFramePr>
+            <a:graphic xmlns:a="http://schemas.openxmlformats.org/drawingml/2006/main">
+              <a:graphicData uri="http://schemas.openxmlformats.org/drawingml/2006/picture">
+                <pic:pic xmlns:pic="http://schemas.openxmlformats.org/drawingml/2006/picture">
+                  <pic:nvPicPr>
+                    <pic:cNvPr id="1939857459" name=""/>
+                    <pic:cNvPicPr/>
+                  </pic:nvPicPr>
+                  <pic:blipFill>
+                    <a:blip r:embed="rId18" cstate="print">
+                      <a:extLst>
+                        <a:ext uri="{28A0092B-C50C-407E-A947-70E740481C1C}">
+                          <a14:useLocalDpi xmlns:a14="http://schemas.microsoft.com/office/drawing/2010/main" val="0"/>
+                        </a:ext>
+                      </a:extLst>
+                    </a:blip>
+                    <a:stretch>
+                      <a:fillRect/>
+                    </a:stretch>
+                  </pic:blipFill>
+                  <pic:spPr>
+                    <a:xfrm>
+                      <a:off x="0" y="0"/>
+                      <a:ext cx="5760720" cy="2226945"/>
+                    </a:xfrm>
+                    <a:prstGeom prst="rect">
+                      <a:avLst/>
+                    </a:prstGeom>
+                  </pic:spPr>
+                </pic:pic>
+              </a:graphicData>
+            </a:graphic>
+          </wp:anchor>
+        </w:drawing>
+      </w:r>
       <w:r>
         <w:rPr>
           <w:noProof/>
@@ -20093,6 +18208,9 @@
                               <w:t>3</w:t>
                             </w:r>
                             <w:r>
+                              <w:rPr>
+                                <w:noProof/>
+                              </w:rPr>
                               <w:fldChar w:fldCharType="end"/>
                             </w:r>
                             <w:r>
@@ -20145,6 +18263,9 @@
                         <w:t>3</w:t>
                       </w:r>
                       <w:r>
+                        <w:rPr>
+                          <w:noProof/>
+                        </w:rPr>
                         <w:fldChar w:fldCharType="end"/>
                       </w:r>
                       <w:r>
@@ -20159,89 +18280,6 @@
           </mc:Fallback>
         </mc:AlternateContent>
       </w:r>
-      <w:r>
-        <w:drawing>
-          <wp:anchor distT="0" distB="0" distL="114300" distR="114300" simplePos="0" relativeHeight="251679744" behindDoc="0" locked="0" layoutInCell="1" allowOverlap="1" wp14:anchorId="60437635" wp14:editId="171AC8CA">
-            <wp:simplePos x="0" y="0"/>
-            <wp:positionH relativeFrom="column">
-              <wp:posOffset>207719</wp:posOffset>
-            </wp:positionH>
-            <wp:positionV relativeFrom="page">
-              <wp:posOffset>5389021</wp:posOffset>
-            </wp:positionV>
-            <wp:extent cx="5760720" cy="2226945"/>
-            <wp:effectExtent l="0" t="0" r="0" b="1905"/>
-            <wp:wrapTopAndBottom/>
-            <wp:docPr id="1939857459" name="Image 1"/>
-            <wp:cNvGraphicFramePr>
-              <a:graphicFrameLocks xmlns:a="http://schemas.openxmlformats.org/drawingml/2006/main" noChangeAspect="1"/>
-            </wp:cNvGraphicFramePr>
-            <a:graphic xmlns:a="http://schemas.openxmlformats.org/drawingml/2006/main">
-              <a:graphicData uri="http://schemas.openxmlformats.org/drawingml/2006/picture">
-                <pic:pic xmlns:pic="http://schemas.openxmlformats.org/drawingml/2006/picture">
-                  <pic:nvPicPr>
-                    <pic:cNvPr id="1939857459" name=""/>
-                    <pic:cNvPicPr/>
-                  </pic:nvPicPr>
-                  <pic:blipFill>
-                    <a:blip r:embed="rId17" cstate="print">
-                      <a:extLst>
-                        <a:ext uri="{28A0092B-C50C-407E-A947-70E740481C1C}">
-                          <a14:useLocalDpi xmlns:a14="http://schemas.microsoft.com/office/drawing/2010/main" val="0"/>
-                        </a:ext>
-                      </a:extLst>
-                    </a:blip>
-                    <a:stretch>
-                      <a:fillRect/>
-                    </a:stretch>
-                  </pic:blipFill>
-                  <pic:spPr>
-                    <a:xfrm>
-                      <a:off x="0" y="0"/>
-                      <a:ext cx="5760720" cy="2226945"/>
-                    </a:xfrm>
-                    <a:prstGeom prst="rect">
-                      <a:avLst/>
-                    </a:prstGeom>
-                  </pic:spPr>
-                </pic:pic>
-              </a:graphicData>
-            </a:graphic>
-          </wp:anchor>
-        </w:drawing>
-      </w:r>
-    </w:p>
-    <w:p>
-      <w:pPr>
-        <w:keepNext/>
-        <w:spacing w:line="360" w:lineRule="auto"/>
-        <w:jc w:val="both"/>
-      </w:pPr>
-    </w:p>
-    <w:p>
-      <w:pPr>
-        <w:keepNext/>
-        <w:spacing w:line="360" w:lineRule="auto"/>
-        <w:jc w:val="both"/>
-      </w:pPr>
-    </w:p>
-    <w:p>
-      <w:pPr>
-        <w:spacing w:line="360" w:lineRule="auto"/>
-        <w:jc w:val="both"/>
-      </w:pPr>
-    </w:p>
-    <w:p>
-      <w:pPr>
-        <w:spacing w:line="360" w:lineRule="auto"/>
-        <w:jc w:val="both"/>
-      </w:pPr>
-    </w:p>
-    <w:p>
-      <w:pPr>
-        <w:spacing w:line="360" w:lineRule="auto"/>
-        <w:jc w:val="both"/>
-      </w:pPr>
     </w:p>
     <w:p>
       <w:pPr>
@@ -20396,7 +18434,7 @@
         <w:rPr>
           <w:noProof/>
         </w:rPr>
-        <w:t>4</w:t>
+        <w:t>5</w:t>
       </w:r>
       <w:r>
         <w:rPr>
@@ -20788,19 +18826,8 @@
                 <w:sz w:val="24"/>
                 <w:szCs w:val="24"/>
               </w:rPr>
-              <w:t xml:space="preserve">Développeur </w:t>
+              <w:t>Développeur back-end</w:t>
             </w:r>
-            <w:proofErr w:type="spellStart"/>
-            <w:r>
-              <w:rPr>
-                <w:rFonts w:ascii="Times New Roman" w:hAnsi="Times New Roman" w:cs="Times New Roman"/>
-                <w:color w:val="000000" w:themeColor="text1"/>
-                <w:sz w:val="24"/>
-                <w:szCs w:val="24"/>
-              </w:rPr>
-              <w:t>back-end</w:t>
-            </w:r>
-            <w:proofErr w:type="spellEnd"/>
           </w:p>
         </w:tc>
         <w:tc>
@@ -20851,7 +18878,17 @@
                 <w:sz w:val="24"/>
                 <w:szCs w:val="24"/>
               </w:rPr>
-              <w:t>Conception et développement de l’application coté serveur</w:t>
+              <w:t xml:space="preserve">Conception et développement de </w:t>
+            </w:r>
+            <w:r>
+              <w:rPr>
+                <w:rFonts w:ascii="Times New Roman" w:hAnsi="Times New Roman" w:cs="Times New Roman"/>
+                <w:color w:val="000000" w:themeColor="text1"/>
+                <w:sz w:val="24"/>
+                <w:szCs w:val="24"/>
+              </w:rPr>
+              <w:lastRenderedPageBreak/>
+              <w:t>l’application coté serveur</w:t>
             </w:r>
           </w:p>
         </w:tc>
@@ -20877,6 +18914,7 @@
                 <w:sz w:val="24"/>
                 <w:szCs w:val="24"/>
               </w:rPr>
+              <w:lastRenderedPageBreak/>
               <w:t>150.000</w:t>
             </w:r>
           </w:p>
@@ -20962,20 +19000,8 @@
                 <w:szCs w:val="24"/>
                 <w:lang w:eastAsia="fr-FR"/>
               </w:rPr>
-              <w:t xml:space="preserve">Développeur </w:t>
+              <w:t>Développeur front-end</w:t>
             </w:r>
-            <w:proofErr w:type="spellStart"/>
-            <w:r>
-              <w:rPr>
-                <w:rFonts w:ascii="Times New Roman" w:eastAsia="Times New Roman" w:hAnsi="Times New Roman" w:cs="Times New Roman"/>
-                <w:color w:val="000000" w:themeColor="text1"/>
-                <w:sz w:val="24"/>
-                <w:szCs w:val="24"/>
-                <w:lang w:eastAsia="fr-FR"/>
-              </w:rPr>
-              <w:t>front-end</w:t>
-            </w:r>
-            <w:proofErr w:type="spellEnd"/>
           </w:p>
           <w:p>
             <w:pPr>
@@ -21499,7 +19525,6 @@
                 <w:sz w:val="24"/>
                 <w:szCs w:val="24"/>
               </w:rPr>
-              <w:lastRenderedPageBreak/>
               <w:t>Administrateur système</w:t>
             </w:r>
           </w:p>
@@ -21889,7 +19914,17 @@
                 <w:sz w:val="24"/>
                 <w:szCs w:val="24"/>
               </w:rPr>
-              <w:t>Vérification de la conformité aux exigences, tests fonctionnels et non fonctionnels, détection des bugs.</w:t>
+              <w:t xml:space="preserve">Vérification de la conformité aux exigences, tests </w:t>
+            </w:r>
+            <w:r>
+              <w:rPr>
+                <w:rFonts w:ascii="Times New Roman" w:hAnsi="Times New Roman" w:cs="Times New Roman"/>
+                <w:color w:val="000000" w:themeColor="text1"/>
+                <w:sz w:val="24"/>
+                <w:szCs w:val="24"/>
+              </w:rPr>
+              <w:lastRenderedPageBreak/>
+              <w:t>fonctionnels et non fonctionnels, détection des bugs.</w:t>
             </w:r>
           </w:p>
         </w:tc>
@@ -21915,6 +19950,7 @@
                 <w:sz w:val="24"/>
                 <w:szCs w:val="24"/>
               </w:rPr>
+              <w:lastRenderedPageBreak/>
               <w:t>50 000</w:t>
             </w:r>
           </w:p>
@@ -22544,7 +20580,7 @@
         <w:rPr>
           <w:noProof/>
         </w:rPr>
-        <w:t>5</w:t>
+        <w:t>6</w:t>
       </w:r>
       <w:r>
         <w:rPr>
@@ -22800,6 +20836,7 @@
             <w:r>
               <w:rPr>
                 <w:rFonts w:ascii="Times New Roman" w:eastAsia="Times New Roman" w:hAnsi="Times New Roman" w:cs="Times New Roman"/>
+                <w:noProof/>
                 <w:lang w:eastAsia="fr-FR"/>
               </w:rPr>
               <w:drawing>
@@ -22818,11 +20855,11 @@
                           <pic:cNvPicPr/>
                         </pic:nvPicPr>
                         <pic:blipFill>
-                          <a:blip r:embed="rId18">
+                          <a:blip r:embed="rId19">
                             <a:extLst>
                               <a:ext uri="{BEBA8EAE-BF5A-486C-A8C5-ECC9F3942E4B}">
                                 <a14:imgProps xmlns:a14="http://schemas.microsoft.com/office/drawing/2010/main">
-                                  <a14:imgLayer r:embed="rId19">
+                                  <a14:imgLayer r:embed="rId20">
                                     <a14:imgEffect>
                                       <a14:backgroundRemoval t="10000" b="90000" l="10000" r="90000"/>
                                     </a14:imgEffect>
@@ -22992,6 +21029,7 @@
             <w:r>
               <w:rPr>
                 <w:rFonts w:ascii="Times New Roman" w:eastAsia="Times New Roman" w:hAnsi="Times New Roman" w:cs="Times New Roman"/>
+                <w:noProof/>
                 <w:lang w:eastAsia="fr-FR"/>
               </w:rPr>
               <w:drawing>
@@ -23010,7 +21048,7 @@
                           <pic:cNvPicPr/>
                         </pic:nvPicPr>
                         <pic:blipFill>
-                          <a:blip r:embed="rId20"/>
+                          <a:blip r:embed="rId21"/>
                           <a:stretch>
                             <a:fillRect/>
                           </a:stretch>
@@ -23149,6 +21187,7 @@
                 <w:color w:val="auto"/>
                 <w:lang w:eastAsia="fr-FR"/>
               </w:rPr>
+              <w:lastRenderedPageBreak/>
               <w:t xml:space="preserve">Switch réseau </w:t>
             </w:r>
           </w:p>
@@ -23169,6 +21208,7 @@
             <w:r>
               <w:rPr>
                 <w:rFonts w:ascii="Times New Roman" w:eastAsia="Times New Roman" w:hAnsi="Times New Roman" w:cs="Times New Roman"/>
+                <w:noProof/>
                 <w:lang w:eastAsia="fr-FR"/>
               </w:rPr>
               <w:drawing>
@@ -23187,7 +21227,7 @@
                           <pic:cNvPicPr/>
                         </pic:nvPicPr>
                         <pic:blipFill>
-                          <a:blip r:embed="rId12"/>
+                          <a:blip r:embed="rId13"/>
                           <a:stretch>
                             <a:fillRect/>
                           </a:stretch>
@@ -23341,6 +21381,7 @@
             <w:r>
               <w:rPr>
                 <w:rFonts w:ascii="Times New Roman" w:eastAsia="Times New Roman" w:hAnsi="Times New Roman" w:cs="Times New Roman"/>
+                <w:noProof/>
                 <w:lang w:eastAsia="fr-FR"/>
               </w:rPr>
               <w:drawing>
@@ -23359,7 +21400,7 @@
                           <pic:cNvPicPr/>
                         </pic:nvPicPr>
                         <pic:blipFill>
-                          <a:blip r:embed="rId11"/>
+                          <a:blip r:embed="rId12"/>
                           <a:stretch>
                             <a:fillRect/>
                           </a:stretch>
@@ -23516,6 +21557,7 @@
             <w:r>
               <w:rPr>
                 <w:rFonts w:ascii="Times New Roman" w:eastAsia="Times New Roman" w:hAnsi="Times New Roman" w:cs="Times New Roman"/>
+                <w:noProof/>
                 <w:lang w:eastAsia="fr-FR"/>
               </w:rPr>
               <w:drawing>
@@ -23534,7 +21576,7 @@
                           <pic:cNvPicPr/>
                         </pic:nvPicPr>
                         <pic:blipFill>
-                          <a:blip r:embed="rId13"/>
+                          <a:blip r:embed="rId14"/>
                           <a:stretch>
                             <a:fillRect/>
                           </a:stretch>
@@ -23668,7 +21710,6 @@
                 <w:color w:val="auto"/>
                 <w:lang w:eastAsia="fr-FR"/>
               </w:rPr>
-              <w:lastRenderedPageBreak/>
               <w:t>Câble réseau RJ45</w:t>
             </w:r>
           </w:p>
@@ -23689,6 +21730,7 @@
             <w:r>
               <w:rPr>
                 <w:rFonts w:ascii="Times New Roman" w:eastAsia="Times New Roman" w:hAnsi="Times New Roman" w:cs="Times New Roman"/>
+                <w:noProof/>
                 <w:lang w:eastAsia="fr-FR"/>
               </w:rPr>
               <w:drawing>
@@ -23707,7 +21749,7 @@
                           <pic:cNvPicPr/>
                         </pic:nvPicPr>
                         <pic:blipFill>
-                          <a:blip r:embed="rId21"/>
+                          <a:blip r:embed="rId22"/>
                           <a:stretch>
                             <a:fillRect/>
                           </a:stretch>
@@ -23864,6 +21906,7 @@
             <w:r>
               <w:rPr>
                 <w:rFonts w:ascii="Times New Roman" w:eastAsia="Times New Roman" w:hAnsi="Times New Roman" w:cs="Times New Roman"/>
+                <w:noProof/>
                 <w:lang w:eastAsia="fr-FR"/>
               </w:rPr>
               <w:drawing>
@@ -23882,7 +21925,7 @@
                           <pic:cNvPicPr/>
                         </pic:nvPicPr>
                         <pic:blipFill>
-                          <a:blip r:embed="rId22"/>
+                          <a:blip r:embed="rId23"/>
                           <a:stretch>
                             <a:fillRect/>
                           </a:stretch>
@@ -24036,6 +22079,7 @@
             <w:r>
               <w:rPr>
                 <w:rFonts w:ascii="Times New Roman" w:eastAsia="Times New Roman" w:hAnsi="Times New Roman" w:cs="Times New Roman"/>
+                <w:noProof/>
                 <w:lang w:eastAsia="fr-FR"/>
               </w:rPr>
               <w:drawing>
@@ -24054,7 +22098,7 @@
                           <pic:cNvPicPr/>
                         </pic:nvPicPr>
                         <pic:blipFill>
-                          <a:blip r:embed="rId23"/>
+                          <a:blip r:embed="rId24"/>
                           <a:stretch>
                             <a:fillRect/>
                           </a:stretch>
@@ -24207,21 +22251,12 @@
                 <w:lang w:eastAsia="fr-FR"/>
               </w:rPr>
             </w:pPr>
-            <w:proofErr w:type="gramStart"/>
             <w:r>
               <w:rPr>
                 <w:rFonts w:ascii="Times New Roman" w:hAnsi="Times New Roman" w:cs="Times New Roman"/>
                 <w:color w:val="auto"/>
               </w:rPr>
-              <w:t>multiprises</w:t>
-            </w:r>
-            <w:proofErr w:type="gramEnd"/>
-            <w:r>
-              <w:rPr>
-                <w:rFonts w:ascii="Times New Roman" w:hAnsi="Times New Roman" w:cs="Times New Roman"/>
-                <w:color w:val="auto"/>
-              </w:rPr>
-              <w:t xml:space="preserve"> </w:t>
+              <w:t xml:space="preserve">multiprises </w:t>
             </w:r>
           </w:p>
         </w:tc>
@@ -24241,6 +22276,7 @@
             <w:r>
               <w:rPr>
                 <w:rFonts w:ascii="Times New Roman" w:eastAsia="Times New Roman" w:hAnsi="Times New Roman" w:cs="Times New Roman"/>
+                <w:noProof/>
                 <w:lang w:eastAsia="fr-FR"/>
               </w:rPr>
               <w:drawing>
@@ -24259,7 +22295,7 @@
                           <pic:cNvPicPr/>
                         </pic:nvPicPr>
                         <pic:blipFill>
-                          <a:blip r:embed="rId24"/>
+                          <a:blip r:embed="rId25"/>
                           <a:stretch>
                             <a:fillRect/>
                           </a:stretch>
@@ -24406,6 +22442,7 @@
             <w:r>
               <w:rPr>
                 <w:rFonts w:ascii="Times New Roman" w:eastAsia="Times New Roman" w:hAnsi="Times New Roman" w:cs="Times New Roman"/>
+                <w:noProof/>
                 <w:lang w:eastAsia="fr-FR"/>
               </w:rPr>
               <w:drawing>
@@ -24424,7 +22461,7 @@
                           <pic:cNvPicPr/>
                         </pic:nvPicPr>
                         <pic:blipFill>
-                          <a:blip r:embed="rId25"/>
+                          <a:blip r:embed="rId26"/>
                           <a:stretch>
                             <a:fillRect/>
                           </a:stretch>
@@ -24554,6 +22591,7 @@
                 <w:rFonts w:ascii="Times New Roman" w:hAnsi="Times New Roman" w:cs="Times New Roman"/>
                 <w:color w:val="auto"/>
               </w:rPr>
+              <w:lastRenderedPageBreak/>
               <w:t>Rame de papiers</w:t>
             </w:r>
           </w:p>
@@ -24574,6 +22612,7 @@
             <w:r>
               <w:rPr>
                 <w:rFonts w:ascii="Times New Roman" w:eastAsia="Times New Roman" w:hAnsi="Times New Roman" w:cs="Times New Roman"/>
+                <w:noProof/>
                 <w:lang w:eastAsia="fr-FR"/>
               </w:rPr>
               <w:drawing>
@@ -24592,7 +22631,7 @@
                           <pic:cNvPicPr/>
                         </pic:nvPicPr>
                         <pic:blipFill>
-                          <a:blip r:embed="rId26"/>
+                          <a:blip r:embed="rId27"/>
                           <a:stretch>
                             <a:fillRect/>
                           </a:stretch>
@@ -24785,55 +22824,6 @@
         <w:t>Source : Mercuriale 2025</w:t>
       </w:r>
     </w:p>
-    <w:p>
-      <w:pPr>
-        <w:rPr>
-          <w:rFonts w:ascii="Times New Roman" w:hAnsi="Times New Roman" w:cs="Times New Roman"/>
-          <w:i/>
-          <w:sz w:val="20"/>
-          <w:szCs w:val="20"/>
-        </w:rPr>
-      </w:pPr>
-    </w:p>
-    <w:p>
-      <w:pPr>
-        <w:rPr>
-          <w:rFonts w:ascii="Times New Roman" w:hAnsi="Times New Roman" w:cs="Times New Roman"/>
-          <w:i/>
-          <w:sz w:val="20"/>
-          <w:szCs w:val="20"/>
-        </w:rPr>
-      </w:pPr>
-    </w:p>
-    <w:p>
-      <w:pPr>
-        <w:rPr>
-          <w:rFonts w:ascii="Times New Roman" w:hAnsi="Times New Roman" w:cs="Times New Roman"/>
-          <w:i/>
-          <w:sz w:val="20"/>
-          <w:szCs w:val="20"/>
-        </w:rPr>
-      </w:pPr>
-    </w:p>
-    <w:p>
-      <w:pPr>
-        <w:rPr>
-          <w:rFonts w:ascii="Times New Roman" w:hAnsi="Times New Roman" w:cs="Times New Roman"/>
-          <w:i/>
-          <w:sz w:val="20"/>
-          <w:szCs w:val="20"/>
-        </w:rPr>
-      </w:pPr>
-    </w:p>
-    <w:p>
-      <w:pPr>
-        <w:rPr>
-          <w:i/>
-          <w:sz w:val="20"/>
-          <w:szCs w:val="20"/>
-        </w:rPr>
-      </w:pPr>
-    </w:p>
     <w:p/>
     <w:p>
       <w:pPr>
@@ -24908,7 +22898,7 @@
         <w:rPr>
           <w:noProof/>
         </w:rPr>
-        <w:t>6</w:t>
+        <w:t>7</w:t>
       </w:r>
       <w:r>
         <w:rPr>
@@ -25096,7 +23086,7 @@
                           </pic:cNvPicPr>
                         </pic:nvPicPr>
                         <pic:blipFill>
-                          <a:blip r:embed="rId27"/>
+                          <a:blip r:embed="rId28"/>
                           <a:stretch>
                             <a:fillRect/>
                           </a:stretch>
@@ -25245,7 +23235,7 @@
                           <pic:cNvPicPr/>
                         </pic:nvPicPr>
                         <pic:blipFill>
-                          <a:blip r:embed="rId28"/>
+                          <a:blip r:embed="rId29"/>
                           <a:stretch>
                             <a:fillRect/>
                           </a:stretch>
@@ -25383,7 +23373,7 @@
                           <pic:cNvPicPr/>
                         </pic:nvPicPr>
                         <pic:blipFill>
-                          <a:blip r:embed="rId29"/>
+                          <a:blip r:embed="rId30"/>
                           <a:stretch>
                             <a:fillRect/>
                           </a:stretch>
@@ -25522,7 +23512,7 @@
                           <pic:cNvPicPr/>
                         </pic:nvPicPr>
                         <pic:blipFill>
-                          <a:blip r:embed="rId30"/>
+                          <a:blip r:embed="rId31"/>
                           <a:stretch>
                             <a:fillRect/>
                           </a:stretch>
@@ -25656,7 +23646,7 @@
             <w:r>
               <w:rPr>
                 <w:rFonts w:ascii="Times New Roman" w:eastAsia="Times New Roman" w:hAnsi="Times New Roman" w:cs="Times New Roman"/>
-                <w:color w:val="auto"/>
+                <w:noProof/>
                 <w:sz w:val="24"/>
                 <w:szCs w:val="24"/>
                 <w:lang w:eastAsia="fr-FR"/>
@@ -25677,7 +23667,7 @@
                           <pic:cNvPicPr/>
                         </pic:nvPicPr>
                         <pic:blipFill>
-                          <a:blip r:embed="rId31"/>
+                          <a:blip r:embed="rId32"/>
                           <a:stretch>
                             <a:fillRect/>
                           </a:stretch>
@@ -25790,6 +23780,7 @@
                 <w:szCs w:val="24"/>
                 <w:lang w:eastAsia="fr-FR"/>
               </w:rPr>
+              <w:lastRenderedPageBreak/>
               <w:t>Sybase PowerAMC 15.1</w:t>
             </w:r>
           </w:p>
@@ -25826,7 +23817,7 @@
                           <pic:cNvPicPr/>
                         </pic:nvPicPr>
                         <pic:blipFill>
-                          <a:blip r:embed="rId32"/>
+                          <a:blip r:embed="rId33"/>
                           <a:stretch>
                             <a:fillRect/>
                           </a:stretch>
@@ -25968,11 +23959,11 @@
                           <pic:cNvPicPr/>
                         </pic:nvPicPr>
                         <pic:blipFill>
-                          <a:blip r:embed="rId33">
+                          <a:blip r:embed="rId34">
                             <a:extLst>
                               <a:ext uri="{BEBA8EAE-BF5A-486C-A8C5-ECC9F3942E4B}">
                                 <a14:imgProps xmlns:a14="http://schemas.microsoft.com/office/drawing/2010/main">
-                                  <a14:imgLayer r:embed="rId34">
+                                  <a14:imgLayer r:embed="rId35">
                                     <a14:imgEffect>
                                       <a14:backgroundRemoval t="10000" b="90000" l="10000" r="90000"/>
                                     </a14:imgEffect>
@@ -26100,11 +24091,11 @@
             <w:r>
               <w:rPr>
                 <w:rFonts w:ascii="Times New Roman" w:eastAsia="Times New Roman" w:hAnsi="Times New Roman" w:cs="Times New Roman"/>
+                <w:noProof/>
                 <w:sz w:val="24"/>
                 <w:szCs w:val="24"/>
                 <w:lang w:eastAsia="fr-FR"/>
               </w:rPr>
-              <w:lastRenderedPageBreak/>
               <w:drawing>
                 <wp:inline distT="0" distB="0" distL="0" distR="0" wp14:anchorId="5A9DFF0E" wp14:editId="7A4E9B9E">
                   <wp:extent cx="869132" cy="759429"/>
@@ -26121,7 +24112,7 @@
                           <pic:cNvPicPr/>
                         </pic:nvPicPr>
                         <pic:blipFill>
-                          <a:blip r:embed="rId35"/>
+                          <a:blip r:embed="rId36"/>
                           <a:stretch>
                             <a:fillRect/>
                           </a:stretch>
@@ -26165,7 +24156,6 @@
                 <w:szCs w:val="24"/>
                 <w:lang w:eastAsia="fr-FR"/>
               </w:rPr>
-              <w:lastRenderedPageBreak/>
               <w:t>Framework de développement des applications multiplateforme</w:t>
             </w:r>
           </w:p>
@@ -26262,7 +24252,7 @@
                           <pic:cNvPicPr/>
                         </pic:nvPicPr>
                         <pic:blipFill>
-                          <a:blip r:embed="rId36"/>
+                          <a:blip r:embed="rId37"/>
                           <a:stretch>
                             <a:fillRect/>
                           </a:stretch>
@@ -26366,20 +24356,8 @@
                 <w:szCs w:val="24"/>
                 <w:lang w:eastAsia="fr-FR"/>
               </w:rPr>
-              <w:t xml:space="preserve">Microsoft </w:t>
+              <w:t>Microsoft edge</w:t>
             </w:r>
-            <w:proofErr w:type="spellStart"/>
-            <w:r>
-              <w:rPr>
-                <w:rFonts w:ascii="Times New Roman" w:eastAsia="Times New Roman" w:hAnsi="Times New Roman" w:cs="Times New Roman"/>
-                <w:color w:val="auto"/>
-                <w:sz w:val="24"/>
-                <w:szCs w:val="24"/>
-                <w:lang w:eastAsia="fr-FR"/>
-              </w:rPr>
-              <w:t>edge</w:t>
-            </w:r>
-            <w:proofErr w:type="spellEnd"/>
           </w:p>
           <w:p>
             <w:pPr>
@@ -26414,7 +24392,7 @@
                           <pic:cNvPicPr/>
                         </pic:nvPicPr>
                         <pic:blipFill>
-                          <a:blip r:embed="rId37"/>
+                          <a:blip r:embed="rId38"/>
                           <a:stretch>
                             <a:fillRect/>
                           </a:stretch>
@@ -26548,8 +24526,7 @@
             <w:r>
               <w:rPr>
                 <w:rFonts w:ascii="Times New Roman" w:eastAsia="Times New Roman" w:hAnsi="Times New Roman" w:cs="Times New Roman"/>
-                <w:b w:val="0"/>
-                <w:bCs w:val="0"/>
+                <w:noProof/>
                 <w:color w:val="000000" w:themeColor="text1"/>
                 <w:sz w:val="24"/>
                 <w:szCs w:val="24"/>
@@ -26571,7 +24548,7 @@
                           <pic:cNvPicPr/>
                         </pic:nvPicPr>
                         <pic:blipFill>
-                          <a:blip r:embed="rId38"/>
+                          <a:blip r:embed="rId39"/>
                           <a:stretch>
                             <a:fillRect/>
                           </a:stretch>
@@ -26700,6 +24677,7 @@
             <w:r>
               <w:rPr>
                 <w:rFonts w:ascii="Times New Roman" w:eastAsia="Times New Roman" w:hAnsi="Times New Roman" w:cs="Times New Roman"/>
+                <w:noProof/>
                 <w:color w:val="000000" w:themeColor="text1"/>
                 <w:sz w:val="24"/>
                 <w:szCs w:val="24"/>
@@ -26721,7 +24699,7 @@
                           <pic:cNvPicPr/>
                         </pic:nvPicPr>
                         <pic:blipFill>
-                          <a:blip r:embed="rId39"/>
+                          <a:blip r:embed="rId40"/>
                           <a:stretch>
                             <a:fillRect/>
                           </a:stretch>
@@ -26929,6 +24907,7 @@
             <w:r>
               <w:rPr>
                 <w:rFonts w:ascii="Times New Roman" w:eastAsia="Times New Roman" w:hAnsi="Times New Roman" w:cs="Times New Roman"/>
+                <w:noProof/>
                 <w:color w:val="000000" w:themeColor="text1"/>
                 <w:sz w:val="24"/>
                 <w:szCs w:val="24"/>
@@ -26950,7 +24929,7 @@
                           <pic:cNvPicPr/>
                         </pic:nvPicPr>
                         <pic:blipFill>
-                          <a:blip r:embed="rId40"/>
+                          <a:blip r:embed="rId41"/>
                           <a:stretch>
                             <a:fillRect/>
                           </a:stretch>
@@ -27160,83 +25139,6 @@
     </w:p>
     <w:p>
       <w:pPr>
-        <w:rPr>
-          <w:rFonts w:ascii="Times New Roman" w:hAnsi="Times New Roman" w:cs="Times New Roman"/>
-          <w:i/>
-          <w:color w:val="000000" w:themeColor="text1"/>
-          <w:sz w:val="20"/>
-          <w:szCs w:val="20"/>
-        </w:rPr>
-      </w:pPr>
-    </w:p>
-    <w:p>
-      <w:pPr>
-        <w:rPr>
-          <w:rFonts w:ascii="Times New Roman" w:hAnsi="Times New Roman" w:cs="Times New Roman"/>
-          <w:i/>
-          <w:color w:val="000000" w:themeColor="text1"/>
-          <w:sz w:val="20"/>
-          <w:szCs w:val="20"/>
-        </w:rPr>
-      </w:pPr>
-    </w:p>
-    <w:p>
-      <w:pPr>
-        <w:rPr>
-          <w:rFonts w:ascii="Times New Roman" w:hAnsi="Times New Roman" w:cs="Times New Roman"/>
-          <w:i/>
-          <w:color w:val="000000" w:themeColor="text1"/>
-          <w:sz w:val="20"/>
-          <w:szCs w:val="20"/>
-        </w:rPr>
-      </w:pPr>
-    </w:p>
-    <w:p>
-      <w:pPr>
-        <w:rPr>
-          <w:rFonts w:ascii="Times New Roman" w:hAnsi="Times New Roman" w:cs="Times New Roman"/>
-          <w:i/>
-          <w:color w:val="000000" w:themeColor="text1"/>
-          <w:sz w:val="20"/>
-          <w:szCs w:val="20"/>
-        </w:rPr>
-      </w:pPr>
-    </w:p>
-    <w:p>
-      <w:pPr>
-        <w:rPr>
-          <w:rFonts w:ascii="Times New Roman" w:hAnsi="Times New Roman" w:cs="Times New Roman"/>
-          <w:i/>
-          <w:color w:val="000000" w:themeColor="text1"/>
-          <w:sz w:val="20"/>
-          <w:szCs w:val="20"/>
-        </w:rPr>
-      </w:pPr>
-    </w:p>
-    <w:p>
-      <w:pPr>
-        <w:rPr>
-          <w:rFonts w:ascii="Times New Roman" w:hAnsi="Times New Roman" w:cs="Times New Roman"/>
-          <w:i/>
-          <w:color w:val="000000" w:themeColor="text1"/>
-          <w:sz w:val="20"/>
-          <w:szCs w:val="20"/>
-        </w:rPr>
-      </w:pPr>
-    </w:p>
-    <w:p>
-      <w:pPr>
-        <w:rPr>
-          <w:rFonts w:ascii="Times New Roman" w:hAnsi="Times New Roman" w:cs="Times New Roman"/>
-          <w:i/>
-          <w:color w:val="000000" w:themeColor="text1"/>
-          <w:sz w:val="20"/>
-          <w:szCs w:val="20"/>
-        </w:rPr>
-      </w:pPr>
-    </w:p>
-    <w:p>
-      <w:pPr>
         <w:pStyle w:val="Titre3"/>
         <w:numPr>
           <w:ilvl w:val="0"/>
@@ -27308,7 +25210,7 @@
         <w:rPr>
           <w:noProof/>
         </w:rPr>
-        <w:t>7</w:t>
+        <w:t>8</w:t>
       </w:r>
       <w:r>
         <w:rPr>
@@ -28419,8 +26321,8 @@
     </w:p>
     <w:p/>
     <w:sectPr>
-      <w:headerReference w:type="default" r:id="rId41"/>
-      <w:footerReference w:type="default" r:id="rId42"/>
+      <w:headerReference w:type="default" r:id="rId42"/>
+      <w:footerReference w:type="default" r:id="rId43"/>
       <w:pgSz w:w="11906" w:h="16838"/>
       <w:pgMar w:top="1417" w:right="1417" w:bottom="1417" w:left="1417" w:header="708" w:footer="708" w:gutter="0"/>
       <w:cols w:space="708"/>
@@ -28776,21 +26678,12 @@
                               <w:b/>
                             </w:rPr>
                           </w:pPr>
-                          <w:proofErr w:type="gramStart"/>
                           <w:r>
                             <w:rPr>
                               <w:rFonts w:ascii="Times New Roman" w:hAnsi="Times New Roman" w:cs="Times New Roman"/>
                               <w:b/>
                             </w:rPr>
-                            <w:t>à</w:t>
-                          </w:r>
-                          <w:proofErr w:type="gramEnd"/>
-                          <w:r>
-                            <w:rPr>
-                              <w:rFonts w:ascii="Times New Roman" w:hAnsi="Times New Roman" w:cs="Times New Roman"/>
-                              <w:b/>
-                            </w:rPr>
-                            <w:t xml:space="preserve"> l’IAI-Cameroun Centre d’Ex</w:t>
+                            <w:t>à l’IAI-Cameroun Centre d’Ex</w:t>
                           </w:r>
                           <w:r>
                             <w:rPr>
@@ -28884,21 +26777,12 @@
                         <w:b/>
                       </w:rPr>
                     </w:pPr>
-                    <w:proofErr w:type="gramStart"/>
                     <w:r>
                       <w:rPr>
                         <w:rFonts w:ascii="Times New Roman" w:hAnsi="Times New Roman" w:cs="Times New Roman"/>
                         <w:b/>
                       </w:rPr>
-                      <w:t>à</w:t>
-                    </w:r>
-                    <w:proofErr w:type="gramEnd"/>
-                    <w:r>
-                      <w:rPr>
-                        <w:rFonts w:ascii="Times New Roman" w:hAnsi="Times New Roman" w:cs="Times New Roman"/>
-                        <w:b/>
-                      </w:rPr>
-                      <w:t xml:space="preserve"> l’IAI-Cameroun Centre d’Ex</w:t>
+                      <w:t>à l’IAI-Cameroun Centre d’Ex</w:t>
                     </w:r>
                     <w:r>
                       <w:rPr>
@@ -29328,21 +27212,12 @@
                               <w:b/>
                             </w:rPr>
                           </w:pPr>
-                          <w:proofErr w:type="gramStart"/>
                           <w:r>
                             <w:rPr>
                               <w:rFonts w:ascii="Times New Roman" w:hAnsi="Times New Roman" w:cs="Times New Roman"/>
                               <w:b/>
                             </w:rPr>
-                            <w:t>à</w:t>
-                          </w:r>
-                          <w:proofErr w:type="gramEnd"/>
-                          <w:r>
-                            <w:rPr>
-                              <w:rFonts w:ascii="Times New Roman" w:hAnsi="Times New Roman" w:cs="Times New Roman"/>
-                              <w:b/>
-                            </w:rPr>
-                            <w:t xml:space="preserve"> l’IAI-Cameroun Centre d’Ex</w:t>
+                            <w:t>à l’IAI-Cameroun Centre d’Ex</w:t>
                           </w:r>
                           <w:r>
                             <w:rPr>
@@ -29436,21 +27311,12 @@
                         <w:b/>
                       </w:rPr>
                     </w:pPr>
-                    <w:proofErr w:type="gramStart"/>
                     <w:r>
                       <w:rPr>
                         <w:rFonts w:ascii="Times New Roman" w:hAnsi="Times New Roman" w:cs="Times New Roman"/>
                         <w:b/>
                       </w:rPr>
-                      <w:t>à</w:t>
-                    </w:r>
-                    <w:proofErr w:type="gramEnd"/>
-                    <w:r>
-                      <w:rPr>
-                        <w:rFonts w:ascii="Times New Roman" w:hAnsi="Times New Roman" w:cs="Times New Roman"/>
-                        <w:b/>
-                      </w:rPr>
-                      <w:t xml:space="preserve"> l’IAI-Cameroun Centre d’Ex</w:t>
+                      <w:t>à l’IAI-Cameroun Centre d’Ex</w:t>
                     </w:r>
                     <w:r>
                       <w:rPr>
@@ -29805,18 +27671,7 @@
                               <w:sz w:val="24"/>
                               <w:szCs w:val="24"/>
                             </w:rPr>
-                            <w:t xml:space="preserve">des réseaux informatiques avec alertes : Cas de </w:t>
-                          </w:r>
-                          <w:proofErr w:type="spellStart"/>
-                          <w:r>
-                            <w:rPr>
-                              <w:rFonts w:ascii="Times New Roman" w:hAnsi="Times New Roman" w:cs="Times New Roman"/>
-                              <w:b/>
-                              <w:bCs/>
-                              <w:sz w:val="24"/>
-                              <w:szCs w:val="24"/>
-                            </w:rPr>
-                            <w:t>F</w:t>
+                            <w:t>des réseaux informatiques avec alertes : Cas de F</w:t>
                           </w:r>
                           <w:r>
                             <w:rPr>
@@ -29828,7 +27683,6 @@
                             </w:rPr>
                             <w:t>lysoft</w:t>
                           </w:r>
-                          <w:proofErr w:type="spellEnd"/>
                           <w:r>
                             <w:rPr>
                               <w:rFonts w:ascii="Times New Roman" w:hAnsi="Times New Roman" w:cs="Times New Roman"/>
@@ -29916,18 +27770,7 @@
                         <w:sz w:val="24"/>
                         <w:szCs w:val="24"/>
                       </w:rPr>
-                      <w:t xml:space="preserve">des réseaux informatiques avec alertes : Cas de </w:t>
-                    </w:r>
-                    <w:proofErr w:type="spellStart"/>
-                    <w:r>
-                      <w:rPr>
-                        <w:rFonts w:ascii="Times New Roman" w:hAnsi="Times New Roman" w:cs="Times New Roman"/>
-                        <w:b/>
-                        <w:bCs/>
-                        <w:sz w:val="24"/>
-                        <w:szCs w:val="24"/>
-                      </w:rPr>
-                      <w:t>F</w:t>
+                      <w:t>des réseaux informatiques avec alertes : Cas de F</w:t>
                     </w:r>
                     <w:r>
                       <w:rPr>
@@ -29939,7 +27782,6 @@
                       </w:rPr>
                       <w:t>lysoft</w:t>
                     </w:r>
-                    <w:proofErr w:type="spellEnd"/>
                     <w:r>
                       <w:rPr>
                         <w:rFonts w:ascii="Times New Roman" w:hAnsi="Times New Roman" w:cs="Times New Roman"/>
@@ -30292,18 +28134,7 @@
                               <w:sz w:val="24"/>
                               <w:szCs w:val="24"/>
                             </w:rPr>
-                            <w:t xml:space="preserve">Conception et mise en œuvre d'un système de supervision et de surveillance des réseaux informatiques avec alertes : Cas de </w:t>
-                          </w:r>
-                          <w:proofErr w:type="spellStart"/>
-                          <w:r>
-                            <w:rPr>
-                              <w:rFonts w:ascii="Times New Roman" w:hAnsi="Times New Roman" w:cs="Times New Roman"/>
-                              <w:b/>
-                              <w:bCs/>
-                              <w:sz w:val="24"/>
-                              <w:szCs w:val="24"/>
-                            </w:rPr>
-                            <w:t>F</w:t>
+                            <w:t>Conception et mise en œuvre d'un système de supervision et de surveillance des réseaux informatiques avec alertes : Cas de F</w:t>
                           </w:r>
                           <w:r>
                             <w:rPr>
@@ -30315,7 +28146,6 @@
                             </w:rPr>
                             <w:t>lysoft</w:t>
                           </w:r>
-                          <w:proofErr w:type="spellEnd"/>
                           <w:r>
                             <w:rPr>
                               <w:rFonts w:ascii="Times New Roman" w:hAnsi="Times New Roman" w:cs="Times New Roman"/>
@@ -30383,18 +28213,7 @@
                         <w:sz w:val="24"/>
                         <w:szCs w:val="24"/>
                       </w:rPr>
-                      <w:t xml:space="preserve">Conception et mise en œuvre d'un système de supervision et de surveillance des réseaux informatiques avec alertes : Cas de </w:t>
-                    </w:r>
-                    <w:proofErr w:type="spellStart"/>
-                    <w:r>
-                      <w:rPr>
-                        <w:rFonts w:ascii="Times New Roman" w:hAnsi="Times New Roman" w:cs="Times New Roman"/>
-                        <w:b/>
-                        <w:bCs/>
-                        <w:sz w:val="24"/>
-                        <w:szCs w:val="24"/>
-                      </w:rPr>
-                      <w:t>F</w:t>
+                      <w:t>Conception et mise en œuvre d'un système de supervision et de surveillance des réseaux informatiques avec alertes : Cas de F</w:t>
                     </w:r>
                     <w:r>
                       <w:rPr>
@@ -30406,7 +28225,6 @@
                       </w:rPr>
                       <w:t>lysoft</w:t>
                     </w:r>
-                    <w:proofErr w:type="spellEnd"/>
                     <w:r>
                       <w:rPr>
                         <w:rFonts w:ascii="Times New Roman" w:hAnsi="Times New Roman" w:cs="Times New Roman"/>
@@ -34820,7 +32638,6 @@
   <w:style w:type="character" w:default="1" w:styleId="Policepardfaut">
     <w:name w:val="Default Paragraph Font"/>
     <w:uiPriority w:val="1"/>
-    <w:semiHidden/>
     <w:unhideWhenUsed/>
   </w:style>
   <w:style w:type="table" w:default="1" w:styleId="TableauNormal">
@@ -35851,6 +33668,235 @@
       <w:lang w:eastAsia="fr-FR"/>
     </w:rPr>
   </w:style>
+  <w:style w:type="table" w:styleId="Tableausimple3">
+    <w:name w:val="Plain Table 3"/>
+    <w:basedOn w:val="TableauNormal"/>
+    <w:uiPriority w:val="43"/>
+    <w:rsid w:val="006D103C"/>
+    <w:pPr>
+      <w:spacing w:after="0" w:line="240" w:lineRule="auto"/>
+    </w:pPr>
+    <w:tblPr>
+      <w:tblStyleRowBandSize w:val="1"/>
+      <w:tblStyleColBandSize w:val="1"/>
+    </w:tblPr>
+    <w:tblStylePr w:type="firstRow">
+      <w:rPr>
+        <w:b/>
+        <w:bCs/>
+        <w:caps/>
+      </w:rPr>
+      <w:tblPr/>
+      <w:tcPr>
+        <w:tcBorders>
+          <w:bottom w:val="single" w:sz="4" w:space="0" w:color="7F7F7F" w:themeColor="text1" w:themeTint="80"/>
+        </w:tcBorders>
+      </w:tcPr>
+    </w:tblStylePr>
+    <w:tblStylePr w:type="lastRow">
+      <w:rPr>
+        <w:b/>
+        <w:bCs/>
+        <w:caps/>
+      </w:rPr>
+      <w:tblPr/>
+      <w:tcPr>
+        <w:tcBorders>
+          <w:top w:val="nil"/>
+        </w:tcBorders>
+      </w:tcPr>
+    </w:tblStylePr>
+    <w:tblStylePr w:type="firstCol">
+      <w:rPr>
+        <w:b/>
+        <w:bCs/>
+        <w:caps/>
+      </w:rPr>
+      <w:tblPr/>
+      <w:tcPr>
+        <w:tcBorders>
+          <w:right w:val="single" w:sz="4" w:space="0" w:color="7F7F7F" w:themeColor="text1" w:themeTint="80"/>
+        </w:tcBorders>
+      </w:tcPr>
+    </w:tblStylePr>
+    <w:tblStylePr w:type="lastCol">
+      <w:rPr>
+        <w:b/>
+        <w:bCs/>
+        <w:caps/>
+      </w:rPr>
+      <w:tblPr/>
+      <w:tcPr>
+        <w:tcBorders>
+          <w:left w:val="nil"/>
+        </w:tcBorders>
+      </w:tcPr>
+    </w:tblStylePr>
+    <w:tblStylePr w:type="band1Vert">
+      <w:tblPr/>
+      <w:tcPr>
+        <w:shd w:val="clear" w:color="auto" w:fill="F2F2F2" w:themeFill="background1" w:themeFillShade="F2"/>
+      </w:tcPr>
+    </w:tblStylePr>
+    <w:tblStylePr w:type="band1Horz">
+      <w:tblPr/>
+      <w:tcPr>
+        <w:shd w:val="clear" w:color="auto" w:fill="F2F2F2" w:themeFill="background1" w:themeFillShade="F2"/>
+      </w:tcPr>
+    </w:tblStylePr>
+    <w:tblStylePr w:type="neCell">
+      <w:tblPr/>
+      <w:tcPr>
+        <w:tcBorders>
+          <w:left w:val="nil"/>
+        </w:tcBorders>
+      </w:tcPr>
+    </w:tblStylePr>
+    <w:tblStylePr w:type="nwCell">
+      <w:tblPr/>
+      <w:tcPr>
+        <w:tcBorders>
+          <w:right w:val="nil"/>
+        </w:tcBorders>
+      </w:tcPr>
+    </w:tblStylePr>
+  </w:style>
+  <w:style w:type="table" w:styleId="TableauGrille3-Accentuation2">
+    <w:name w:val="Grid Table 3 Accent 2"/>
+    <w:basedOn w:val="TableauNormal"/>
+    <w:uiPriority w:val="48"/>
+    <w:rsid w:val="006D103C"/>
+    <w:pPr>
+      <w:spacing w:after="0" w:line="240" w:lineRule="auto"/>
+    </w:pPr>
+    <w:tblPr>
+      <w:tblStyleRowBandSize w:val="1"/>
+      <w:tblStyleColBandSize w:val="1"/>
+      <w:tblBorders>
+        <w:top w:val="single" w:sz="4" w:space="0" w:color="F4B083" w:themeColor="accent2" w:themeTint="99"/>
+        <w:left w:val="single" w:sz="4" w:space="0" w:color="F4B083" w:themeColor="accent2" w:themeTint="99"/>
+        <w:bottom w:val="single" w:sz="4" w:space="0" w:color="F4B083" w:themeColor="accent2" w:themeTint="99"/>
+        <w:right w:val="single" w:sz="4" w:space="0" w:color="F4B083" w:themeColor="accent2" w:themeTint="99"/>
+        <w:insideH w:val="single" w:sz="4" w:space="0" w:color="F4B083" w:themeColor="accent2" w:themeTint="99"/>
+        <w:insideV w:val="single" w:sz="4" w:space="0" w:color="F4B083" w:themeColor="accent2" w:themeTint="99"/>
+      </w:tblBorders>
+    </w:tblPr>
+    <w:tblStylePr w:type="firstRow">
+      <w:rPr>
+        <w:b/>
+        <w:bCs/>
+      </w:rPr>
+      <w:tblPr/>
+      <w:tcPr>
+        <w:tcBorders>
+          <w:top w:val="nil"/>
+          <w:left w:val="nil"/>
+          <w:right w:val="nil"/>
+          <w:insideH w:val="nil"/>
+          <w:insideV w:val="nil"/>
+        </w:tcBorders>
+        <w:shd w:val="clear" w:color="auto" w:fill="FFFFFF" w:themeFill="background1"/>
+      </w:tcPr>
+    </w:tblStylePr>
+    <w:tblStylePr w:type="lastRow">
+      <w:rPr>
+        <w:b/>
+        <w:bCs/>
+      </w:rPr>
+      <w:tblPr/>
+      <w:tcPr>
+        <w:tcBorders>
+          <w:left w:val="nil"/>
+          <w:bottom w:val="nil"/>
+          <w:right w:val="nil"/>
+          <w:insideH w:val="nil"/>
+          <w:insideV w:val="nil"/>
+        </w:tcBorders>
+        <w:shd w:val="clear" w:color="auto" w:fill="FFFFFF" w:themeFill="background1"/>
+      </w:tcPr>
+    </w:tblStylePr>
+    <w:tblStylePr w:type="firstCol">
+      <w:pPr>
+        <w:jc w:val="right"/>
+      </w:pPr>
+      <w:rPr>
+        <w:i/>
+        <w:iCs/>
+      </w:rPr>
+      <w:tblPr/>
+      <w:tcPr>
+        <w:tcBorders>
+          <w:top w:val="nil"/>
+          <w:left w:val="nil"/>
+          <w:bottom w:val="nil"/>
+          <w:insideH w:val="nil"/>
+          <w:insideV w:val="nil"/>
+        </w:tcBorders>
+        <w:shd w:val="clear" w:color="auto" w:fill="FFFFFF" w:themeFill="background1"/>
+      </w:tcPr>
+    </w:tblStylePr>
+    <w:tblStylePr w:type="lastCol">
+      <w:rPr>
+        <w:i/>
+        <w:iCs/>
+      </w:rPr>
+      <w:tblPr/>
+      <w:tcPr>
+        <w:tcBorders>
+          <w:top w:val="nil"/>
+          <w:bottom w:val="nil"/>
+          <w:right w:val="nil"/>
+          <w:insideH w:val="nil"/>
+          <w:insideV w:val="nil"/>
+        </w:tcBorders>
+        <w:shd w:val="clear" w:color="auto" w:fill="FFFFFF" w:themeFill="background1"/>
+      </w:tcPr>
+    </w:tblStylePr>
+    <w:tblStylePr w:type="band1Vert">
+      <w:tblPr/>
+      <w:tcPr>
+        <w:shd w:val="clear" w:color="auto" w:fill="FBE4D5" w:themeFill="accent2" w:themeFillTint="33"/>
+      </w:tcPr>
+    </w:tblStylePr>
+    <w:tblStylePr w:type="band1Horz">
+      <w:tblPr/>
+      <w:tcPr>
+        <w:shd w:val="clear" w:color="auto" w:fill="FBE4D5" w:themeFill="accent2" w:themeFillTint="33"/>
+      </w:tcPr>
+    </w:tblStylePr>
+    <w:tblStylePr w:type="neCell">
+      <w:tblPr/>
+      <w:tcPr>
+        <w:tcBorders>
+          <w:bottom w:val="single" w:sz="4" w:space="0" w:color="F4B083" w:themeColor="accent2" w:themeTint="99"/>
+        </w:tcBorders>
+      </w:tcPr>
+    </w:tblStylePr>
+    <w:tblStylePr w:type="nwCell">
+      <w:tblPr/>
+      <w:tcPr>
+        <w:tcBorders>
+          <w:bottom w:val="single" w:sz="4" w:space="0" w:color="F4B083" w:themeColor="accent2" w:themeTint="99"/>
+        </w:tcBorders>
+      </w:tcPr>
+    </w:tblStylePr>
+    <w:tblStylePr w:type="seCell">
+      <w:tblPr/>
+      <w:tcPr>
+        <w:tcBorders>
+          <w:top w:val="single" w:sz="4" w:space="0" w:color="F4B083" w:themeColor="accent2" w:themeTint="99"/>
+        </w:tcBorders>
+      </w:tcPr>
+    </w:tblStylePr>
+    <w:tblStylePr w:type="swCell">
+      <w:tblPr/>
+      <w:tcPr>
+        <w:tcBorders>
+          <w:top w:val="single" w:sz="4" w:space="0" w:color="F4B083" w:themeColor="accent2" w:themeTint="99"/>
+        </w:tcBorders>
+      </w:tcPr>
+    </w:tblStylePr>
+  </w:style>
 </w:styles>
 </file>
 
@@ -36147,4 +34193,16 @@
     </a:ext>
   </a:extLst>
 </a:theme>
+</file>
+
+<file path=customXml/item1.xml><?xml version="1.0" encoding="utf-8"?>
+<b:Sources xmlns:b="http://schemas.openxmlformats.org/officeDocument/2006/bibliography" xmlns="http://schemas.openxmlformats.org/officeDocument/2006/bibliography" SelectedStyle="\APASixthEditionOfficeOnline.xsl" StyleName="APA" Version="6"/>
+</file>
+
+<file path=customXml/itemProps1.xml><?xml version="1.0" encoding="utf-8"?>
+<ds:datastoreItem xmlns:ds="http://schemas.openxmlformats.org/officeDocument/2006/customXml" ds:itemID="{6E287518-5CDB-4273-8531-58656B86A80F}">
+  <ds:schemaRefs>
+    <ds:schemaRef ds:uri="http://schemas.openxmlformats.org/officeDocument/2006/bibliography"/>
+  </ds:schemaRefs>
+</ds:datastoreItem>
 </file>